--- a/reports/me_dox/report_larence_WIP.docx
+++ b/reports/me_dox/report_larence_WIP.docx
@@ -6,12 +6,188 @@
       <w:pPr>
         <w:pStyle w:val="aa"/>
         <w:spacing w:after="120"/>
+        <w:rPr>
+          <w:lang w:val="ru-RU"/>
+        </w:rPr>
       </w:pPr>
       <w:r>
         <w:rPr>
           <w:lang w:val="ru-RU"/>
         </w:rPr>
-        <w:t>ИМПУЛЬСА ЛОРЕНЦА</w:t>
+        <w:t xml:space="preserve">УТОЧНЕНИЕ РЯДА ОРПДЕЛЕНИЙ И ПОДХОДОВ К ПРОВЕДЕНИЮ ЧИСЛЕННЫХ ЭКСПЕРИМЕНТОВ </w:t>
+      </w:r>
+    </w:p>
+    <w:p>
+      <w:pPr>
+        <w:rPr>
+          <w:lang w:val="ru-RU"/>
+        </w:rPr>
+      </w:pPr>
+      <w:r>
+        <w:rPr>
+          <w:lang w:val="ru-RU"/>
+        </w:rPr>
+        <w:t>В рамках исследования рассматривается численная модель системы акустических векторных приёмников (АВП), предназначенной для оценки азимута</w:t>
+      </w:r>
+      <w:r>
+        <w:rPr>
+          <w:lang w:val="ru-RU"/>
+        </w:rPr>
+        <w:t xml:space="preserve"> прихода акустического сигнала.</w:t>
+      </w:r>
+    </w:p>
+    <w:p>
+      <w:pPr>
+        <w:rPr>
+          <w:lang w:val="ru-RU"/>
+        </w:rPr>
+      </w:pPr>
+      <w:r>
+        <w:rPr>
+          <w:lang w:val="ru-RU"/>
+        </w:rPr>
+        <w:t>В процессе разработки модели возникла необходимость уточнения ряда исходных определений и подходов к проведению численных экспериментов.</w:t>
+      </w:r>
+    </w:p>
+    <w:p>
+      <w:pPr>
+        <w:rPr>
+          <w:lang w:val="ru-RU"/>
+        </w:rPr>
+      </w:pPr>
+      <w:r>
+        <w:rPr>
+          <w:lang w:val="ru-RU"/>
+        </w:rPr>
+        <w:t>Данный отчёт предназначен для утвержения опредений и методов анализа.</w:t>
+      </w:r>
+    </w:p>
+    <w:p>
+      <w:pPr>
+        <w:rPr>
+          <w:lang w:val="ru-RU"/>
+        </w:rPr>
+      </w:pPr>
+    </w:p>
+    <w:p>
+      <w:pPr>
+        <w:rPr>
+          <w:b/>
+          <w:lang w:val="ru-RU"/>
+        </w:rPr>
+      </w:pPr>
+      <w:r>
+        <w:rPr>
+          <w:b/>
+          <w:lang w:val="ru-RU"/>
+        </w:rPr>
+        <w:t>1.</w:t>
+      </w:r>
+      <w:r>
+        <w:rPr>
+          <w:b/>
+          <w:lang w:val="ru-RU"/>
+        </w:rPr>
+        <w:t xml:space="preserve"> Воспроизводимость численных экспериментов. Метод Common Random Numbers (CRN)</w:t>
+      </w:r>
+    </w:p>
+    <w:p>
+      <w:pPr>
+        <w:rPr>
+          <w:lang w:val="ru-RU"/>
+        </w:rPr>
+      </w:pPr>
+      <w:r>
+        <w:rPr>
+          <w:lang w:val="ru-RU"/>
+        </w:rPr>
+        <w:t>Для обеспечения воспроизводимости и сопоставимости результатов используетс</w:t>
+      </w:r>
+      <w:r>
+        <w:rPr>
+          <w:lang w:val="ru-RU"/>
+        </w:rPr>
+        <w:t>я метод общих случайных чисел (</w:t>
+      </w:r>
+      <w:r>
+        <w:rPr>
+          <w:lang w:val="ru-RU"/>
+        </w:rPr>
+        <w:t>Common Random Nu</w:t>
+      </w:r>
+      <w:r>
+        <w:rPr>
+          <w:lang w:val="ru-RU"/>
+        </w:rPr>
+        <w:t xml:space="preserve">mbers, CRN). </w:t>
+      </w:r>
+      <w:r>
+        <w:rPr>
+          <w:lang w:val="ru-RU"/>
+        </w:rPr>
+        <w:t>Суть метода заключается в использовании одинаковых исходных псевдослучайных последовательностей при сравнении различных условий моделирования.</w:t>
+      </w:r>
+      <w:r>
+        <w:rPr>
+          <w:lang w:val="ru-RU"/>
+        </w:rPr>
+        <w:t xml:space="preserve"> То есть для одних и тех же значений </w:t>
+      </w:r>
+      <w:r>
+        <w:rPr>
+          <w:i/>
+        </w:rPr>
+        <w:t>seed</w:t>
+      </w:r>
+      <w:r>
+        <w:rPr>
+          <w:lang w:val="ru-RU"/>
+        </w:rPr>
+        <w:t>, кооторые заают начальное внутреннее состояние генератора , будет один и тот же воспроизводимый  результат</w:t>
+      </w:r>
+      <w:r>
+        <w:rPr>
+          <w:lang w:val="ru-RU"/>
+        </w:rPr>
+        <w:t>.</w:t>
+      </w:r>
+    </w:p>
+    <w:p>
+      <w:pPr>
+        <w:rPr>
+          <w:lang w:val="ru-RU"/>
+        </w:rPr>
+      </w:pPr>
+      <w:r>
+        <w:rPr>
+          <w:lang w:val="ru-RU"/>
+        </w:rPr>
+        <w:t>В программной реализации перед расчётом каждой точки исследуемой зависимости генератор случайных чисел повторно инициализируетс</w:t>
+      </w:r>
+      <w:r>
+        <w:rPr>
+          <w:lang w:val="ru-RU"/>
+        </w:rPr>
+        <w:t xml:space="preserve">я фиксированным значением </w:t>
+      </w:r>
+      <w:r>
+        <w:rPr>
+          <w:i/>
+          <w:lang w:val="ru-RU"/>
+        </w:rPr>
+        <w:t>seed</w:t>
+      </w:r>
+      <w:r>
+        <w:rPr>
+          <w:lang w:val="ru-RU"/>
+        </w:rPr>
+        <w:t xml:space="preserve">. При этом внутри каждой точки формируются </w:t>
+      </w:r>
+      <w:r>
+        <w:rPr>
+          <w:i/>
+        </w:rPr>
+        <w:t>K</w:t>
       </w:r>
       <w:r>
         <w:rPr>
@@ -23,14 +199,63 @@
         <w:rPr>
           <w:lang w:val="ru-RU"/>
         </w:rPr>
-        <w:t xml:space="preserve">ДЛЯ ЗАДАЧИ АВП РЕШЕТКИ </w:t>
-      </w:r>
-      <w:bookmarkStart w:id="0" w:name="_GoBack"/>
-      <w:bookmarkEnd w:id="0"/>
+        <w:t>различных реализаций шума.</w:t>
+      </w:r>
+      <w:r>
+        <w:rPr>
+          <w:lang w:val="ru-RU"/>
+        </w:rPr>
+        <w:t xml:space="preserve"> </w:t>
+      </w:r>
+      <w:r>
+        <w:rPr>
+          <w:lang w:val="ru-RU"/>
+        </w:rPr>
+        <w:t>И для каждого из трёх каналов АВП соотвествует отдельный дочерний генератор случайных чисел, что удовлетворяет условию некоррелируемости шумов.</w:t>
+      </w:r>
+    </w:p>
+    <w:p>
+      <w:pPr>
+        <w:rPr>
+          <w:lang w:val="ru-RU"/>
+        </w:rPr>
+      </w:pPr>
+      <w:r>
+        <w:rPr>
+          <w:lang w:val="ru-RU"/>
+        </w:rPr>
+        <w:t>Такой подход позволяет исключить неконтролируемую смену исходных случайных последовательностей при изменении исследуемого параметра и при определённых условиях снизить дисперсию разности сравниваемых статистических оценок.</w:t>
+      </w:r>
+    </w:p>
+    <w:p>
+      <w:pPr>
+        <w:rPr>
+          <w:lang w:val="ru-RU"/>
+        </w:rPr>
+      </w:pPr>
+      <w:r>
+        <w:rPr>
+          <w:lang w:val="ru-RU"/>
+        </w:rPr>
+        <w:t>Этот подход особенно интерсен при исследовании зависимости</w:t>
+      </w:r>
+      <w:r>
+        <w:rPr>
+          <w:lang w:val="ru-RU"/>
+        </w:rPr>
+        <w:t xml:space="preserve"> </w:t>
+      </w:r>
+      <w:r>
+        <w:rPr>
+          <w:lang w:val="ru-RU"/>
+        </w:rPr>
+        <w:t>дисперсии ошибки оценки от истииного азимута. То есть для каждого угла будут одинаковые условия изиерения угла прихода.</w:t>
+      </w:r>
     </w:p>
     <w:p>
       <w:pPr>
         <w:pStyle w:val="21"/>
+        <w:ind w:firstLine="709"/>
         <w:rPr>
           <w:lang w:val="ru-RU"/>
         </w:rPr>
@@ -39,7 +264,8 @@
         <w:rPr>
           <w:lang w:val="ru-RU"/>
         </w:rPr>
-        <w:t>1</w:t>
+        <w:lastRenderedPageBreak/>
+        <w:t>2</w:t>
       </w:r>
       <w:r>
         <w:rPr>
@@ -64,33 +290,408 @@
         <w:rPr>
           <w:lang w:val="ru-RU"/>
         </w:rPr>
-        <w:t xml:space="preserve">Отношение </w:t>
-      </w:r>
-      <w:r>
-        <w:rPr>
-          <w:lang w:val="ru-RU"/>
-        </w:rPr>
-        <w:t>сигнала к шуму</w:t>
-      </w:r>
-      <w:r>
-        <w:rPr>
-          <w:lang w:val="ru-RU"/>
-        </w:rPr>
-        <w:t xml:space="preserve"> зададим</w:t>
-      </w:r>
-      <w:r>
-        <w:rPr>
-          <w:lang w:val="ru-RU"/>
-        </w:rPr>
-        <w:t xml:space="preserve"> через энергию сигнала и математическое ожидание энергии шума на одном интервале наблюдения</w:t>
-      </w:r>
+        <w:t>В изначальной постановки задачи отношение сигнал</w:t>
+      </w:r>
+      <w:r>
+        <w:rPr>
+          <w:lang w:val="ru-RU"/>
+        </w:rPr>
+        <w:t>/</w:t>
+      </w:r>
+      <w:r>
+        <w:rPr>
+          <w:lang w:val="ru-RU"/>
+        </w:rPr>
+        <w:t>шум определялось по сдедующей формуле</w:t>
+      </w:r>
+      <w:r>
+        <w:rPr>
+          <w:lang w:val="ru-RU"/>
+        </w:rPr>
+        <w:t xml:space="preserve">: </w:t>
+      </w:r>
+    </w:p>
+    <w:p>
+      <w:pPr>
+        <w:rPr>
+          <w:lang w:val="ru-RU"/>
+        </w:rPr>
+      </w:pPr>
+      <m:oMathPara>
+        <m:oMath>
+          <m:eqArr>
+            <m:eqArrPr>
+              <m:maxDist m:val="1"/>
+              <m:ctrlPr>
+                <w:rPr>
+                  <w:rFonts w:ascii="Cambria Math" w:hAnsi="Cambria Math"/>
+                  <w:i/>
+                  <w:lang w:val="ru-RU"/>
+                </w:rPr>
+              </m:ctrlPr>
+            </m:eqArrPr>
+            <m:e>
+              <m:r>
+                <w:rPr>
+                  <w:rFonts w:ascii="Cambria Math" w:hAnsi="Cambria Math"/>
+                  <w:lang w:val="ru-RU"/>
+                </w:rPr>
+                <m:t xml:space="preserve">SNR= </m:t>
+              </m:r>
+              <m:f>
+                <m:fPr>
+                  <m:ctrlPr>
+                    <w:rPr>
+                      <w:rFonts w:ascii="Cambria Math" w:hAnsi="Cambria Math"/>
+                      <w:i/>
+                      <w:lang w:val="ru-RU"/>
+                    </w:rPr>
+                  </m:ctrlPr>
+                </m:fPr>
+                <m:num>
+                  <m:sSub>
+                    <m:sSubPr>
+                      <m:ctrlPr>
+                        <w:rPr>
+                          <w:rFonts w:ascii="Cambria Math" w:hAnsi="Cambria Math"/>
+                          <w:i/>
+                          <w:lang w:val="ru-RU"/>
+                        </w:rPr>
+                      </m:ctrlPr>
+                    </m:sSubPr>
+                    <m:e>
+                      <m:sSup>
+                        <m:sSupPr>
+                          <m:ctrlPr>
+                            <w:rPr>
+                              <w:rFonts w:ascii="Cambria Math" w:hAnsi="Cambria Math"/>
+                              <w:i/>
+                              <w:lang w:val="ru-RU"/>
+                            </w:rPr>
+                          </m:ctrlPr>
+                        </m:sSupPr>
+                        <m:e>
+                          <m:r>
+                            <w:rPr>
+                              <w:rFonts w:ascii="Cambria Math" w:hAnsi="Cambria Math"/>
+                              <w:lang w:val="ru-RU"/>
+                            </w:rPr>
+                            <m:t>A</m:t>
+                          </m:r>
+                        </m:e>
+                        <m:sup>
+                          <m:r>
+                            <w:rPr>
+                              <w:rFonts w:ascii="Cambria Math" w:hAnsi="Cambria Math"/>
+                              <w:lang w:val="ru-RU"/>
+                            </w:rPr>
+                            <m:t>2</m:t>
+                          </m:r>
+                        </m:sup>
+                      </m:sSup>
+                    </m:e>
+                    <m:sub>
+                      <m:r>
+                        <w:rPr>
+                          <w:rFonts w:ascii="Cambria Math" w:hAnsi="Cambria Math"/>
+                          <w:lang w:val="ru-RU"/>
+                        </w:rPr>
+                        <m:t>s</m:t>
+                      </m:r>
+                    </m:sub>
+                  </m:sSub>
+                </m:num>
+                <m:den>
+                  <m:sSub>
+                    <m:sSubPr>
+                      <m:ctrlPr>
+                        <w:rPr>
+                          <w:rFonts w:ascii="Cambria Math" w:hAnsi="Cambria Math"/>
+                          <w:i/>
+                          <w:lang w:val="ru-RU"/>
+                        </w:rPr>
+                      </m:ctrlPr>
+                    </m:sSubPr>
+                    <m:e>
+                      <m:sSup>
+                        <m:sSupPr>
+                          <m:ctrlPr>
+                            <w:rPr>
+                              <w:rFonts w:ascii="Cambria Math" w:hAnsi="Cambria Math"/>
+                              <w:i/>
+                              <w:lang w:val="ru-RU"/>
+                            </w:rPr>
+                          </m:ctrlPr>
+                        </m:sSupPr>
+                        <m:e>
+                          <m:r>
+                            <w:rPr>
+                              <w:rFonts w:ascii="Cambria Math" w:hAnsi="Cambria Math"/>
+                              <w:lang w:val="ru-RU"/>
+                            </w:rPr>
+                            <m:t>σ</m:t>
+                          </m:r>
+                        </m:e>
+                        <m:sup>
+                          <m:r>
+                            <w:rPr>
+                              <w:rFonts w:ascii="Cambria Math" w:hAnsi="Cambria Math"/>
+                              <w:lang w:val="ru-RU"/>
+                            </w:rPr>
+                            <m:t>2</m:t>
+                          </m:r>
+                        </m:sup>
+                      </m:sSup>
+                    </m:e>
+                    <m:sub>
+                      <m:r>
+                        <w:rPr>
+                          <w:rFonts w:ascii="Cambria Math" w:hAnsi="Cambria Math"/>
+                          <w:lang w:val="ru-RU"/>
+                        </w:rPr>
+                        <m:t>noise</m:t>
+                      </m:r>
+                    </m:sub>
+                  </m:sSub>
+                </m:den>
+              </m:f>
+              <m:r>
+                <w:rPr>
+                  <w:rFonts w:ascii="Cambria Math" w:hAnsi="Cambria Math"/>
+                  <w:lang w:val="ru-RU"/>
+                </w:rPr>
+                <m:t>#</m:t>
+              </m:r>
+              <m:d>
+                <m:dPr>
+                  <m:ctrlPr>
+                    <w:rPr>
+                      <w:rFonts w:ascii="Cambria Math" w:hAnsi="Cambria Math"/>
+                      <w:i/>
+                      <w:lang w:val="ru-RU"/>
+                    </w:rPr>
+                  </m:ctrlPr>
+                </m:dPr>
+                <m:e>
+                  <m:r>
+                    <w:rPr>
+                      <w:rFonts w:ascii="Cambria Math" w:hAnsi="Cambria Math"/>
+                      <w:lang w:val="ru-RU"/>
+                    </w:rPr>
+                    <m:t>1</m:t>
+                  </m:r>
+                </m:e>
+              </m:d>
+            </m:e>
+          </m:eqArr>
+        </m:oMath>
+      </m:oMathPara>
+    </w:p>
+    <w:p>
+      <w:pPr>
+        <w:rPr>
+          <w:lang w:val="ru-RU"/>
+        </w:rPr>
+      </w:pPr>
+      <m:oMath>
+        <m:sSub>
+          <m:sSubPr>
+            <m:ctrlPr>
+              <w:rPr>
+                <w:rFonts w:ascii="Cambria Math" w:hAnsi="Cambria Math"/>
+                <w:i/>
+                <w:lang w:val="ru-RU"/>
+              </w:rPr>
+            </m:ctrlPr>
+          </m:sSubPr>
+          <m:e>
+            <m:r>
+              <w:rPr>
+                <w:rFonts w:ascii="Cambria Math" w:hAnsi="Cambria Math"/>
+                <w:lang w:val="ru-RU"/>
+              </w:rPr>
+              <m:t>A</m:t>
+            </m:r>
+          </m:e>
+          <m:sub>
+            <m:r>
+              <w:rPr>
+                <w:rFonts w:ascii="Cambria Math" w:hAnsi="Cambria Math"/>
+                <w:lang w:val="ru-RU"/>
+              </w:rPr>
+              <m:t>s</m:t>
+            </m:r>
+          </m:sub>
+        </m:sSub>
+      </m:oMath>
+      <w:r>
+        <w:rPr>
+          <w:lang w:val="ru-RU"/>
+        </w:rPr>
+        <w:t xml:space="preserve">- </w:t>
+      </w:r>
+      <w:r>
+        <w:rPr>
+          <w:lang w:val="ru-RU"/>
+        </w:rPr>
+        <w:t>амплитуда сигнала</w:t>
+      </w:r>
+      <w:r>
+        <w:rPr>
+          <w:lang w:val="ru-RU"/>
+        </w:rPr>
+        <w:t xml:space="preserve">; </w:t>
+      </w:r>
+      <m:oMath>
+        <m:sSub>
+          <m:sSubPr>
+            <m:ctrlPr>
+              <w:rPr>
+                <w:rFonts w:ascii="Cambria Math" w:hAnsi="Cambria Math"/>
+                <w:i/>
+                <w:lang w:val="ru-RU"/>
+              </w:rPr>
+            </m:ctrlPr>
+          </m:sSubPr>
+          <m:e>
+            <m:sSup>
+              <m:sSupPr>
+                <m:ctrlPr>
+                  <w:rPr>
+                    <w:rFonts w:ascii="Cambria Math" w:hAnsi="Cambria Math"/>
+                    <w:i/>
+                    <w:lang w:val="ru-RU"/>
+                  </w:rPr>
+                </m:ctrlPr>
+              </m:sSupPr>
+              <m:e>
+                <m:r>
+                  <w:rPr>
+                    <w:rFonts w:ascii="Cambria Math" w:hAnsi="Cambria Math"/>
+                    <w:lang w:val="ru-RU"/>
+                  </w:rPr>
+                  <m:t>σ</m:t>
+                </m:r>
+              </m:e>
+              <m:sup>
+                <m:r>
+                  <w:rPr>
+                    <w:rFonts w:ascii="Cambria Math" w:hAnsi="Cambria Math"/>
+                    <w:lang w:val="ru-RU"/>
+                  </w:rPr>
+                  <m:t>2</m:t>
+                </m:r>
+              </m:sup>
+            </m:sSup>
+          </m:e>
+          <m:sub>
+            <m:r>
+              <w:rPr>
+                <w:rFonts w:ascii="Cambria Math" w:hAnsi="Cambria Math"/>
+                <w:lang w:val="ru-RU"/>
+              </w:rPr>
+              <m:t>noise</m:t>
+            </m:r>
+          </m:sub>
+        </m:sSub>
+      </m:oMath>
       <w:r>
         <w:rPr>
           <w:lang w:val="ru-RU"/>
         </w:rPr>
         <w:t xml:space="preserve"> </w:t>
       </w:r>
+      <w:r>
+        <w:rPr>
+          <w:lang w:val="ru-RU"/>
+        </w:rPr>
+        <w:t>–</w:t>
+      </w:r>
+      <w:r>
+        <w:rPr>
+          <w:lang w:val="ru-RU"/>
+        </w:rPr>
+        <w:t xml:space="preserve"> </w:t>
+      </w:r>
+      <w:r>
+        <w:rPr>
+          <w:lang w:val="ru-RU"/>
+        </w:rPr>
+        <w:t>диссперсия шума</w:t>
+      </w:r>
+      <w:r>
+        <w:rPr>
+          <w:lang w:val="ru-RU"/>
+        </w:rPr>
+        <w:t>;</w:t>
+      </w:r>
+    </w:p>
+    <w:p>
+      <w:pPr>
+        <w:rPr>
+          <w:lang w:val="ru-RU"/>
+        </w:rPr>
+      </w:pPr>
+      <w:r>
+        <w:rPr>
+          <w:lang w:val="ru-RU"/>
+        </w:rPr>
+        <w:t xml:space="preserve">Данное опреление имеет ограничение по применимости из-за разного определения амплитуды для периодических и импульсных сигналов. Для более универсального определения </w:t>
+      </w:r>
+      <w:r>
+        <w:rPr>
+          <w:lang w:val="ru-RU"/>
+        </w:rPr>
+        <w:t>зададим</w:t>
+      </w:r>
+      <w:r>
+        <w:rPr>
+          <w:lang w:val="ru-RU"/>
+        </w:rPr>
+        <w:t xml:space="preserve"> </w:t>
+      </w:r>
+      <w:r>
+        <w:t>SNR</w:t>
+      </w:r>
+      <w:r>
+        <w:rPr>
+          <w:lang w:val="ru-RU"/>
+        </w:rPr>
+        <w:t xml:space="preserve"> </w:t>
+      </w:r>
+      <w:r>
+        <w:rPr>
+          <w:lang w:val="ru-RU"/>
+        </w:rPr>
+        <w:t>через энергию сигнала и математическое ожидание энергии шума на одном интервале наблюдения</w:t>
+      </w:r>
+      <w:r>
+        <w:rPr>
+          <w:lang w:val="ru-RU"/>
+        </w:rPr>
+        <w:t xml:space="preserve"> </w:t>
+      </w:r>
       <m:oMath>
+        <m:r>
+          <w:rPr>
+            <w:rFonts w:ascii="Cambria Math" w:hAnsi="Cambria Math"/>
+          </w:rPr>
+          <m:t>t</m:t>
+        </m:r>
+        <m:r>
+          <w:rPr>
+            <w:rFonts w:ascii="Cambria Math" w:hAnsi="Cambria Math"/>
+            <w:lang w:val="ru-RU"/>
+          </w:rPr>
+          <m:t xml:space="preserve"> </m:t>
+        </m:r>
+        <m:r>
+          <w:rPr>
+            <w:rFonts w:ascii="Cambria Math" w:hAnsi="Cambria Math"/>
+            <w:lang w:val="ru-RU"/>
+          </w:rPr>
+          <m:t>∈</m:t>
+        </m:r>
         <m:d>
           <m:dPr>
             <m:begChr m:val="⌊"/>
@@ -283,14 +884,7 @@
                               <w:rFonts w:ascii="Cambria Math" w:hAnsi="Cambria Math"/>
                               <w:szCs w:val="28"/>
                             </w:rPr>
-                            <m:t>n</m:t>
-                          </m:r>
-                          <m:r>
-                            <w:rPr>
-                              <w:rFonts w:ascii="Cambria Math" w:hAnsi="Cambria Math"/>
-                              <w:szCs w:val="28"/>
-                            </w:rPr>
-                            <m:t>oise</m:t>
+                            <m:t>noise</m:t>
                           </m:r>
                         </m:sub>
                       </m:sSub>
@@ -433,14 +1027,7 @@
                       <w:rFonts w:ascii="Cambria Math" w:hAnsi="Cambria Math"/>
                       <w:szCs w:val="28"/>
                     </w:rPr>
-                    <m:t>T</m:t>
-                  </m:r>
-                  <m:r>
-                    <w:rPr>
-                      <w:rFonts w:ascii="Cambria Math" w:hAnsi="Cambria Math"/>
-                      <w:szCs w:val="28"/>
-                    </w:rPr>
-                    <m:t>∙</m:t>
+                    <m:t>T∙</m:t>
                   </m:r>
                   <m:sSup>
                     <m:sSupPr>
@@ -513,7 +1100,7 @@
                     <w:rPr>
                       <w:rFonts w:ascii="Cambria Math" w:hAnsi="Cambria Math"/>
                     </w:rPr>
-                    <m:t>1</m:t>
+                    <m:t>2</m:t>
                   </m:r>
                 </m:e>
               </m:d>
@@ -536,14 +1123,63 @@
         </w:rPr>
         <w:t xml:space="preserve"> </w:t>
       </w:r>
-      <w:r>
-        <w:t>σ</w:t>
-      </w:r>
-      <w:r>
-        <w:rPr>
-          <w:lang w:val="ru-RU"/>
-        </w:rPr>
-        <w:t xml:space="preserve">² — дисперсия </w:t>
+      <m:oMath>
+        <m:sSup>
+          <m:sSupPr>
+            <m:ctrlPr>
+              <w:rPr>
+                <w:rFonts w:ascii="Cambria Math" w:hAnsi="Cambria Math"/>
+              </w:rPr>
+            </m:ctrlPr>
+          </m:sSupPr>
+          <m:e>
+            <m:sSub>
+              <m:sSubPr>
+                <m:ctrlPr>
+                  <w:rPr>
+                    <w:rFonts w:ascii="Cambria Math" w:hAnsi="Cambria Math"/>
+                    <w:i/>
+                    <w:szCs w:val="28"/>
+                  </w:rPr>
+                </m:ctrlPr>
+              </m:sSubPr>
+              <m:e>
+                <m:r>
+                  <w:rPr>
+                    <w:rFonts w:ascii="Cambria Math" w:hAnsi="Cambria Math"/>
+                    <w:szCs w:val="28"/>
+                  </w:rPr>
+                  <m:t>σ</m:t>
+                </m:r>
+              </m:e>
+              <m:sub>
+                <m:r>
+                  <w:rPr>
+                    <w:rFonts w:ascii="Cambria Math" w:hAnsi="Cambria Math"/>
+                    <w:szCs w:val="28"/>
+                  </w:rPr>
+                  <m:t>noise</m:t>
+                </m:r>
+              </m:sub>
+            </m:sSub>
+          </m:e>
+          <m:sup>
+            <m:r>
+              <w:rPr>
+                <w:rFonts w:ascii="Cambria Math" w:hAnsi="Cambria Math"/>
+                <w:szCs w:val="28"/>
+                <w:lang w:val="ru-RU"/>
+              </w:rPr>
+              <m:t>2</m:t>
+            </m:r>
+          </m:sup>
+        </m:sSup>
+      </m:oMath>
+      <w:r>
+        <w:rPr>
+          <w:lang w:val="ru-RU"/>
+        </w:rPr>
+        <w:t xml:space="preserve"> — дисперсия </w:t>
       </w:r>
       <w:r>
         <w:rPr>
@@ -738,6 +1374,13 @@
           <w:szCs w:val="28"/>
           <w:lang w:val="ru-RU"/>
         </w:rPr>
+        <w:t xml:space="preserve"> на интервале наблюдения</w:t>
+      </w:r>
+      <w:r>
+        <w:rPr>
+          <w:szCs w:val="28"/>
+          <w:lang w:val="ru-RU"/>
+        </w:rPr>
         <w:t>.</w:t>
       </w:r>
     </w:p>
@@ -807,7 +1450,7 @@
         <w:rPr>
           <w:lang w:val="ru-RU"/>
         </w:rPr>
-        <w:t xml:space="preserve"> для импульсных сигналов</w:t>
+        <w:t>, имеющий смысл строго для импульсных сигналов</w:t>
       </w:r>
       <w:r>
         <w:rPr>
@@ -1005,7 +1648,7 @@
                     <w:rPr>
                       <w:rFonts w:ascii="Cambria Math" w:hAnsi="Cambria Math"/>
                     </w:rPr>
-                    <m:t>2</m:t>
+                    <m:t>3</m:t>
                   </m:r>
                 </m:e>
               </m:d>
@@ -1024,7 +1667,7 @@
     <w:p>
       <w:pPr>
         <w:keepLines/>
-        <w:spacing w:before="100" w:after="100" w:line="360" w:lineRule="auto"/>
+        <w:spacing w:line="360" w:lineRule="auto"/>
         <w:rPr>
           <w:szCs w:val="28"/>
           <w:lang w:val="ru-RU"/>
@@ -1079,7 +1722,7 @@
           <w:szCs w:val="28"/>
           <w:lang w:val="ru-RU"/>
         </w:rPr>
-        <w:t xml:space="preserve">долю энергии, которая приходится на интервал наблюдения. Этот параматр важно учитывать для корректного сопастовления значений </w:t>
+        <w:t xml:space="preserve">долю энергии, которая приходится на интервал наблюдения. Этот параматр важно учитывать для корректного  значений </w:t>
       </w:r>
       <w:r>
         <w:rPr>
@@ -1105,7 +1748,7 @@
     <w:p>
       <w:pPr>
         <w:keepLines/>
-        <w:spacing w:before="100" w:after="100" w:line="360" w:lineRule="auto"/>
+        <w:spacing w:line="360" w:lineRule="auto"/>
         <w:ind w:firstLine="0"/>
         <w:rPr>
           <w:szCs w:val="28"/>
@@ -1131,7 +1774,21 @@
           <w:szCs w:val="28"/>
           <w:lang w:val="ru-RU"/>
         </w:rPr>
-        <w:t xml:space="preserve"> и вычляеется </w:t>
+        <w:t xml:space="preserve"> и вычляеется</w:t>
+      </w:r>
+      <w:r>
+        <w:rPr>
+          <w:szCs w:val="28"/>
+          <w:lang w:val="ru-RU"/>
+        </w:rPr>
+        <w:t xml:space="preserve"> энергия сигнала</w:t>
+      </w:r>
+      <w:r>
+        <w:rPr>
+          <w:szCs w:val="28"/>
+          <w:lang w:val="ru-RU"/>
+        </w:rPr>
+        <w:t xml:space="preserve"> </w:t>
       </w:r>
       <m:oMath>
         <m:sSub>
@@ -1195,25 +1852,34 @@
           <w:szCs w:val="28"/>
           <w:lang w:val="ru-RU"/>
         </w:rPr>
-        <w:t xml:space="preserve">, которое передается в генератор случайных чисел для генрерации шума. </w:t>
-      </w:r>
-      <w:r>
-        <w:rPr>
-          <w:lang w:val="ru-RU"/>
-        </w:rPr>
-        <w:t>СКО</w:t>
-      </w:r>
-      <w:r>
-        <w:rPr>
-          <w:lang w:val="ru-RU"/>
-        </w:rPr>
-        <w:t xml:space="preserve"> шума </w:t>
-      </w:r>
-      <w:r>
-        <w:rPr>
-          <w:lang w:val="ru-RU"/>
-        </w:rPr>
-        <w:t>рассчитывается по формуле</w:t>
+        <w:t xml:space="preserve">, которое передается в генератор случайных чисел для </w:t>
+      </w:r>
+      <w:r>
+        <w:rPr>
+          <w:szCs w:val="28"/>
+          <w:lang w:val="ru-RU"/>
+        </w:rPr>
+        <w:t>создания</w:t>
+      </w:r>
+      <w:r>
+        <w:rPr>
+          <w:szCs w:val="28"/>
+          <w:lang w:val="ru-RU"/>
+        </w:rPr>
+        <w:t xml:space="preserve"> шума. </w:t>
+      </w:r>
+      <w:r>
+        <w:rPr>
+          <w:szCs w:val="28"/>
+          <w:lang w:val="ru-RU"/>
+        </w:rPr>
+        <w:t xml:space="preserve">Из формулы (2) сдедует </w:t>
+      </w:r>
+      <w:r>
+        <w:rPr>
+          <w:lang w:val="ru-RU"/>
+        </w:rPr>
+        <w:t>выражение</w:t>
       </w:r>
       <w:r>
         <w:rPr>
@@ -1347,14 +2013,7 @@
                           <w:rFonts w:ascii="Cambria Math" w:hAnsi="Cambria Math"/>
                           <w:szCs w:val="28"/>
                         </w:rPr>
-                        <m:t>T</m:t>
-                      </m:r>
-                      <m:r>
-                        <w:rPr>
-                          <w:rFonts w:ascii="Cambria Math" w:hAnsi="Cambria Math"/>
-                          <w:szCs w:val="28"/>
-                        </w:rPr>
-                        <m:t>∙</m:t>
+                        <m:t>T∙</m:t>
                       </m:r>
                       <m:r>
                         <m:rPr>
@@ -1401,6 +2060,7 @@
     <w:p>
       <w:pPr>
         <w:pStyle w:val="21"/>
+        <w:ind w:firstLine="709"/>
         <w:rPr>
           <w:lang w:val="ru-RU"/>
         </w:rPr>
@@ -1409,6 +2069,7 @@
         <w:rPr>
           <w:lang w:val="ru-RU"/>
         </w:rPr>
+        <w:lastRenderedPageBreak/>
         <w:t>2 Импульс и положение его центра</w:t>
       </w:r>
     </w:p>
@@ -1520,14 +2181,7 @@
                       <w:rFonts w:ascii="Cambria Math" w:hAnsi="Cambria Math"/>
                       <w:szCs w:val="28"/>
                     </w:rPr>
-                    <m:t>A</m:t>
-                  </m:r>
-                  <m:r>
-                    <w:rPr>
-                      <w:rFonts w:ascii="Cambria Math" w:hAnsi="Cambria Math"/>
-                      <w:szCs w:val="28"/>
-                    </w:rPr>
-                    <m:t>∙β</m:t>
+                    <m:t>A∙β</m:t>
                   </m:r>
                 </m:num>
                 <m:den>
@@ -1670,7 +2324,6 @@
           <w:szCs w:val="28"/>
           <w:lang w:val="ru-RU"/>
         </w:rPr>
-        <w:lastRenderedPageBreak/>
         <w:t xml:space="preserve"> </w:t>
       </w:r>
       <m:oMath>
@@ -2128,7 +2781,7 @@
                       </m:r>
                       <m:ctrlPr>
                         <w:rPr>
-                          <w:rFonts w:ascii="Cambria Math"/>
+                          <w:rFonts w:ascii="Cambria Math" w:hAnsi="Cambria Math"/>
                           <w:lang w:val="ru-RU"/>
                         </w:rPr>
                       </m:ctrlPr>
@@ -2300,7 +2953,17 @@
           <w:sz w:val="24"/>
           <w:lang w:val="ru-RU"/>
         </w:rPr>
-        <w:t xml:space="preserve">Рисунок 1 — Импульс Лоренца с центром </w:t>
+        <w:t xml:space="preserve">Рисунок 1 </w:t>
+      </w:r>
+      <w:bookmarkStart w:id="0" w:name="_GoBack"/>
+      <w:bookmarkEnd w:id="0"/>
+      <w:r>
+        <w:rPr>
+          <w:b w:val="0"/>
+          <w:sz w:val="24"/>
+          <w:lang w:val="ru-RU"/>
+        </w:rPr>
+        <w:t xml:space="preserve">— Импульс Лоренца с центром </w:t>
       </w:r>
       <w:r>
         <w:rPr>
@@ -3893,7 +4556,7 @@
       <w:rPr>
         <w:noProof/>
       </w:rPr>
-      <w:t>1</w:t>
+      <w:t>8</w:t>
     </w:r>
     <w:r>
       <w:fldChar w:fldCharType="end"/>
@@ -15859,7 +16522,7 @@
 </file>
 
 <file path=customXml/itemProps1.xml><?xml version="1.0" encoding="utf-8"?>
-<ds:datastoreItem xmlns:ds="http://schemas.openxmlformats.org/officeDocument/2006/customXml" ds:itemID="{7B078F8F-085B-496F-949B-795859783A70}">
+<ds:datastoreItem xmlns:ds="http://schemas.openxmlformats.org/officeDocument/2006/customXml" ds:itemID="{BDFBCCAB-6F06-49F1-BD26-B3FC1B744E2D}">
   <ds:schemaRefs>
     <ds:schemaRef ds:uri="http://schemas.openxmlformats.org/officeDocument/2006/bibliography"/>
   </ds:schemaRefs>

--- a/reports/me_dox/report_larence_WIP.docx
+++ b/reports/me_dox/report_larence_WIP.docx
@@ -81,14 +81,7 @@
           <w:b/>
           <w:lang w:val="ru-RU"/>
         </w:rPr>
-        <w:t>1.</w:t>
-      </w:r>
-      <w:r>
-        <w:rPr>
-          <w:b/>
-          <w:lang w:val="ru-RU"/>
-        </w:rPr>
-        <w:t xml:space="preserve"> Воспроизводимость численных экспериментов. Метод Common Random Numbers (CRN)</w:t>
+        <w:t>1. Воспроизводимость численных экспериментов. Метод Common Random Numbers (CRN)</w:t>
       </w:r>
     </w:p>
     <w:p>
@@ -193,19 +186,7 @@
         <w:rPr>
           <w:lang w:val="ru-RU"/>
         </w:rPr>
-        <w:t xml:space="preserve"> </w:t>
-      </w:r>
-      <w:r>
-        <w:rPr>
-          <w:lang w:val="ru-RU"/>
-        </w:rPr>
-        <w:t>различных реализаций шума.</w:t>
-      </w:r>
-      <w:r>
-        <w:rPr>
-          <w:lang w:val="ru-RU"/>
-        </w:rPr>
-        <w:t xml:space="preserve"> </w:t>
+        <w:t xml:space="preserve"> различных реализаций шума. </w:t>
       </w:r>
       <w:r>
         <w:rPr>
@@ -683,14 +664,7 @@
             <w:rFonts w:ascii="Cambria Math" w:hAnsi="Cambria Math"/>
             <w:lang w:val="ru-RU"/>
           </w:rPr>
-          <m:t xml:space="preserve"> </m:t>
-        </m:r>
-        <m:r>
-          <w:rPr>
-            <w:rFonts w:ascii="Cambria Math" w:hAnsi="Cambria Math"/>
-            <w:lang w:val="ru-RU"/>
-          </w:rPr>
-          <m:t>∈</m:t>
+          <m:t xml:space="preserve"> ∈</m:t>
         </m:r>
         <m:d>
           <m:dPr>
@@ -2066,11 +2040,14 @@
         </w:rPr>
       </w:pPr>
       <w:r>
-        <w:rPr>
-          <w:lang w:val="ru-RU"/>
-        </w:rPr>
         <w:lastRenderedPageBreak/>
-        <w:t>2 Импульс и положение его центра</w:t>
+        <w:t>3.</w:t>
+      </w:r>
+      <w:r>
+        <w:rPr>
+          <w:lang w:val="ru-RU"/>
+        </w:rPr>
+        <w:t xml:space="preserve"> Импульс и положение его центра</w:t>
       </w:r>
     </w:p>
     <w:p>
@@ -2828,78 +2805,52 @@
           <w:lang w:val="ru-RU"/>
         </w:rPr>
       </w:pPr>
+      <w:r>
+        <w:rPr>
+          <w:lang w:val="ru-RU"/>
+        </w:rPr>
+        <w:t xml:space="preserve">Смоделированный импульс </w:t>
+      </w:r>
+      <w:r>
+        <w:rPr>
+          <w:lang w:val="ru-RU"/>
+        </w:rPr>
+        <w:t xml:space="preserve">изображен </w:t>
+      </w:r>
+      <w:r>
+        <w:rPr>
+          <w:lang w:val="ru-RU"/>
+        </w:rPr>
+        <w:t>н</w:t>
+      </w:r>
+      <w:r>
+        <w:rPr>
+          <w:lang w:val="ru-RU"/>
+        </w:rPr>
+        <w:t>а</w:t>
+      </w:r>
+      <w:r>
+        <w:rPr>
+          <w:lang w:val="ru-RU"/>
+        </w:rPr>
+        <w:t xml:space="preserve"> рисунке 1</w:t>
+      </w:r>
     </w:p>
     <w:p>
       <w:pPr>
-        <w:rPr>
-          <w:lang w:val="ru-RU"/>
-        </w:rPr>
-      </w:pPr>
-      <w:r>
-        <w:rPr>
-          <w:lang w:val="ru-RU"/>
-        </w:rPr>
-        <w:t>Для симметричного импульса, убывающего от центра, оно максимизирует энергию в записи. При заданных параметрах в окно поп</w:t>
-      </w:r>
-      <w:r>
-        <w:rPr>
-          <w:lang w:val="ru-RU"/>
-        </w:rPr>
-        <w:t xml:space="preserve">адает 99,9713 % полной энергии. Смоделированный импульс </w:t>
-      </w:r>
-      <w:r>
-        <w:rPr>
-          <w:lang w:val="ru-RU"/>
-        </w:rPr>
-        <w:t xml:space="preserve">изображен </w:t>
-      </w:r>
-      <w:r>
-        <w:rPr>
-          <w:lang w:val="ru-RU"/>
-        </w:rPr>
-        <w:t>н</w:t>
-      </w:r>
-      <w:r>
-        <w:rPr>
-          <w:lang w:val="ru-RU"/>
-        </w:rPr>
-        <w:t>а</w:t>
-      </w:r>
-      <w:r>
-        <w:rPr>
-          <w:lang w:val="ru-RU"/>
-        </w:rPr>
-        <w:t xml:space="preserve"> рисунке 1</w:t>
-      </w:r>
-    </w:p>
-    <w:p>
-      <w:pPr>
-        <w:rPr>
-          <w:lang w:val="ru-RU"/>
-        </w:rPr>
-      </w:pPr>
-      <w:r>
-        <w:rPr>
-          <w:lang w:val="ru-RU"/>
-        </w:rPr>
-        <w:br w:type="page"/>
-      </w:r>
-    </w:p>
-    <w:p>
-      <w:pPr>
-        <w:keepNext/>
-        <w:spacing w:line="240" w:lineRule="auto"/>
         <w:ind w:firstLine="0"/>
-        <w:jc w:val="center"/>
+        <w:jc w:val="left"/>
+        <w:rPr>
+          <w:lang w:val="ru-RU"/>
+        </w:rPr>
       </w:pPr>
       <w:r>
         <w:rPr>
           <w:noProof/>
           <w:lang w:val="ru-RU" w:eastAsia="ru-RU"/>
         </w:rPr>
-        <w:lastRenderedPageBreak/>
         <w:drawing>
-          <wp:inline distT="0" distB="0" distL="0" distR="0">
+          <wp:inline distT="0" distB="0" distL="0" distR="0" wp14:anchorId="5831B282" wp14:editId="059A1027">
             <wp:extent cx="5903999" cy="2288372"/>
             <wp:effectExtent l="0" t="0" r="0" b="0"/>
             <wp:docPr id="1" name="Picture 1"/>
@@ -2953,17 +2904,7 @@
           <w:sz w:val="24"/>
           <w:lang w:val="ru-RU"/>
         </w:rPr>
-        <w:t xml:space="preserve">Рисунок 1 </w:t>
-      </w:r>
-      <w:bookmarkStart w:id="0" w:name="_GoBack"/>
-      <w:bookmarkEnd w:id="0"/>
-      <w:r>
-        <w:rPr>
-          <w:b w:val="0"/>
-          <w:sz w:val="24"/>
-          <w:lang w:val="ru-RU"/>
-        </w:rPr>
-        <w:t xml:space="preserve">— Импульс Лоренца с центром </w:t>
+        <w:t xml:space="preserve">Рисунок 1 — Импульс Лоренца с центром </w:t>
       </w:r>
       <w:r>
         <w:rPr>
@@ -3026,6 +2967,7 @@
           <w:noProof/>
           <w:lang w:val="ru-RU" w:eastAsia="ru-RU"/>
         </w:rPr>
+        <w:lastRenderedPageBreak/>
         <w:drawing>
           <wp:inline distT="0" distB="0" distL="0" distR="0">
             <wp:extent cx="5932805" cy="4572000"/>
@@ -3093,7 +3035,1031 @@
     </w:p>
     <w:p>
       <w:pPr>
+        <w:ind w:firstLine="0"/>
+        <w:rPr>
+          <w:b/>
+          <w:lang w:val="ru-RU"/>
+        </w:rPr>
+      </w:pPr>
+      <w:r>
+        <w:rPr>
+          <w:b/>
+        </w:rPr>
+        <w:t xml:space="preserve">4. </w:t>
+      </w:r>
+      <w:r>
+        <w:rPr>
+          <w:b/>
+          <w:lang w:val="ru-RU"/>
+        </w:rPr>
+        <w:t>Спектральные харакетристики импульсных сигналов</w:t>
+      </w:r>
+    </w:p>
+    <w:p>
+      <w:pPr>
+        <w:pStyle w:val="aff9"/>
+        <w:spacing w:before="0" w:beforeAutospacing="0" w:after="0" w:afterAutospacing="0" w:line="360" w:lineRule="auto"/>
+        <w:ind w:firstLine="720"/>
+        <w:jc w:val="both"/>
+        <w:rPr>
+          <w:sz w:val="28"/>
+          <w:szCs w:val="28"/>
+        </w:rPr>
+      </w:pPr>
+      <w:r>
+        <w:rPr>
+          <w:sz w:val="28"/>
+          <w:szCs w:val="28"/>
+        </w:rPr>
+        <w:t>Гармонический сигнал хара</w:t>
+      </w:r>
+      <w:r>
+        <w:rPr>
+          <w:sz w:val="28"/>
+          <w:szCs w:val="28"/>
+        </w:rPr>
+        <w:t xml:space="preserve">ктеризуется одной частотой </w:t>
+      </w:r>
+      <m:oMath>
+        <m:sSub>
+          <m:sSubPr>
+            <m:ctrlPr>
+              <w:rPr>
+                <w:rFonts w:ascii="Cambria Math" w:hAnsi="Cambria Math"/>
+                <w:i/>
+                <w:sz w:val="28"/>
+                <w:szCs w:val="28"/>
+              </w:rPr>
+            </m:ctrlPr>
+          </m:sSubPr>
+          <m:e>
+            <m:r>
+              <w:rPr>
+                <w:rFonts w:ascii="Cambria Math" w:hAnsi="Cambria Math"/>
+                <w:sz w:val="28"/>
+                <w:szCs w:val="28"/>
+                <w:lang w:val="en-US"/>
+              </w:rPr>
+              <m:t>f</m:t>
+            </m:r>
+          </m:e>
+          <m:sub>
+            <m:r>
+              <w:rPr>
+                <w:rFonts w:ascii="Cambria Math" w:hAnsi="Cambria Math"/>
+                <w:sz w:val="28"/>
+                <w:szCs w:val="28"/>
+              </w:rPr>
+              <m:t>0</m:t>
+            </m:r>
+          </m:sub>
+        </m:sSub>
+      </m:oMath>
+      <w:r>
+        <w:rPr>
+          <w:sz w:val="28"/>
+          <w:szCs w:val="28"/>
+        </w:rPr>
+        <w:t>, тогда как импульсный сигнал обладает непрерывным спектром, который невозможно полностью охарактеризовать одной частотой. Для количественного описания спектральных свойств импул</w:t>
+      </w:r>
+      <w:bookmarkStart w:id="0" w:name="_GoBack"/>
+      <w:bookmarkEnd w:id="0"/>
+      <w:r>
+        <w:rPr>
+          <w:sz w:val="28"/>
+          <w:szCs w:val="28"/>
+        </w:rPr>
+        <w:t xml:space="preserve">ьса могут использоваться различные характеристики, в частности среднеквадратичная частота </w:t>
+      </w:r>
+      <m:oMath>
+        <m:sSub>
+          <m:sSubPr>
+            <m:ctrlPr>
+              <w:rPr>
+                <w:rFonts w:ascii="Cambria Math" w:hAnsi="Cambria Math"/>
+                <w:i/>
+              </w:rPr>
+            </m:ctrlPr>
+          </m:sSubPr>
+          <m:e>
+            <m:r>
+              <w:rPr>
+                <w:rFonts w:ascii="Cambria Math" w:hAnsi="Cambria Math"/>
+              </w:rPr>
+              <m:t>f</m:t>
+            </m:r>
+          </m:e>
+          <m:sub>
+            <m:r>
+              <w:rPr>
+                <w:rFonts w:ascii="Cambria Math" w:hAnsi="Cambria Math"/>
+              </w:rPr>
+              <m:t>RMS</m:t>
+            </m:r>
+          </m:sub>
+        </m:sSub>
+      </m:oMath>
+      <w:r>
+        <w:rPr>
+          <w:sz w:val="28"/>
+          <w:szCs w:val="28"/>
+        </w:rPr>
+        <w:t>.</w:t>
+      </w:r>
+    </w:p>
+    <w:p>
+      <w:pPr>
+        <w:pStyle w:val="aff9"/>
+        <w:spacing w:before="0" w:beforeAutospacing="0" w:after="0" w:afterAutospacing="0" w:line="360" w:lineRule="auto"/>
+        <w:ind w:firstLine="720"/>
+        <w:jc w:val="both"/>
+      </w:pPr>
+      <w:r>
+        <w:rPr>
+          <w:sz w:val="28"/>
+          <w:szCs w:val="28"/>
+        </w:rPr>
+        <w:t>В рамках настоящего исследования рассмотрим среднеквадратичную частоту, поскольку она учитывает распределение энергии сигнала по спектру с весом, пропорциональным квадрату частоты, и связана с чувствительностью сигнала к малым временным сдвигам. Последнее представляет интерес при исследовании системы АВП, поскольку сигналы на разных приёмниках характеризуются различными временны́ми задержками</w:t>
+      </w:r>
+      <w:r>
+        <w:t>.</w:t>
+      </w:r>
+    </w:p>
+    <w:p>
+      <w:pPr>
+        <w:ind w:firstLine="0"/>
+        <w:rPr>
+          <w:lang w:val="ru-RU"/>
+        </w:rPr>
+      </w:pPr>
+    </w:p>
+    <w:p>
+      <w:pPr>
+        <w:ind w:firstLine="0"/>
+        <w:jc w:val="center"/>
+        <w:rPr>
+          <w:lang w:val="ru-RU"/>
+        </w:rPr>
+      </w:pPr>
+    </w:p>
+    <w:p>
+      <w:pPr>
+        <w:ind w:firstLine="0"/>
+        <w:jc w:val="center"/>
+      </w:pPr>
+      <m:oMathPara>
+        <m:oMath>
+          <m:eqArr>
+            <m:eqArrPr>
+              <m:maxDist m:val="1"/>
+              <m:ctrlPr>
+                <w:rPr>
+                  <w:rFonts w:ascii="Cambria Math" w:hAnsi="Cambria Math"/>
+                  <w:i/>
+                </w:rPr>
+              </m:ctrlPr>
+            </m:eqArrPr>
+            <m:e>
+              <m:acc>
+                <m:accPr>
+                  <m:chr m:val="̃"/>
+                  <m:ctrlPr>
+                    <w:rPr>
+                      <w:rFonts w:ascii="Cambria Math" w:hAnsi="Cambria Math"/>
+                      <w:i/>
+                    </w:rPr>
+                  </m:ctrlPr>
+                </m:accPr>
+                <m:e>
+                  <m:r>
+                    <w:rPr>
+                      <w:rFonts w:ascii="Cambria Math" w:hAnsi="Cambria Math"/>
+                    </w:rPr>
+                    <m:t>s</m:t>
+                  </m:r>
+                </m:e>
+              </m:acc>
+              <m:d>
+                <m:dPr>
+                  <m:ctrlPr>
+                    <w:rPr>
+                      <w:rFonts w:ascii="Cambria Math" w:hAnsi="Cambria Math"/>
+                      <w:i/>
+                    </w:rPr>
+                  </m:ctrlPr>
+                </m:dPr>
+                <m:e>
+                  <m:r>
+                    <w:rPr>
+                      <w:rFonts w:ascii="Cambria Math" w:hAnsi="Cambria Math"/>
+                    </w:rPr>
+                    <m:t>f</m:t>
+                  </m:r>
+                </m:e>
+              </m:d>
+              <m:r>
+                <w:rPr>
+                  <w:rFonts w:ascii="Cambria Math" w:hAnsi="Cambria Math"/>
+                </w:rPr>
+                <m:t xml:space="preserve">= </m:t>
+              </m:r>
+              <m:nary>
+                <m:naryPr>
+                  <m:limLoc m:val="subSup"/>
+                  <m:ctrlPr>
+                    <w:rPr>
+                      <w:rFonts w:ascii="Cambria Math" w:hAnsi="Cambria Math"/>
+                      <w:i/>
+                    </w:rPr>
+                  </m:ctrlPr>
+                </m:naryPr>
+                <m:sub>
+                  <m:r>
+                    <w:rPr>
+                      <w:rFonts w:ascii="Cambria Math" w:hAnsi="Cambria Math"/>
+                    </w:rPr>
+                    <m:t>0</m:t>
+                  </m:r>
+                </m:sub>
+                <m:sup>
+                  <m:r>
+                    <w:rPr>
+                      <w:rFonts w:ascii="Cambria Math" w:hAnsi="Cambria Math"/>
+                    </w:rPr>
+                    <m:t>T</m:t>
+                  </m:r>
+                </m:sup>
+                <m:e>
+                  <m:r>
+                    <w:rPr>
+                      <w:rFonts w:ascii="Cambria Math" w:hAnsi="Cambria Math"/>
+                    </w:rPr>
+                    <m:t>s</m:t>
+                  </m:r>
+                  <m:d>
+                    <m:dPr>
+                      <m:ctrlPr>
+                        <w:rPr>
+                          <w:rFonts w:ascii="Cambria Math" w:hAnsi="Cambria Math"/>
+                          <w:i/>
+                        </w:rPr>
+                      </m:ctrlPr>
+                    </m:dPr>
+                    <m:e>
+                      <m:r>
+                        <w:rPr>
+                          <w:rFonts w:ascii="Cambria Math" w:hAnsi="Cambria Math"/>
+                        </w:rPr>
+                        <m:t>t</m:t>
+                      </m:r>
+                    </m:e>
+                  </m:d>
+                  <m:sSup>
+                    <m:sSupPr>
+                      <m:ctrlPr>
+                        <w:rPr>
+                          <w:rFonts w:ascii="Cambria Math" w:hAnsi="Cambria Math"/>
+                          <w:i/>
+                        </w:rPr>
+                      </m:ctrlPr>
+                    </m:sSupPr>
+                    <m:e>
+                      <m:r>
+                        <w:rPr>
+                          <w:rFonts w:ascii="Cambria Math" w:hAnsi="Cambria Math"/>
+                        </w:rPr>
+                        <m:t>e</m:t>
+                      </m:r>
+                    </m:e>
+                    <m:sup>
+                      <m:r>
+                        <w:rPr>
+                          <w:rFonts w:ascii="Cambria Math" w:hAnsi="Cambria Math"/>
+                        </w:rPr>
+                        <m:t>-j2πft</m:t>
+                      </m:r>
+                    </m:sup>
+                  </m:sSup>
+                  <m:r>
+                    <w:rPr>
+                      <w:rFonts w:ascii="Cambria Math" w:hAnsi="Cambria Math"/>
+                    </w:rPr>
+                    <m:t>dt</m:t>
+                  </m:r>
+                </m:e>
+              </m:nary>
+              <m:r>
+                <w:rPr>
+                  <w:rFonts w:ascii="Cambria Math" w:hAnsi="Cambria Math"/>
+                </w:rPr>
+                <m:t>#</m:t>
+              </m:r>
+              <m:d>
+                <m:dPr>
+                  <m:ctrlPr>
+                    <w:rPr>
+                      <w:rFonts w:ascii="Cambria Math" w:hAnsi="Cambria Math"/>
+                      <w:i/>
+                    </w:rPr>
+                  </m:ctrlPr>
+                </m:dPr>
+                <m:e>
+                  <m:r>
+                    <w:rPr>
+                      <w:rFonts w:ascii="Cambria Math" w:hAnsi="Cambria Math"/>
+                    </w:rPr>
+                    <m:t>6</m:t>
+                  </m:r>
+                </m:e>
+              </m:d>
+            </m:e>
+          </m:eqArr>
+        </m:oMath>
+      </m:oMathPara>
+    </w:p>
+    <w:p>
+      <w:pPr>
+        <w:ind w:firstLine="0"/>
+        <w:jc w:val="center"/>
+        <w:rPr>
+          <w:lang w:val="ru-RU"/>
+        </w:rPr>
+      </w:pPr>
+    </w:p>
+    <w:p>
+      <w:pPr>
+        <w:ind w:firstLine="0"/>
+        <w:rPr>
+          <w:lang w:val="ru-RU"/>
+        </w:rPr>
+      </w:pPr>
+      <m:oMathPara>
+        <m:oMath>
+          <m:eqArr>
+            <m:eqArrPr>
+              <m:maxDist m:val="1"/>
+              <m:ctrlPr>
+                <w:rPr>
+                  <w:rFonts w:ascii="Cambria Math" w:hAnsi="Cambria Math"/>
+                  <w:i/>
+                  <w:lang w:val="ru-RU"/>
+                </w:rPr>
+              </m:ctrlPr>
+            </m:eqArrPr>
+            <m:e>
+              <m:sSub>
+                <m:sSubPr>
+                  <m:ctrlPr>
+                    <w:rPr>
+                      <w:rFonts w:ascii="Cambria Math" w:hAnsi="Cambria Math"/>
+                      <w:i/>
+                      <w:lang w:val="ru-RU"/>
+                    </w:rPr>
+                  </m:ctrlPr>
+                </m:sSubPr>
+                <m:e>
+                  <m:r>
+                    <w:rPr>
+                      <w:rFonts w:ascii="Cambria Math" w:hAnsi="Cambria Math"/>
+                    </w:rPr>
+                    <m:t>f</m:t>
+                  </m:r>
+                </m:e>
+                <m:sub>
+                  <m:r>
+                    <w:rPr>
+                      <w:rFonts w:ascii="Cambria Math" w:hAnsi="Cambria Math"/>
+                    </w:rPr>
+                    <m:t>RMS</m:t>
+                  </m:r>
+                </m:sub>
+              </m:sSub>
+              <m:r>
+                <w:rPr>
+                  <w:rFonts w:ascii="Cambria Math" w:hAnsi="Cambria Math"/>
+                  <w:lang w:val="ru-RU"/>
+                </w:rPr>
+                <m:t>=</m:t>
+              </m:r>
+              <m:sSup>
+                <m:sSupPr>
+                  <m:ctrlPr>
+                    <w:rPr>
+                      <w:rFonts w:ascii="Cambria Math" w:hAnsi="Cambria Math"/>
+                      <w:i/>
+                      <w:lang w:val="ru-RU"/>
+                    </w:rPr>
+                  </m:ctrlPr>
+                </m:sSupPr>
+                <m:e>
+                  <m:d>
+                    <m:dPr>
+                      <m:begChr m:val="["/>
+                      <m:endChr m:val="]"/>
+                      <m:ctrlPr>
+                        <w:rPr>
+                          <w:rFonts w:ascii="Cambria Math" w:hAnsi="Cambria Math"/>
+                          <w:i/>
+                          <w:lang w:val="ru-RU"/>
+                        </w:rPr>
+                      </m:ctrlPr>
+                    </m:dPr>
+                    <m:e>
+                      <m:f>
+                        <m:fPr>
+                          <m:ctrlPr>
+                            <w:rPr>
+                              <w:rFonts w:ascii="Cambria Math" w:hAnsi="Cambria Math"/>
+                              <w:i/>
+                              <w:lang w:val="ru-RU"/>
+                            </w:rPr>
+                          </m:ctrlPr>
+                        </m:fPr>
+                        <m:num>
+                          <m:nary>
+                            <m:naryPr>
+                              <m:limLoc m:val="subSup"/>
+                              <m:ctrlPr>
+                                <w:rPr>
+                                  <w:rFonts w:ascii="Cambria Math" w:hAnsi="Cambria Math"/>
+                                  <w:i/>
+                                  <w:lang w:val="ru-RU"/>
+                                </w:rPr>
+                              </m:ctrlPr>
+                            </m:naryPr>
+                            <m:sub>
+                              <m:r>
+                                <w:rPr>
+                                  <w:rFonts w:ascii="Cambria Math" w:hAnsi="Cambria Math"/>
+                                  <w:lang w:val="ru-RU"/>
+                                </w:rPr>
+                                <m:t>0</m:t>
+                              </m:r>
+                            </m:sub>
+                            <m:sup>
+                              <m:r>
+                                <w:rPr>
+                                  <w:rFonts w:ascii="Cambria Math" w:hAnsi="Cambria Math"/>
+                                </w:rPr>
+                                <m:t>T</m:t>
+                              </m:r>
+                            </m:sup>
+                            <m:e>
+                              <m:r>
+                                <w:rPr>
+                                  <w:rFonts w:ascii="Cambria Math" w:hAnsi="Cambria Math"/>
+                                  <w:lang w:val="ru-RU"/>
+                                </w:rPr>
+                                <m:t>f</m:t>
+                              </m:r>
+                              <m:sSup>
+                                <m:sSupPr>
+                                  <m:ctrlPr>
+                                    <w:rPr>
+                                      <w:rFonts w:ascii="Cambria Math" w:hAnsi="Cambria Math"/>
+                                      <w:i/>
+                                    </w:rPr>
+                                  </m:ctrlPr>
+                                </m:sSupPr>
+                                <m:e>
+                                  <m:d>
+                                    <m:dPr>
+                                      <m:begChr m:val="|"/>
+                                      <m:endChr m:val="|"/>
+                                      <m:ctrlPr>
+                                        <w:rPr>
+                                          <w:rFonts w:ascii="Cambria Math" w:hAnsi="Cambria Math"/>
+                                          <w:i/>
+                                        </w:rPr>
+                                      </m:ctrlPr>
+                                    </m:dPr>
+                                    <m:e>
+                                      <m:acc>
+                                        <m:accPr>
+                                          <m:chr m:val="̃"/>
+                                          <m:ctrlPr>
+                                            <w:rPr>
+                                              <w:rFonts w:ascii="Cambria Math" w:hAnsi="Cambria Math"/>
+                                              <w:i/>
+                                            </w:rPr>
+                                          </m:ctrlPr>
+                                        </m:accPr>
+                                        <m:e>
+                                          <m:r>
+                                            <w:rPr>
+                                              <w:rFonts w:ascii="Cambria Math" w:hAnsi="Cambria Math"/>
+                                            </w:rPr>
+                                            <m:t>s</m:t>
+                                          </m:r>
+                                        </m:e>
+                                      </m:acc>
+                                      <m:d>
+                                        <m:dPr>
+                                          <m:ctrlPr>
+                                            <w:rPr>
+                                              <w:rFonts w:ascii="Cambria Math" w:hAnsi="Cambria Math"/>
+                                              <w:i/>
+                                            </w:rPr>
+                                          </m:ctrlPr>
+                                        </m:dPr>
+                                        <m:e>
+                                          <m:r>
+                                            <w:rPr>
+                                              <w:rFonts w:ascii="Cambria Math" w:hAnsi="Cambria Math"/>
+                                            </w:rPr>
+                                            <m:t>f</m:t>
+                                          </m:r>
+                                        </m:e>
+                                      </m:d>
+                                    </m:e>
+                                  </m:d>
+                                </m:e>
+                                <m:sup>
+                                  <m:r>
+                                    <w:rPr>
+                                      <w:rFonts w:ascii="Cambria Math" w:hAnsi="Cambria Math"/>
+                                    </w:rPr>
+                                    <m:t>2</m:t>
+                                  </m:r>
+                                </m:sup>
+                              </m:sSup>
+                              <m:r>
+                                <w:rPr>
+                                  <w:rFonts w:ascii="Cambria Math" w:hAnsi="Cambria Math"/>
+                                </w:rPr>
+                                <m:t>df</m:t>
+                              </m:r>
+                            </m:e>
+                          </m:nary>
+                        </m:num>
+                        <m:den>
+                          <m:nary>
+                            <m:naryPr>
+                              <m:limLoc m:val="subSup"/>
+                              <m:ctrlPr>
+                                <w:rPr>
+                                  <w:rFonts w:ascii="Cambria Math" w:hAnsi="Cambria Math"/>
+                                  <w:i/>
+                                  <w:lang w:val="ru-RU"/>
+                                </w:rPr>
+                              </m:ctrlPr>
+                            </m:naryPr>
+                            <m:sub>
+                              <m:r>
+                                <w:rPr>
+                                  <w:rFonts w:ascii="Cambria Math" w:hAnsi="Cambria Math"/>
+                                  <w:lang w:val="ru-RU"/>
+                                </w:rPr>
+                                <m:t>0</m:t>
+                              </m:r>
+                            </m:sub>
+                            <m:sup>
+                              <m:r>
+                                <w:rPr>
+                                  <w:rFonts w:ascii="Cambria Math" w:hAnsi="Cambria Math"/>
+                                </w:rPr>
+                                <m:t>T</m:t>
+                              </m:r>
+                            </m:sup>
+                            <m:e>
+                              <m:sSup>
+                                <m:sSupPr>
+                                  <m:ctrlPr>
+                                    <w:rPr>
+                                      <w:rFonts w:ascii="Cambria Math" w:hAnsi="Cambria Math"/>
+                                      <w:i/>
+                                    </w:rPr>
+                                  </m:ctrlPr>
+                                </m:sSupPr>
+                                <m:e>
+                                  <m:d>
+                                    <m:dPr>
+                                      <m:begChr m:val="|"/>
+                                      <m:endChr m:val="|"/>
+                                      <m:ctrlPr>
+                                        <w:rPr>
+                                          <w:rFonts w:ascii="Cambria Math" w:hAnsi="Cambria Math"/>
+                                          <w:i/>
+                                        </w:rPr>
+                                      </m:ctrlPr>
+                                    </m:dPr>
+                                    <m:e>
+                                      <m:acc>
+                                        <m:accPr>
+                                          <m:chr m:val="̃"/>
+                                          <m:ctrlPr>
+                                            <w:rPr>
+                                              <w:rFonts w:ascii="Cambria Math" w:hAnsi="Cambria Math"/>
+                                              <w:i/>
+                                            </w:rPr>
+                                          </m:ctrlPr>
+                                        </m:accPr>
+                                        <m:e>
+                                          <m:r>
+                                            <w:rPr>
+                                              <w:rFonts w:ascii="Cambria Math" w:hAnsi="Cambria Math"/>
+                                            </w:rPr>
+                                            <m:t>s</m:t>
+                                          </m:r>
+                                        </m:e>
+                                      </m:acc>
+                                      <m:d>
+                                        <m:dPr>
+                                          <m:ctrlPr>
+                                            <w:rPr>
+                                              <w:rFonts w:ascii="Cambria Math" w:hAnsi="Cambria Math"/>
+                                              <w:i/>
+                                            </w:rPr>
+                                          </m:ctrlPr>
+                                        </m:dPr>
+                                        <m:e>
+                                          <m:r>
+                                            <w:rPr>
+                                              <w:rFonts w:ascii="Cambria Math" w:hAnsi="Cambria Math"/>
+                                            </w:rPr>
+                                            <m:t>f</m:t>
+                                          </m:r>
+                                        </m:e>
+                                      </m:d>
+                                    </m:e>
+                                  </m:d>
+                                </m:e>
+                                <m:sup>
+                                  <m:r>
+                                    <w:rPr>
+                                      <w:rFonts w:ascii="Cambria Math" w:hAnsi="Cambria Math"/>
+                                    </w:rPr>
+                                    <m:t>2</m:t>
+                                  </m:r>
+                                </m:sup>
+                              </m:sSup>
+                              <m:r>
+                                <w:rPr>
+                                  <w:rFonts w:ascii="Cambria Math" w:hAnsi="Cambria Math"/>
+                                </w:rPr>
+                                <m:t>df</m:t>
+                              </m:r>
+                            </m:e>
+                          </m:nary>
+                        </m:den>
+                      </m:f>
+                    </m:e>
+                  </m:d>
+                </m:e>
+                <m:sup>
+                  <m:f>
+                    <m:fPr>
+                      <m:type m:val="skw"/>
+                      <m:ctrlPr>
+                        <w:rPr>
+                          <w:rFonts w:ascii="Cambria Math" w:hAnsi="Cambria Math"/>
+                          <w:i/>
+                          <w:lang w:val="ru-RU"/>
+                        </w:rPr>
+                      </m:ctrlPr>
+                    </m:fPr>
+                    <m:num>
+                      <m:r>
+                        <w:rPr>
+                          <w:rFonts w:ascii="Cambria Math" w:hAnsi="Cambria Math"/>
+                          <w:lang w:val="ru-RU"/>
+                        </w:rPr>
+                        <m:t>1</m:t>
+                      </m:r>
+                    </m:num>
+                    <m:den>
+                      <m:r>
+                        <w:rPr>
+                          <w:rFonts w:ascii="Cambria Math" w:hAnsi="Cambria Math"/>
+                          <w:lang w:val="ru-RU"/>
+                        </w:rPr>
+                        <m:t>2</m:t>
+                      </m:r>
+                    </m:den>
+                  </m:f>
+                </m:sup>
+              </m:sSup>
+              <m:r>
+                <w:rPr>
+                  <w:rFonts w:ascii="Cambria Math" w:hAnsi="Cambria Math"/>
+                  <w:lang w:val="ru-RU"/>
+                </w:rPr>
+                <m:t>#</m:t>
+              </m:r>
+              <m:d>
+                <m:dPr>
+                  <m:ctrlPr>
+                    <w:rPr>
+                      <w:rFonts w:ascii="Cambria Math" w:hAnsi="Cambria Math"/>
+                      <w:i/>
+                      <w:lang w:val="ru-RU"/>
+                    </w:rPr>
+                  </m:ctrlPr>
+                </m:dPr>
+                <m:e>
+                  <m:r>
+                    <w:rPr>
+                      <w:rFonts w:ascii="Cambria Math" w:hAnsi="Cambria Math"/>
+                      <w:lang w:val="ru-RU"/>
+                    </w:rPr>
+                    <m:t>7</m:t>
+                  </m:r>
+                </m:e>
+              </m:d>
+            </m:e>
+          </m:eqArr>
+        </m:oMath>
+      </m:oMathPara>
+    </w:p>
+    <w:p>
+      <w:pPr>
+        <w:ind w:firstLine="0"/>
+        <w:rPr>
+          <w:lang w:val="ru-RU"/>
+        </w:rPr>
+      </w:pPr>
+      <m:oMathPara>
+        <m:oMath>
+          <m:eqArr>
+            <m:eqArrPr>
+              <m:maxDist m:val="1"/>
+              <m:ctrlPr>
+                <w:rPr>
+                  <w:rFonts w:ascii="Cambria Math" w:hAnsi="Cambria Math"/>
+                  <w:i/>
+                </w:rPr>
+              </m:ctrlPr>
+            </m:eqArrPr>
+            <m:e>
+              <m:sSub>
+                <m:sSubPr>
+                  <m:ctrlPr>
+                    <w:rPr>
+                      <w:rFonts w:ascii="Cambria Math" w:hAnsi="Cambria Math"/>
+                      <w:i/>
+                      <w:lang w:val="ru-RU"/>
+                    </w:rPr>
+                  </m:ctrlPr>
+                </m:sSubPr>
+                <m:e>
+                  <m:r>
+                    <m:rPr>
+                      <m:sty m:val="p"/>
+                    </m:rPr>
+                    <w:rPr>
+                      <w:rFonts w:ascii="Cambria Math" w:hAnsi="Cambria Math"/>
+                    </w:rPr>
+                    <m:t>λ</m:t>
+                  </m:r>
+                </m:e>
+                <m:sub>
+                  <m:r>
+                    <w:rPr>
+                      <w:rFonts w:ascii="Cambria Math" w:hAnsi="Cambria Math"/>
+                      <w:lang w:val="ru-RU"/>
+                    </w:rPr>
+                    <m:t>RMS</m:t>
+                  </m:r>
+                </m:sub>
+              </m:sSub>
+              <m:r>
+                <w:rPr>
+                  <w:rFonts w:ascii="Cambria Math" w:hAnsi="Cambria Math"/>
+                  <w:lang w:val="ru-RU"/>
+                </w:rPr>
+                <m:t xml:space="preserve">= </m:t>
+              </m:r>
+              <m:f>
+                <m:fPr>
+                  <m:ctrlPr>
+                    <w:rPr>
+                      <w:rFonts w:ascii="Cambria Math" w:hAnsi="Cambria Math"/>
+                      <w:i/>
+                      <w:lang w:val="ru-RU"/>
+                    </w:rPr>
+                  </m:ctrlPr>
+                </m:fPr>
+                <m:num>
+                  <m:r>
+                    <w:rPr>
+                      <w:rFonts w:ascii="Cambria Math" w:hAnsi="Cambria Math"/>
+                      <w:lang w:val="ru-RU"/>
+                    </w:rPr>
+                    <m:t>с</m:t>
+                  </m:r>
+                </m:num>
+                <m:den>
+                  <m:sSub>
+                    <m:sSubPr>
+                      <m:ctrlPr>
+                        <w:rPr>
+                          <w:rFonts w:ascii="Cambria Math" w:hAnsi="Cambria Math"/>
+                          <w:i/>
+                        </w:rPr>
+                      </m:ctrlPr>
+                    </m:sSubPr>
+                    <m:e>
+                      <m:r>
+                        <w:rPr>
+                          <w:rFonts w:ascii="Cambria Math" w:hAnsi="Cambria Math"/>
+                        </w:rPr>
+                        <m:t>f</m:t>
+                      </m:r>
+                    </m:e>
+                    <m:sub>
+                      <m:r>
+                        <w:rPr>
+                          <w:rFonts w:ascii="Cambria Math" w:hAnsi="Cambria Math"/>
+                        </w:rPr>
+                        <m:t>RMS</m:t>
+                      </m:r>
+                    </m:sub>
+                  </m:sSub>
+                </m:den>
+              </m:f>
+              <m:r>
+                <w:rPr>
+                  <w:rFonts w:ascii="Cambria Math" w:hAnsi="Cambria Math"/>
+                  <w:lang w:val="ru-RU"/>
+                </w:rPr>
+                <m:t>#</m:t>
+              </m:r>
+              <m:d>
+                <m:dPr>
+                  <m:ctrlPr>
+                    <w:rPr>
+                      <w:rFonts w:ascii="Cambria Math" w:hAnsi="Cambria Math"/>
+                      <w:i/>
+                    </w:rPr>
+                  </m:ctrlPr>
+                </m:dPr>
+                <m:e>
+                  <m:r>
+                    <w:rPr>
+                      <w:rFonts w:ascii="Cambria Math" w:hAnsi="Cambria Math"/>
+                    </w:rPr>
+                    <m:t>8</m:t>
+                  </m:r>
+                </m:e>
+              </m:d>
+              <m:ctrlPr>
+                <w:rPr>
+                  <w:rFonts w:ascii="Cambria Math" w:hAnsi="Cambria Math"/>
+                  <w:i/>
+                  <w:lang w:val="ru-RU"/>
+                </w:rPr>
+              </m:ctrlPr>
+            </m:e>
+          </m:eqArr>
+        </m:oMath>
+      </m:oMathPara>
+    </w:p>
+    <w:p>
+      <w:pPr>
+        <w:ind w:firstLine="0"/>
+      </w:pPr>
+      <m:oMathPara>
+        <m:oMath>
+          <m:eqArr>
+            <m:eqArrPr>
+              <m:maxDist m:val="1"/>
+              <m:ctrlPr>
+                <w:rPr>
+                  <w:rFonts w:ascii="Cambria Math" w:hAnsi="Cambria Math"/>
+                  <w:i/>
+                </w:rPr>
+              </m:ctrlPr>
+            </m:eqArrPr>
+            <m:e>
+              <m:sSub>
+                <m:sSubPr>
+                  <m:ctrlPr>
+                    <w:rPr>
+                      <w:rFonts w:ascii="Cambria Math" w:hAnsi="Cambria Math"/>
+                      <w:i/>
+                    </w:rPr>
+                  </m:ctrlPr>
+                </m:sSubPr>
+                <m:e>
+                  <m:r>
+                    <w:rPr>
+                      <w:rFonts w:ascii="Cambria Math" w:hAnsi="Cambria Math"/>
+                    </w:rPr>
+                    <m:t>α</m:t>
+                  </m:r>
+                </m:e>
+                <m:sub>
+                  <m:r>
+                    <w:rPr>
+                      <w:rFonts w:ascii="Cambria Math" w:hAnsi="Cambria Math"/>
+                    </w:rPr>
+                    <m:t>RMS</m:t>
+                  </m:r>
+                </m:sub>
+              </m:sSub>
+              <m:r>
+                <w:rPr>
+                  <w:rFonts w:ascii="Cambria Math" w:hAnsi="Cambria Math"/>
+                </w:rPr>
+                <m:t xml:space="preserve">= </m:t>
+              </m:r>
+              <m:f>
+                <m:fPr>
+                  <m:ctrlPr>
+                    <w:rPr>
+                      <w:rFonts w:ascii="Cambria Math" w:hAnsi="Cambria Math"/>
+                      <w:i/>
+                    </w:rPr>
+                  </m:ctrlPr>
+                </m:fPr>
+                <m:num>
+                  <m:sSub>
+                    <m:sSubPr>
+                      <m:ctrlPr>
+                        <w:rPr>
+                          <w:rFonts w:ascii="Cambria Math" w:hAnsi="Cambria Math"/>
+                          <w:i/>
+                          <w:lang w:val="ru-RU"/>
+                        </w:rPr>
+                      </m:ctrlPr>
+                    </m:sSubPr>
+                    <m:e>
+                      <m:r>
+                        <m:rPr>
+                          <m:sty m:val="p"/>
+                        </m:rPr>
+                        <w:rPr>
+                          <w:rFonts w:ascii="Cambria Math" w:hAnsi="Cambria Math"/>
+                        </w:rPr>
+                        <m:t>λ</m:t>
+                      </m:r>
+                    </m:e>
+                    <m:sub>
+                      <m:r>
+                        <w:rPr>
+                          <w:rFonts w:ascii="Cambria Math" w:hAnsi="Cambria Math"/>
+                          <w:lang w:val="ru-RU"/>
+                        </w:rPr>
+                        <m:t>RMS</m:t>
+                      </m:r>
+                    </m:sub>
+                  </m:sSub>
+                </m:num>
+                <m:den>
+                  <m:r>
+                    <w:rPr>
+                      <w:rFonts w:ascii="Cambria Math" w:hAnsi="Cambria Math"/>
+                    </w:rPr>
+                    <m:t>2R</m:t>
+                  </m:r>
+                </m:den>
+              </m:f>
+              <m:r>
+                <w:rPr>
+                  <w:rFonts w:ascii="Cambria Math" w:hAnsi="Cambria Math"/>
+                </w:rPr>
+                <m:t>#</m:t>
+              </m:r>
+              <m:d>
+                <m:dPr>
+                  <m:ctrlPr>
+                    <w:rPr>
+                      <w:rFonts w:ascii="Cambria Math" w:hAnsi="Cambria Math"/>
+                      <w:i/>
+                    </w:rPr>
+                  </m:ctrlPr>
+                </m:dPr>
+                <m:e>
+                  <m:r>
+                    <w:rPr>
+                      <w:rFonts w:ascii="Cambria Math" w:hAnsi="Cambria Math"/>
+                    </w:rPr>
+                    <m:t>9</m:t>
+                  </m:r>
+                </m:e>
+              </m:d>
+            </m:e>
+          </m:eqArr>
+        </m:oMath>
+      </m:oMathPara>
+    </w:p>
+    <w:p>
+      <w:pPr>
+        <w:ind w:firstLine="0"/>
+      </w:pPr>
+    </w:p>
+    <w:p>
+      <w:pPr>
+        <w:ind w:firstLine="0"/>
+        <w:rPr>
+          <w:lang w:val="ru-RU"/>
+        </w:rPr>
+      </w:pPr>
+    </w:p>
+    <w:p>
+      <w:pPr>
         <w:pStyle w:val="21"/>
+        <w:ind w:firstLine="709"/>
         <w:rPr>
           <w:lang w:val="ru-RU"/>
         </w:rPr>
@@ -3102,7 +4068,6 @@
         <w:rPr>
           <w:lang w:val="ru-RU"/>
         </w:rPr>
-        <w:lastRenderedPageBreak/>
         <w:t>4 Пространственные спектры Бартлетта и Кейпона</w:t>
       </w:r>
     </w:p>
@@ -4556,7 +5521,7 @@
       <w:rPr>
         <w:noProof/>
       </w:rPr>
-      <w:t>8</w:t>
+      <w:t>5</w:t>
     </w:r>
     <w:r>
       <w:fldChar w:fldCharType="end"/>
@@ -16194,6 +17159,25 @@
       <w:color w:val="808080"/>
     </w:rPr>
   </w:style>
+  <w:style w:type="paragraph" w:styleId="aff9">
+    <w:name w:val="Normal (Web)"/>
+    <w:basedOn w:val="a1"/>
+    <w:uiPriority w:val="99"/>
+    <w:semiHidden/>
+    <w:unhideWhenUsed/>
+    <w:rsid w:val="001637B0"/>
+    <w:pPr>
+      <w:spacing w:before="100" w:beforeAutospacing="1" w:after="100" w:afterAutospacing="1" w:line="240" w:lineRule="auto"/>
+      <w:ind w:firstLine="0"/>
+      <w:jc w:val="left"/>
+    </w:pPr>
+    <w:rPr>
+      <w:color w:val="auto"/>
+      <w:sz w:val="24"/>
+      <w:szCs w:val="24"/>
+      <w:lang w:val="ru-RU" w:eastAsia="ru-RU"/>
+    </w:rPr>
+  </w:style>
 </w:styles>
 </file>
 
@@ -16522,7 +17506,7 @@
 </file>
 
 <file path=customXml/itemProps1.xml><?xml version="1.0" encoding="utf-8"?>
-<ds:datastoreItem xmlns:ds="http://schemas.openxmlformats.org/officeDocument/2006/customXml" ds:itemID="{BDFBCCAB-6F06-49F1-BD26-B3FC1B744E2D}">
+<ds:datastoreItem xmlns:ds="http://schemas.openxmlformats.org/officeDocument/2006/customXml" ds:itemID="{7DB062CD-6216-44E0-B940-B7D1475B652B}">
   <ds:schemaRefs>
     <ds:schemaRef ds:uri="http://schemas.openxmlformats.org/officeDocument/2006/bibliography"/>
   </ds:schemaRefs>

--- a/reports/me_dox/report_larence_WIP.docx
+++ b/reports/me_dox/report_larence_WIP.docx
@@ -14,7 +14,19 @@
         <w:rPr>
           <w:lang w:val="ru-RU"/>
         </w:rPr>
-        <w:t xml:space="preserve">УТОЧНЕНИЕ РЯДА ОРПДЕЛЕНИЙ И ПОДХОДОВ К ПРОВЕДЕНИЮ ЧИСЛЕННЫХ ЭКСПЕРИМЕНТОВ </w:t>
+        <w:t>УТОЧНЕНИЕ РЯДА ОРПДЕЛЕНИЙ И ПОДХОДОВ К ПРОВЕДЕНИЮ ЧИСЛЕННЫХ ЭКСПЕРИМЕНТОВ</w:t>
+      </w:r>
+      <w:r>
+        <w:rPr>
+          <w:lang w:val="ru-RU"/>
+        </w:rPr>
+        <w:t xml:space="preserve"> </w:t>
+      </w:r>
+      <w:r>
+        <w:rPr>
+          <w:lang w:val="ru-RU"/>
+        </w:rPr>
+        <w:t xml:space="preserve"> </w:t>
       </w:r>
     </w:p>
     <w:p>
@@ -27,13 +39,37 @@
         <w:rPr>
           <w:lang w:val="ru-RU"/>
         </w:rPr>
-        <w:t>В рамках исследования рассматривается численная модель системы акустических векторных приёмников (АВП), предназначенной для оценки азимута</w:t>
-      </w:r>
-      <w:r>
-        <w:rPr>
-          <w:lang w:val="ru-RU"/>
-        </w:rPr>
-        <w:t xml:space="preserve"> прихода акустического сигнала.</w:t>
+        <w:t xml:space="preserve">В рамках исследования рассматривается </w:t>
+      </w:r>
+      <w:r>
+        <w:rPr>
+          <w:lang w:val="ru-RU"/>
+        </w:rPr>
+        <w:t xml:space="preserve">упрощенная математическая </w:t>
+      </w:r>
+      <w:r>
+        <w:rPr>
+          <w:lang w:val="ru-RU"/>
+        </w:rPr>
+        <w:t>модель системы акустических векторных приёмников (АВП), предназначенной для оценки азимута</w:t>
+      </w:r>
+      <w:r>
+        <w:rPr>
+          <w:lang w:val="ru-RU"/>
+        </w:rPr>
+        <w:t xml:space="preserve"> прихода акустического сигнала</w:t>
+      </w:r>
+      <w:r>
+        <w:rPr>
+          <w:lang w:val="ru-RU"/>
+        </w:rPr>
+        <w:t xml:space="preserve">, не учитываяющая задержки прихода на датчиеи </w:t>
+      </w:r>
+      <w:r>
+        <w:rPr>
+          <w:lang w:val="ru-RU"/>
+        </w:rPr>
+        <w:t>.</w:t>
       </w:r>
     </w:p>
     <w:p>
@@ -59,39 +95,38 @@
         <w:rPr>
           <w:lang w:val="ru-RU"/>
         </w:rPr>
-        <w:t>Данный отчёт предназначен для утвержения опредений и методов анализа.</w:t>
+        <w:t>Данный отчёт предназначен для утвержен</w:t>
+      </w:r>
+      <w:r>
+        <w:rPr>
+          <w:lang w:val="ru-RU"/>
+        </w:rPr>
+        <w:t>ия опредений и методов анализа.</w:t>
       </w:r>
     </w:p>
     <w:p>
       <w:pPr>
         <w:rPr>
+          <w:b/>
           <w:lang w:val="ru-RU"/>
         </w:rPr>
       </w:pPr>
+      <w:r>
+        <w:rPr>
+          <w:b/>
+          <w:lang w:val="ru-RU"/>
+        </w:rPr>
+        <w:t>1. Воспроизводимость численных экспериментов. Метод Common Random Numbers (CRN)</w:t>
+      </w:r>
     </w:p>
     <w:p>
       <w:pPr>
         <w:rPr>
-          <w:b/>
           <w:lang w:val="ru-RU"/>
         </w:rPr>
       </w:pPr>
       <w:r>
         <w:rPr>
-          <w:b/>
-          <w:lang w:val="ru-RU"/>
-        </w:rPr>
-        <w:t>1. Воспроизводимость численных экспериментов. Метод Common Random Numbers (CRN)</w:t>
-      </w:r>
-    </w:p>
-    <w:p>
-      <w:pPr>
-        <w:rPr>
-          <w:lang w:val="ru-RU"/>
-        </w:rPr>
-      </w:pPr>
-      <w:r>
-        <w:rPr>
           <w:lang w:val="ru-RU"/>
         </w:rPr>
         <w:t>Для обеспечения воспроизводимости и сопоставимости результатов используетс</w:t>
@@ -136,7 +171,37 @@
         <w:rPr>
           <w:lang w:val="ru-RU"/>
         </w:rPr>
-        <w:t>, кооторые заают начальное внутреннее состояние генератора , будет один и тот же воспроизводимый  результат</w:t>
+        <w:t>, кооторые за</w:t>
+      </w:r>
+      <w:r>
+        <w:rPr>
+          <w:lang w:val="ru-RU"/>
+        </w:rPr>
+        <w:t>д</w:t>
+      </w:r>
+      <w:r>
+        <w:rPr>
+          <w:lang w:val="ru-RU"/>
+        </w:rPr>
+        <w:t>ают начальное в</w:t>
+      </w:r>
+      <w:r>
+        <w:rPr>
+          <w:lang w:val="ru-RU"/>
+        </w:rPr>
+        <w:t>нутреннее состояние генератора случайных чисел, будут одни и те же воспроизводимые</w:t>
+      </w:r>
+      <w:r>
+        <w:rPr>
+          <w:lang w:val="ru-RU"/>
+        </w:rPr>
+        <w:t xml:space="preserve">  результат</w:t>
+      </w:r>
+      <w:r>
+        <w:rPr>
+          <w:lang w:val="ru-RU"/>
+        </w:rPr>
+        <w:t>ы</w:t>
       </w:r>
       <w:r>
         <w:rPr>
@@ -950,7 +1015,7 @@
                               <w:rFonts w:ascii="Cambria Math" w:hAnsi="Cambria Math"/>
                               <w:szCs w:val="28"/>
                             </w:rPr>
-                            <m:t>P</m:t>
+                            <m:t>s</m:t>
                           </m:r>
                         </m:e>
                         <m:sup>
@@ -1341,7 +1406,16 @@
           <w:szCs w:val="28"/>
           <w:lang w:val="ru-RU"/>
         </w:rPr>
-        <w:t>энергия шума</w:t>
+        <w:t>энер</w:t>
+      </w:r>
+      <w:bookmarkStart w:id="0" w:name="_GoBack"/>
+      <w:bookmarkEnd w:id="0"/>
+      <w:r>
+        <w:rPr>
+          <w:szCs w:val="28"/>
+          <w:lang w:val="ru-RU"/>
+        </w:rPr>
+        <w:t>гия шума</w:t>
       </w:r>
       <w:r>
         <w:rPr>
@@ -1370,7 +1444,19 @@
         <w:rPr>
           <w:lang w:val="ru-RU"/>
         </w:rPr>
-        <w:t>Из опреления следует, что энергия</w:t>
+        <w:t>Из опреления</w:t>
+      </w:r>
+      <w:r>
+        <w:rPr>
+          <w:lang w:val="ru-RU"/>
+        </w:rPr>
+        <w:t xml:space="preserve"> (2)</w:t>
+      </w:r>
+      <w:r>
+        <w:rPr>
+          <w:lang w:val="ru-RU"/>
+        </w:rPr>
+        <w:t xml:space="preserve"> следует, что энергия</w:t>
       </w:r>
       <w:r>
         <w:rPr>
@@ -2040,6 +2126,9 @@
         </w:rPr>
       </w:pPr>
       <w:r>
+        <w:rPr>
+          <w:lang w:val="ru-RU"/>
+        </w:rPr>
         <w:lastRenderedPageBreak/>
         <w:t>3.</w:t>
       </w:r>
@@ -2047,7 +2136,19 @@
         <w:rPr>
           <w:lang w:val="ru-RU"/>
         </w:rPr>
-        <w:t xml:space="preserve"> Импульс и положение его центра</w:t>
+        <w:t xml:space="preserve"> Импульс</w:t>
+      </w:r>
+      <w:r>
+        <w:rPr>
+          <w:lang w:val="ru-RU"/>
+        </w:rPr>
+        <w:t xml:space="preserve"> Лоренца</w:t>
+      </w:r>
+      <w:r>
+        <w:rPr>
+          <w:lang w:val="ru-RU"/>
+        </w:rPr>
+        <w:t xml:space="preserve"> и положение его центра</w:t>
       </w:r>
     </w:p>
     <w:p>
@@ -2060,7 +2161,19 @@
         <w:rPr>
           <w:lang w:val="ru-RU"/>
         </w:rPr>
-        <w:t xml:space="preserve">На текущем этапе моделирования тесовым сигналом, который приходит на АВП, является </w:t>
+        <w:t xml:space="preserve">На текущем этапе моделирования тесовым сигналом, который приходит на АВП, </w:t>
+      </w:r>
+      <w:r>
+        <w:rPr>
+          <w:lang w:val="ru-RU"/>
+        </w:rPr>
+        <w:t>предложен</w:t>
+      </w:r>
+      <w:r>
+        <w:rPr>
+          <w:lang w:val="ru-RU"/>
+        </w:rPr>
+        <w:t xml:space="preserve"> </w:t>
       </w:r>
       <w:r>
         <w:rPr>
@@ -2114,7 +2227,7 @@
                   <w:rFonts w:ascii="Cambria Math" w:hAnsi="Cambria Math"/>
                   <w:szCs w:val="28"/>
                 </w:rPr>
-                <m:t>P</m:t>
+                <m:t>s</m:t>
               </m:r>
               <m:d>
                 <m:dPr>
@@ -2153,12 +2266,41 @@
                   </m:ctrlPr>
                 </m:fPr>
                 <m:num>
+                  <m:sSub>
+                    <m:sSubPr>
+                      <m:ctrlPr>
+                        <w:rPr>
+                          <w:rFonts w:ascii="Cambria Math" w:hAnsi="Cambria Math"/>
+                          <w:i/>
+                          <w:szCs w:val="28"/>
+                        </w:rPr>
+                      </m:ctrlPr>
+                    </m:sSubPr>
+                    <m:e>
+                      <m:r>
+                        <w:rPr>
+                          <w:rFonts w:ascii="Cambria Math" w:hAnsi="Cambria Math"/>
+                          <w:szCs w:val="28"/>
+                        </w:rPr>
+                        <m:t>A</m:t>
+                      </m:r>
+                    </m:e>
+                    <m:sub>
+                      <m:r>
+                        <w:rPr>
+                          <w:rFonts w:ascii="Cambria Math" w:hAnsi="Cambria Math"/>
+                          <w:szCs w:val="28"/>
+                        </w:rPr>
+                        <m:t>pulse</m:t>
+                      </m:r>
+                    </m:sub>
+                  </m:sSub>
                   <m:r>
                     <w:rPr>
                       <w:rFonts w:ascii="Cambria Math" w:hAnsi="Cambria Math"/>
                       <w:szCs w:val="28"/>
                     </w:rPr>
-                    <m:t>A∙β</m:t>
+                    <m:t>∙β</m:t>
                   </m:r>
                 </m:num>
                 <m:den>
@@ -2291,7 +2433,7 @@
     <w:p>
       <w:pPr>
         <w:keepLines/>
-        <w:spacing w:before="100" w:after="100" w:line="240" w:lineRule="auto"/>
+        <w:spacing w:before="100" w:after="100" w:line="360" w:lineRule="auto"/>
         <w:rPr>
           <w:lang w:val="ru-RU"/>
         </w:rPr>
@@ -2409,7 +2551,13 @@
         <w:rPr>
           <w:lang w:val="ru-RU"/>
         </w:rPr>
-        <w:t>длительность импульса</w:t>
+        <w:t xml:space="preserve">параматр, характерезующий длительность </w:t>
+      </w:r>
+      <w:r>
+        <w:rPr>
+          <w:lang w:val="ru-RU"/>
+        </w:rPr>
+        <w:t>импульса</w:t>
       </w:r>
       <w:r>
         <w:rPr>
@@ -2418,13 +2566,35 @@
         <w:t xml:space="preserve">; </w:t>
       </w:r>
       <m:oMath>
-        <m:r>
-          <w:rPr>
-            <w:rFonts w:ascii="Cambria Math" w:hAnsi="Cambria Math"/>
-            <w:lang w:val="ru-RU"/>
-          </w:rPr>
-          <m:t>A</m:t>
-        </m:r>
+        <m:sSub>
+          <m:sSubPr>
+            <m:ctrlPr>
+              <w:rPr>
+                <w:rFonts w:ascii="Cambria Math" w:hAnsi="Cambria Math"/>
+                <w:i/>
+                <w:szCs w:val="28"/>
+              </w:rPr>
+            </m:ctrlPr>
+          </m:sSubPr>
+          <m:e>
+            <m:r>
+              <w:rPr>
+                <w:rFonts w:ascii="Cambria Math" w:hAnsi="Cambria Math"/>
+                <w:szCs w:val="28"/>
+              </w:rPr>
+              <m:t>A</m:t>
+            </m:r>
+          </m:e>
+          <m:sub>
+            <m:r>
+              <w:rPr>
+                <w:rFonts w:ascii="Cambria Math" w:hAnsi="Cambria Math"/>
+                <w:szCs w:val="28"/>
+              </w:rPr>
+              <m:t>pulse</m:t>
+            </m:r>
+          </m:sub>
+        </m:sSub>
       </m:oMath>
       <w:r>
         <w:rPr>
@@ -2448,7 +2618,19 @@
         <w:rPr>
           <w:lang w:val="ru-RU"/>
         </w:rPr>
-        <w:t>амплитуда импульса</w:t>
+        <w:t>коэф</w:t>
+      </w:r>
+      <w:r>
+        <w:rPr>
+          <w:lang w:val="ru-RU"/>
+        </w:rPr>
+        <w:t>ф</w:t>
+      </w:r>
+      <w:r>
+        <w:rPr>
+          <w:lang w:val="ru-RU"/>
+        </w:rPr>
+        <w:t>ицент амлитудного маштабирования импульса</w:t>
       </w:r>
       <w:r>
         <w:rPr>
@@ -2617,7 +2799,7 @@
                   <w:rFonts w:ascii="Cambria Math" w:hAnsi="Cambria Math"/>
                   <w:szCs w:val="28"/>
                 </w:rPr>
-                <m:t>P</m:t>
+                <m:t>s</m:t>
               </m:r>
               <m:d>
                 <m:dPr>
@@ -2656,12 +2838,41 @@
                   </m:ctrlPr>
                 </m:fPr>
                 <m:num>
+                  <m:sSub>
+                    <m:sSubPr>
+                      <m:ctrlPr>
+                        <w:rPr>
+                          <w:rFonts w:ascii="Cambria Math" w:hAnsi="Cambria Math"/>
+                          <w:i/>
+                          <w:szCs w:val="28"/>
+                        </w:rPr>
+                      </m:ctrlPr>
+                    </m:sSubPr>
+                    <m:e>
+                      <m:r>
+                        <w:rPr>
+                          <w:rFonts w:ascii="Cambria Math" w:hAnsi="Cambria Math"/>
+                          <w:szCs w:val="28"/>
+                        </w:rPr>
+                        <m:t>A</m:t>
+                      </m:r>
+                    </m:e>
+                    <m:sub>
+                      <m:r>
+                        <w:rPr>
+                          <w:rFonts w:ascii="Cambria Math" w:hAnsi="Cambria Math"/>
+                          <w:szCs w:val="28"/>
+                        </w:rPr>
+                        <m:t>pulse</m:t>
+                      </m:r>
+                    </m:sub>
+                  </m:sSub>
                   <m:r>
                     <w:rPr>
                       <w:rFonts w:ascii="Cambria Math" w:hAnsi="Cambria Math"/>
                       <w:szCs w:val="28"/>
                     </w:rPr>
-                    <m:t>A∙β</m:t>
+                    <m:t>∙β</m:t>
                   </m:r>
                 </m:num>
                 <m:den>
@@ -2798,7 +3009,6 @@
         </m:oMath>
       </m:oMathPara>
     </w:p>
-    <w:p/>
     <w:p>
       <w:pPr>
         <w:rPr>
@@ -2815,6 +3025,92 @@
         <w:rPr>
           <w:lang w:val="ru-RU"/>
         </w:rPr>
+        <w:t xml:space="preserve">Лоренца </w:t>
+      </w:r>
+      <w:r>
+        <w:t>c</w:t>
+      </w:r>
+      <w:r>
+        <w:rPr>
+          <w:lang w:val="ru-RU"/>
+        </w:rPr>
+        <w:t xml:space="preserve"> </w:t>
+      </w:r>
+      <m:oMath>
+        <m:r>
+          <w:rPr>
+            <w:rFonts w:ascii="Cambria Math" w:hAnsi="Cambria Math"/>
+            <w:szCs w:val="28"/>
+          </w:rPr>
+          <m:t>β</m:t>
+        </m:r>
+      </m:oMath>
+      <w:r>
+        <w:rPr>
+          <w:lang w:val="ru-RU"/>
+        </w:rPr>
+        <w:t xml:space="preserve"> </w:t>
+      </w:r>
+      <w:r>
+        <w:rPr>
+          <w:lang w:val="ru-RU"/>
+        </w:rPr>
+        <w:t xml:space="preserve">= 0.05 </w:t>
+      </w:r>
+      <w:r>
+        <w:rPr>
+          <w:lang w:val="ru-RU"/>
+        </w:rPr>
+        <w:t xml:space="preserve">и </w:t>
+      </w:r>
+      <m:oMath>
+        <m:sSub>
+          <m:sSubPr>
+            <m:ctrlPr>
+              <w:rPr>
+                <w:rFonts w:ascii="Cambria Math" w:hAnsi="Cambria Math"/>
+                <w:i/>
+                <w:szCs w:val="28"/>
+              </w:rPr>
+            </m:ctrlPr>
+          </m:sSubPr>
+          <m:e>
+            <m:r>
+              <w:rPr>
+                <w:rFonts w:ascii="Cambria Math" w:hAnsi="Cambria Math"/>
+                <w:szCs w:val="28"/>
+              </w:rPr>
+              <m:t>A</m:t>
+            </m:r>
+          </m:e>
+          <m:sub>
+            <m:r>
+              <w:rPr>
+                <w:rFonts w:ascii="Cambria Math" w:hAnsi="Cambria Math"/>
+                <w:szCs w:val="28"/>
+              </w:rPr>
+              <m:t>pulse</m:t>
+            </m:r>
+          </m:sub>
+        </m:sSub>
+      </m:oMath>
+      <w:r>
+        <w:rPr>
+          <w:szCs w:val="28"/>
+          <w:lang w:val="ru-RU"/>
+        </w:rPr>
+        <w:t xml:space="preserve"> = 1</w:t>
+      </w:r>
+      <w:r>
+        <w:rPr>
+          <w:lang w:val="ru-RU"/>
+        </w:rPr>
+        <w:t xml:space="preserve"> </w:t>
+      </w:r>
+      <w:r>
+        <w:rPr>
+          <w:lang w:val="ru-RU"/>
+        </w:rPr>
         <w:t xml:space="preserve">изображен </w:t>
       </w:r>
       <w:r>
@@ -2834,6 +3130,12 @@
           <w:lang w:val="ru-RU"/>
         </w:rPr>
         <w:t xml:space="preserve"> рисунке 1</w:t>
+      </w:r>
+      <w:r>
+        <w:rPr>
+          <w:lang w:val="ru-RU"/>
+        </w:rPr>
+        <w:t>:</w:t>
       </w:r>
     </w:p>
     <w:p>
@@ -2894,14 +3196,14 @@
         <w:jc w:val="center"/>
         <w:rPr>
           <w:b w:val="0"/>
-          <w:sz w:val="24"/>
+          <w:szCs w:val="28"/>
           <w:lang w:val="ru-RU"/>
         </w:rPr>
       </w:pPr>
       <w:r>
         <w:rPr>
           <w:b w:val="0"/>
-          <w:sz w:val="24"/>
+          <w:szCs w:val="28"/>
           <w:lang w:val="ru-RU"/>
         </w:rPr>
         <w:t xml:space="preserve">Рисунок 1 — Импульс Лоренца с центром </w:t>
@@ -2909,14 +3211,14 @@
       <w:r>
         <w:rPr>
           <w:b w:val="0"/>
-          <w:sz w:val="24"/>
+          <w:szCs w:val="28"/>
         </w:rPr>
         <w:t>T</w:t>
       </w:r>
       <w:r>
         <w:rPr>
           <w:b w:val="0"/>
-          <w:sz w:val="24"/>
+          <w:szCs w:val="28"/>
           <w:lang w:val="ru-RU"/>
         </w:rPr>
         <w:t>/2</w:t>
@@ -3032,10 +3334,25 @@
         </w:rPr>
         <w:t xml:space="preserve">Рисунок 2 – Зашумленный импульс </w:t>
       </w:r>
+      <w:r>
+        <w:rPr>
+          <w:lang w:val="ru-RU"/>
+        </w:rPr>
+        <w:t>Лоренца</w:t>
+      </w:r>
     </w:p>
     <w:p>
       <w:pPr>
         <w:ind w:firstLine="0"/>
+        <w:jc w:val="center"/>
+        <w:rPr>
+          <w:lang w:val="ru-RU"/>
+        </w:rPr>
+      </w:pPr>
+    </w:p>
+    <w:p>
+      <w:pPr>
+        <w:ind w:firstLine="0"/>
         <w:rPr>
           <w:b/>
           <w:lang w:val="ru-RU"/>
@@ -3044,6 +3361,7 @@
       <w:r>
         <w:rPr>
           <w:b/>
+          <w:lang w:val="ru-RU"/>
         </w:rPr>
         <w:t xml:space="preserve">4. </w:t>
       </w:r>
@@ -3120,16 +3438,7 @@
           <w:sz w:val="28"/>
           <w:szCs w:val="28"/>
         </w:rPr>
-        <w:t>, тогда как импульсный сигнал обладает непрерывным спектром, который невозможно полностью охарактеризовать одной частотой. Для количественного описания спектральных свойств импул</w:t>
-      </w:r>
-      <w:bookmarkStart w:id="0" w:name="_GoBack"/>
-      <w:bookmarkEnd w:id="0"/>
-      <w:r>
-        <w:rPr>
-          <w:sz w:val="28"/>
-          <w:szCs w:val="28"/>
-        </w:rPr>
-        <w:t xml:space="preserve">ьса могут использоваться различные характеристики, в частности среднеквадратичная частота </w:t>
+        <w:t xml:space="preserve">, тогда как импульсный сигнал обладает непрерывным спектром, который невозможно полностью охарактеризовать одной частотой. Для количественного описания спектральных свойств импульса могут использоваться различные характеристики, в частности среднеквадратичная частота </w:t>
       </w:r>
       <m:oMath>
         <m:sSub>
@@ -3173,30 +3482,36 @@
         <w:spacing w:before="0" w:beforeAutospacing="0" w:after="0" w:afterAutospacing="0" w:line="360" w:lineRule="auto"/>
         <w:ind w:firstLine="720"/>
         <w:jc w:val="both"/>
+        <w:rPr>
+          <w:lang w:val="en-US"/>
+        </w:rPr>
       </w:pPr>
       <w:r>
         <w:rPr>
           <w:sz w:val="28"/>
           <w:szCs w:val="28"/>
         </w:rPr>
-        <w:t>В рамках настоящего исследования рассмотрим среднеквадратичную частоту, поскольку она учитывает распределение энергии сигнала по спектру с весом, пропорциональным квадрату частоты, и связана с чувствительностью сигнала к малым временным сдвигам. Последнее представляет интерес при исследовании системы АВП, поскольку сигналы на разных приёмниках характеризуются различными временны́ми задержками</w:t>
-      </w:r>
-      <w:r>
-        <w:t>.</w:t>
+        <w:t xml:space="preserve">В рамках настоящего исследования рассмотрим среднеквадратичную частоту, поскольку она учитывает распределение энергии сигнала по спектру с весом, пропорциональным квадрату частоты. </w:t>
+      </w:r>
+      <w:r>
+        <w:rPr>
+          <w:sz w:val="28"/>
+          <w:szCs w:val="28"/>
+        </w:rPr>
+        <w:t>Амплитудный спектр сигнала определяется выражением</w:t>
+      </w:r>
+      <w:r>
+        <w:rPr>
+          <w:sz w:val="28"/>
+          <w:szCs w:val="28"/>
+          <w:lang w:val="en-US"/>
+        </w:rPr>
+        <w:t>:</w:t>
       </w:r>
     </w:p>
     <w:p>
       <w:pPr>
         <w:ind w:firstLine="0"/>
-        <w:rPr>
-          <w:lang w:val="ru-RU"/>
-        </w:rPr>
-      </w:pPr>
-    </w:p>
-    <w:p>
-      <w:pPr>
-        <w:ind w:firstLine="0"/>
-        <w:jc w:val="center"/>
         <w:rPr>
           <w:lang w:val="ru-RU"/>
         </w:rPr>
@@ -3381,395 +3696,119 @@
       <w:pPr>
         <w:ind w:firstLine="0"/>
         <w:jc w:val="center"/>
-        <w:rPr>
-          <w:lang w:val="ru-RU"/>
-        </w:rPr>
       </w:pPr>
     </w:p>
     <w:p>
       <w:pPr>
         <w:ind w:firstLine="0"/>
-        <w:rPr>
-          <w:lang w:val="ru-RU"/>
-        </w:rPr>
+        <w:jc w:val="center"/>
       </w:pPr>
-      <m:oMathPara>
-        <m:oMath>
-          <m:eqArr>
-            <m:eqArrPr>
-              <m:maxDist m:val="1"/>
-              <m:ctrlPr>
-                <w:rPr>
-                  <w:rFonts w:ascii="Cambria Math" w:hAnsi="Cambria Math"/>
-                  <w:i/>
-                  <w:lang w:val="ru-RU"/>
-                </w:rPr>
-              </m:ctrlPr>
-            </m:eqArrPr>
-            <m:e>
-              <m:sSub>
-                <m:sSubPr>
-                  <m:ctrlPr>
-                    <w:rPr>
-                      <w:rFonts w:ascii="Cambria Math" w:hAnsi="Cambria Math"/>
-                      <w:i/>
-                      <w:lang w:val="ru-RU"/>
-                    </w:rPr>
-                  </m:ctrlPr>
-                </m:sSubPr>
-                <m:e>
-                  <m:r>
-                    <w:rPr>
-                      <w:rFonts w:ascii="Cambria Math" w:hAnsi="Cambria Math"/>
-                    </w:rPr>
-                    <m:t>f</m:t>
-                  </m:r>
-                </m:e>
-                <m:sub>
-                  <m:r>
-                    <w:rPr>
-                      <w:rFonts w:ascii="Cambria Math" w:hAnsi="Cambria Math"/>
-                    </w:rPr>
-                    <m:t>RMS</m:t>
-                  </m:r>
-                </m:sub>
-              </m:sSub>
-              <m:r>
-                <w:rPr>
-                  <w:rFonts w:ascii="Cambria Math" w:hAnsi="Cambria Math"/>
-                  <w:lang w:val="ru-RU"/>
-                </w:rPr>
-                <m:t>=</m:t>
-              </m:r>
-              <m:sSup>
-                <m:sSupPr>
-                  <m:ctrlPr>
-                    <w:rPr>
-                      <w:rFonts w:ascii="Cambria Math" w:hAnsi="Cambria Math"/>
-                      <w:i/>
-                      <w:lang w:val="ru-RU"/>
-                    </w:rPr>
-                  </m:ctrlPr>
-                </m:sSupPr>
-                <m:e>
-                  <m:d>
-                    <m:dPr>
-                      <m:begChr m:val="["/>
-                      <m:endChr m:val="]"/>
-                      <m:ctrlPr>
-                        <w:rPr>
-                          <w:rFonts w:ascii="Cambria Math" w:hAnsi="Cambria Math"/>
-                          <w:i/>
-                          <w:lang w:val="ru-RU"/>
-                        </w:rPr>
-                      </m:ctrlPr>
-                    </m:dPr>
-                    <m:e>
-                      <m:f>
-                        <m:fPr>
-                          <m:ctrlPr>
-                            <w:rPr>
-                              <w:rFonts w:ascii="Cambria Math" w:hAnsi="Cambria Math"/>
-                              <w:i/>
-                              <w:lang w:val="ru-RU"/>
-                            </w:rPr>
-                          </m:ctrlPr>
-                        </m:fPr>
-                        <m:num>
-                          <m:nary>
-                            <m:naryPr>
-                              <m:limLoc m:val="subSup"/>
-                              <m:ctrlPr>
-                                <w:rPr>
-                                  <w:rFonts w:ascii="Cambria Math" w:hAnsi="Cambria Math"/>
-                                  <w:i/>
-                                  <w:lang w:val="ru-RU"/>
-                                </w:rPr>
-                              </m:ctrlPr>
-                            </m:naryPr>
-                            <m:sub>
-                              <m:r>
-                                <w:rPr>
-                                  <w:rFonts w:ascii="Cambria Math" w:hAnsi="Cambria Math"/>
-                                  <w:lang w:val="ru-RU"/>
-                                </w:rPr>
-                                <m:t>0</m:t>
-                              </m:r>
-                            </m:sub>
-                            <m:sup>
-                              <m:r>
-                                <w:rPr>
-                                  <w:rFonts w:ascii="Cambria Math" w:hAnsi="Cambria Math"/>
-                                </w:rPr>
-                                <m:t>T</m:t>
-                              </m:r>
-                            </m:sup>
-                            <m:e>
-                              <m:r>
-                                <w:rPr>
-                                  <w:rFonts w:ascii="Cambria Math" w:hAnsi="Cambria Math"/>
-                                  <w:lang w:val="ru-RU"/>
-                                </w:rPr>
-                                <m:t>f</m:t>
-                              </m:r>
-                              <m:sSup>
-                                <m:sSupPr>
-                                  <m:ctrlPr>
-                                    <w:rPr>
-                                      <w:rFonts w:ascii="Cambria Math" w:hAnsi="Cambria Math"/>
-                                      <w:i/>
-                                    </w:rPr>
-                                  </m:ctrlPr>
-                                </m:sSupPr>
-                                <m:e>
-                                  <m:d>
-                                    <m:dPr>
-                                      <m:begChr m:val="|"/>
-                                      <m:endChr m:val="|"/>
-                                      <m:ctrlPr>
-                                        <w:rPr>
-                                          <w:rFonts w:ascii="Cambria Math" w:hAnsi="Cambria Math"/>
-                                          <w:i/>
-                                        </w:rPr>
-                                      </m:ctrlPr>
-                                    </m:dPr>
-                                    <m:e>
-                                      <m:acc>
-                                        <m:accPr>
-                                          <m:chr m:val="̃"/>
-                                          <m:ctrlPr>
-                                            <w:rPr>
-                                              <w:rFonts w:ascii="Cambria Math" w:hAnsi="Cambria Math"/>
-                                              <w:i/>
-                                            </w:rPr>
-                                          </m:ctrlPr>
-                                        </m:accPr>
-                                        <m:e>
-                                          <m:r>
-                                            <w:rPr>
-                                              <w:rFonts w:ascii="Cambria Math" w:hAnsi="Cambria Math"/>
-                                            </w:rPr>
-                                            <m:t>s</m:t>
-                                          </m:r>
-                                        </m:e>
-                                      </m:acc>
-                                      <m:d>
-                                        <m:dPr>
-                                          <m:ctrlPr>
-                                            <w:rPr>
-                                              <w:rFonts w:ascii="Cambria Math" w:hAnsi="Cambria Math"/>
-                                              <w:i/>
-                                            </w:rPr>
-                                          </m:ctrlPr>
-                                        </m:dPr>
-                                        <m:e>
-                                          <m:r>
-                                            <w:rPr>
-                                              <w:rFonts w:ascii="Cambria Math" w:hAnsi="Cambria Math"/>
-                                            </w:rPr>
-                                            <m:t>f</m:t>
-                                          </m:r>
-                                        </m:e>
-                                      </m:d>
-                                    </m:e>
-                                  </m:d>
-                                </m:e>
-                                <m:sup>
-                                  <m:r>
-                                    <w:rPr>
-                                      <w:rFonts w:ascii="Cambria Math" w:hAnsi="Cambria Math"/>
-                                    </w:rPr>
-                                    <m:t>2</m:t>
-                                  </m:r>
-                                </m:sup>
-                              </m:sSup>
-                              <m:r>
-                                <w:rPr>
-                                  <w:rFonts w:ascii="Cambria Math" w:hAnsi="Cambria Math"/>
-                                </w:rPr>
-                                <m:t>df</m:t>
-                              </m:r>
-                            </m:e>
-                          </m:nary>
-                        </m:num>
-                        <m:den>
-                          <m:nary>
-                            <m:naryPr>
-                              <m:limLoc m:val="subSup"/>
-                              <m:ctrlPr>
-                                <w:rPr>
-                                  <w:rFonts w:ascii="Cambria Math" w:hAnsi="Cambria Math"/>
-                                  <w:i/>
-                                  <w:lang w:val="ru-RU"/>
-                                </w:rPr>
-                              </m:ctrlPr>
-                            </m:naryPr>
-                            <m:sub>
-                              <m:r>
-                                <w:rPr>
-                                  <w:rFonts w:ascii="Cambria Math" w:hAnsi="Cambria Math"/>
-                                  <w:lang w:val="ru-RU"/>
-                                </w:rPr>
-                                <m:t>0</m:t>
-                              </m:r>
-                            </m:sub>
-                            <m:sup>
-                              <m:r>
-                                <w:rPr>
-                                  <w:rFonts w:ascii="Cambria Math" w:hAnsi="Cambria Math"/>
-                                </w:rPr>
-                                <m:t>T</m:t>
-                              </m:r>
-                            </m:sup>
-                            <m:e>
-                              <m:sSup>
-                                <m:sSupPr>
-                                  <m:ctrlPr>
-                                    <w:rPr>
-                                      <w:rFonts w:ascii="Cambria Math" w:hAnsi="Cambria Math"/>
-                                      <w:i/>
-                                    </w:rPr>
-                                  </m:ctrlPr>
-                                </m:sSupPr>
-                                <m:e>
-                                  <m:d>
-                                    <m:dPr>
-                                      <m:begChr m:val="|"/>
-                                      <m:endChr m:val="|"/>
-                                      <m:ctrlPr>
-                                        <w:rPr>
-                                          <w:rFonts w:ascii="Cambria Math" w:hAnsi="Cambria Math"/>
-                                          <w:i/>
-                                        </w:rPr>
-                                      </m:ctrlPr>
-                                    </m:dPr>
-                                    <m:e>
-                                      <m:acc>
-                                        <m:accPr>
-                                          <m:chr m:val="̃"/>
-                                          <m:ctrlPr>
-                                            <w:rPr>
-                                              <w:rFonts w:ascii="Cambria Math" w:hAnsi="Cambria Math"/>
-                                              <w:i/>
-                                            </w:rPr>
-                                          </m:ctrlPr>
-                                        </m:accPr>
-                                        <m:e>
-                                          <m:r>
-                                            <w:rPr>
-                                              <w:rFonts w:ascii="Cambria Math" w:hAnsi="Cambria Math"/>
-                                            </w:rPr>
-                                            <m:t>s</m:t>
-                                          </m:r>
-                                        </m:e>
-                                      </m:acc>
-                                      <m:d>
-                                        <m:dPr>
-                                          <m:ctrlPr>
-                                            <w:rPr>
-                                              <w:rFonts w:ascii="Cambria Math" w:hAnsi="Cambria Math"/>
-                                              <w:i/>
-                                            </w:rPr>
-                                          </m:ctrlPr>
-                                        </m:dPr>
-                                        <m:e>
-                                          <m:r>
-                                            <w:rPr>
-                                              <w:rFonts w:ascii="Cambria Math" w:hAnsi="Cambria Math"/>
-                                            </w:rPr>
-                                            <m:t>f</m:t>
-                                          </m:r>
-                                        </m:e>
-                                      </m:d>
-                                    </m:e>
-                                  </m:d>
-                                </m:e>
-                                <m:sup>
-                                  <m:r>
-                                    <w:rPr>
-                                      <w:rFonts w:ascii="Cambria Math" w:hAnsi="Cambria Math"/>
-                                    </w:rPr>
-                                    <m:t>2</m:t>
-                                  </m:r>
-                                </m:sup>
-                              </m:sSup>
-                              <m:r>
-                                <w:rPr>
-                                  <w:rFonts w:ascii="Cambria Math" w:hAnsi="Cambria Math"/>
-                                </w:rPr>
-                                <m:t>df</m:t>
-                              </m:r>
-                            </m:e>
-                          </m:nary>
-                        </m:den>
-                      </m:f>
-                    </m:e>
-                  </m:d>
-                </m:e>
-                <m:sup>
-                  <m:f>
-                    <m:fPr>
-                      <m:type m:val="skw"/>
-                      <m:ctrlPr>
-                        <w:rPr>
-                          <w:rFonts w:ascii="Cambria Math" w:hAnsi="Cambria Math"/>
-                          <w:i/>
-                          <w:lang w:val="ru-RU"/>
-                        </w:rPr>
-                      </m:ctrlPr>
-                    </m:fPr>
-                    <m:num>
-                      <m:r>
-                        <w:rPr>
-                          <w:rFonts w:ascii="Cambria Math" w:hAnsi="Cambria Math"/>
-                          <w:lang w:val="ru-RU"/>
-                        </w:rPr>
-                        <m:t>1</m:t>
-                      </m:r>
-                    </m:num>
-                    <m:den>
-                      <m:r>
-                        <w:rPr>
-                          <w:rFonts w:ascii="Cambria Math" w:hAnsi="Cambria Math"/>
-                          <w:lang w:val="ru-RU"/>
-                        </w:rPr>
-                        <m:t>2</m:t>
-                      </m:r>
-                    </m:den>
-                  </m:f>
-                </m:sup>
-              </m:sSup>
-              <m:r>
-                <w:rPr>
-                  <w:rFonts w:ascii="Cambria Math" w:hAnsi="Cambria Math"/>
-                  <w:lang w:val="ru-RU"/>
-                </w:rPr>
-                <m:t>#</m:t>
-              </m:r>
-              <m:d>
-                <m:dPr>
-                  <m:ctrlPr>
-                    <w:rPr>
-                      <w:rFonts w:ascii="Cambria Math" w:hAnsi="Cambria Math"/>
-                      <w:i/>
-                      <w:lang w:val="ru-RU"/>
-                    </w:rPr>
-                  </m:ctrlPr>
-                </m:dPr>
-                <m:e>
-                  <m:r>
-                    <w:rPr>
-                      <w:rFonts w:ascii="Cambria Math" w:hAnsi="Cambria Math"/>
-                      <w:lang w:val="ru-RU"/>
-                    </w:rPr>
-                    <m:t>7</m:t>
-                  </m:r>
-                </m:e>
-              </m:d>
-            </m:e>
-          </m:eqArr>
-        </m:oMath>
-      </m:oMathPara>
+    </w:p>
+    <w:p>
+      <w:pPr>
+        <w:ind w:firstLine="0"/>
+        <w:jc w:val="center"/>
+      </w:pPr>
+    </w:p>
+    <w:p>
+      <w:pPr>
+        <w:ind w:firstLine="0"/>
+        <w:jc w:val="center"/>
+      </w:pPr>
+    </w:p>
+    <w:p>
+      <w:pPr>
+        <w:ind w:firstLine="0"/>
+        <w:jc w:val="center"/>
+      </w:pPr>
+      <w:r>
+        <w:pict>
+          <v:shapetype id="_x0000_t75" coordsize="21600,21600" o:spt="75" o:preferrelative="t" path="m@4@5l@4@11@9@11@9@5xe" filled="f" stroked="f">
+            <v:stroke joinstyle="miter"/>
+            <v:formulas>
+              <v:f eqn="if lineDrawn pixelLineWidth 0"/>
+              <v:f eqn="sum @0 1 0"/>
+              <v:f eqn="sum 0 0 @1"/>
+              <v:f eqn="prod @2 1 2"/>
+              <v:f eqn="prod @3 21600 pixelWidth"/>
+              <v:f eqn="prod @3 21600 pixelHeight"/>
+              <v:f eqn="sum @0 0 1"/>
+              <v:f eqn="prod @6 1 2"/>
+              <v:f eqn="prod @7 21600 pixelWidth"/>
+              <v:f eqn="sum @8 21600 0"/>
+              <v:f eqn="prod @7 21600 pixelHeight"/>
+              <v:f eqn="sum @10 21600 0"/>
+            </v:formulas>
+            <v:path o:extrusionok="f" gradientshapeok="t" o:connecttype="rect"/>
+            <o:lock v:ext="edit" aspectratio="t"/>
+          </v:shapetype>
+          <v:shape id="_x0000_i1027" type="#_x0000_t75" style="width:467.45pt;height:233.7pt">
+            <v:imagedata r:id="rId10" o:title="Амплитудный спектр S(f)(1)"/>
+          </v:shape>
+        </w:pict>
+      </w:r>
+    </w:p>
+    <w:p>
+      <w:pPr>
+        <w:ind w:firstLine="0"/>
+        <w:jc w:val="center"/>
+        <w:rPr>
+          <w:lang w:val="ru-RU"/>
+        </w:rPr>
+      </w:pPr>
+      <w:r>
+        <w:rPr>
+          <w:lang w:val="ru-RU"/>
+        </w:rPr>
+        <w:t xml:space="preserve">Рисунок 3 – Амплитудный спектр </w:t>
+      </w:r>
+      <m:oMath>
+        <m:acc>
+          <m:accPr>
+            <m:chr m:val="̃"/>
+            <m:ctrlPr>
+              <w:rPr>
+                <w:rFonts w:ascii="Cambria Math" w:hAnsi="Cambria Math"/>
+                <w:i/>
+              </w:rPr>
+            </m:ctrlPr>
+          </m:accPr>
+          <m:e>
+            <m:r>
+              <w:rPr>
+                <w:rFonts w:ascii="Cambria Math" w:hAnsi="Cambria Math"/>
+              </w:rPr>
+              <m:t>s</m:t>
+            </m:r>
+          </m:e>
+        </m:acc>
+        <m:d>
+          <m:dPr>
+            <m:ctrlPr>
+              <w:rPr>
+                <w:rFonts w:ascii="Cambria Math" w:hAnsi="Cambria Math"/>
+                <w:i/>
+              </w:rPr>
+            </m:ctrlPr>
+          </m:dPr>
+          <m:e>
+            <m:r>
+              <w:rPr>
+                <w:rFonts w:ascii="Cambria Math" w:hAnsi="Cambria Math"/>
+              </w:rPr>
+              <m:t>f</m:t>
+            </m:r>
+          </m:e>
+        </m:d>
+      </m:oMath>
+    </w:p>
+    <w:p>
+      <w:pPr>
+        <w:ind w:firstLine="0"/>
+        <w:rPr>
+          <w:lang w:val="ru-RU"/>
+        </w:rPr>
+      </w:pPr>
     </w:p>
     <w:p>
       <w:pPr>
@@ -4379,6 +4418,7 @@
           <w:noProof/>
           <w:lang w:val="ru-RU" w:eastAsia="ru-RU"/>
         </w:rPr>
+        <w:lastRenderedPageBreak/>
         <w:drawing>
           <wp:inline distT="0" distB="0" distL="0" distR="0">
             <wp:extent cx="5903999" cy="2099200"/>
@@ -4395,7 +4435,7 @@
                     <pic:cNvPicPr/>
                   </pic:nvPicPr>
                   <pic:blipFill>
-                    <a:blip r:embed="rId10"/>
+                    <a:blip r:embed="rId11"/>
                     <a:stretch>
                       <a:fillRect/>
                     </a:stretch>
@@ -5111,102 +5151,6 @@
                     <pic:cNvPicPr/>
                   </pic:nvPicPr>
                   <pic:blipFill>
-                    <a:blip r:embed="rId11"/>
-                    <a:stretch>
-                      <a:fillRect/>
-                    </a:stretch>
-                  </pic:blipFill>
-                  <pic:spPr>
-                    <a:xfrm>
-                      <a:off x="0" y="0"/>
-                      <a:ext cx="5903999" cy="2608744"/>
-                    </a:xfrm>
-                    <a:prstGeom prst="rect">
-                      <a:avLst/>
-                    </a:prstGeom>
-                  </pic:spPr>
-                </pic:pic>
-              </a:graphicData>
-            </a:graphic>
-          </wp:inline>
-        </w:drawing>
-      </w:r>
-    </w:p>
-    <w:p>
-      <w:pPr>
-        <w:pStyle w:val="af5"/>
-        <w:jc w:val="center"/>
-        <w:rPr>
-          <w:lang w:val="ru-RU"/>
-        </w:rPr>
-      </w:pPr>
-      <w:r>
-        <w:rPr>
-          <w:lang w:val="ru-RU"/>
-        </w:rPr>
-        <w:t>Рисунок 5 — Дисперсия ошибки оценки азимута в зависимости от азимута источника, град²</w:t>
-      </w:r>
-    </w:p>
-    <w:p>
-      <w:pPr>
-        <w:pStyle w:val="21"/>
-        <w:rPr>
-          <w:lang w:val="ru-RU"/>
-        </w:rPr>
-      </w:pPr>
-      <w:r>
-        <w:rPr>
-          <w:lang w:val="ru-RU"/>
-        </w:rPr>
-        <w:lastRenderedPageBreak/>
-        <w:t>5.2 Зависимость от отношения сигнал/шум</w:t>
-      </w:r>
-    </w:p>
-    <w:p>
-      <w:pPr>
-        <w:keepNext/>
-        <w:rPr>
-          <w:lang w:val="ru-RU"/>
-        </w:rPr>
-      </w:pPr>
-      <w:r>
-        <w:t>SNR</w:t>
-      </w:r>
-      <w:r>
-        <w:rPr>
-          <w:lang w:val="ru-RU"/>
-        </w:rPr>
-        <w:t xml:space="preserve"> изменяется от 0,1 до 1 в линейной шкале. Шум нормируется по энергии импульса на интервале наблюдения, как указано в разделе 1.</w:t>
-      </w:r>
-    </w:p>
-    <w:p>
-      <w:pPr>
-        <w:keepNext/>
-        <w:spacing w:line="240" w:lineRule="auto"/>
-        <w:ind w:firstLine="0"/>
-        <w:jc w:val="center"/>
-      </w:pPr>
-      <w:r>
-        <w:rPr>
-          <w:noProof/>
-          <w:lang w:val="ru-RU" w:eastAsia="ru-RU"/>
-        </w:rPr>
-        <w:drawing>
-          <wp:inline distT="0" distB="0" distL="0" distR="0">
-            <wp:extent cx="5903999" cy="2608744"/>
-            <wp:effectExtent l="0" t="0" r="0" b="0"/>
-            <wp:docPr id="8" name="Picture 8"/>
-            <wp:cNvGraphicFramePr>
-              <a:graphicFrameLocks xmlns:a="http://schemas.openxmlformats.org/drawingml/2006/main" noChangeAspect="1"/>
-            </wp:cNvGraphicFramePr>
-            <a:graphic xmlns:a="http://schemas.openxmlformats.org/drawingml/2006/main">
-              <a:graphicData uri="http://schemas.openxmlformats.org/drawingml/2006/picture">
-                <pic:pic xmlns:pic="http://schemas.openxmlformats.org/drawingml/2006/picture">
-                  <pic:nvPicPr>
-                    <pic:cNvPr id="0" name="variance_snr.png"/>
-                    <pic:cNvPicPr/>
-                  </pic:nvPicPr>
-                  <pic:blipFill>
                     <a:blip r:embed="rId12"/>
                     <a:stretch>
                       <a:fillRect/>
@@ -5240,7 +5184,7 @@
         <w:rPr>
           <w:lang w:val="ru-RU"/>
         </w:rPr>
-        <w:t>Рисунок 6 — Дисперсия ошибки оценки азимута в зависимости от отношения сигнал/шум, град²</w:t>
+        <w:t>Рисунок 5 — Дисперсия ошибки оценки азимута в зависимости от азимута источника, град²</w:t>
       </w:r>
     </w:p>
     <w:p>
@@ -5254,7 +5198,8 @@
         <w:rPr>
           <w:lang w:val="ru-RU"/>
         </w:rPr>
-        <w:t>5.3 Зависимость от радиуса решётки</w:t>
+        <w:lastRenderedPageBreak/>
+        <w:t>5.2 Зависимость от отношения сигнал/шум</w:t>
       </w:r>
     </w:p>
     <w:p>
@@ -5265,19 +5210,13 @@
         </w:rPr>
       </w:pPr>
       <w:r>
-        <w:rPr>
-          <w:lang w:val="ru-RU"/>
-        </w:rPr>
-        <w:t xml:space="preserve">Радиус решётки изменяется от 1 до 10 м. Задержки сигналов пересчитываются для каждого радиуса; форма импульса и длительность </w:t>
-      </w:r>
-      <w:r>
-        <w:t>τ</w:t>
-      </w:r>
-      <w:r>
-        <w:rPr>
-          <w:lang w:val="ru-RU"/>
-        </w:rPr>
-        <w:t xml:space="preserve"> сохраняются. Используется направляющий вектор из исходной модели, без компенсации междатчиковых задержек.</w:t>
+        <w:t>SNR</w:t>
+      </w:r>
+      <w:r>
+        <w:rPr>
+          <w:lang w:val="ru-RU"/>
+        </w:rPr>
+        <w:t xml:space="preserve"> изменяется от 0,1 до 1 в линейной шкале. Шум нормируется по энергии импульса на интервале наблюдения, как указано в разделе 1.</w:t>
       </w:r>
     </w:p>
     <w:p>
@@ -5296,7 +5235,7 @@
           <wp:inline distT="0" distB="0" distL="0" distR="0">
             <wp:extent cx="5903999" cy="2608744"/>
             <wp:effectExtent l="0" t="0" r="0" b="0"/>
-            <wp:docPr id="9" name="Picture 9"/>
+            <wp:docPr id="8" name="Picture 8"/>
             <wp:cNvGraphicFramePr>
               <a:graphicFrameLocks xmlns:a="http://schemas.openxmlformats.org/drawingml/2006/main" noChangeAspect="1"/>
             </wp:cNvGraphicFramePr>
@@ -5304,7 +5243,7 @@
               <a:graphicData uri="http://schemas.openxmlformats.org/drawingml/2006/picture">
                 <pic:pic xmlns:pic="http://schemas.openxmlformats.org/drawingml/2006/picture">
                   <pic:nvPicPr>
-                    <pic:cNvPr id="0" name="variance_radius.png"/>
+                    <pic:cNvPr id="0" name="variance_snr.png"/>
                     <pic:cNvPicPr/>
                   </pic:nvPicPr>
                   <pic:blipFill>
@@ -5341,7 +5280,7 @@
         <w:rPr>
           <w:lang w:val="ru-RU"/>
         </w:rPr>
-        <w:t>Рисунок 7 — Дисперсия ошибки оценки азимута в зависимости от радиуса решётки, град²</w:t>
+        <w:t>Рисунок 6 — Дисперсия ошибки оценки азимута в зависимости от отношения сигнал/шум, град²</w:t>
       </w:r>
     </w:p>
     <w:p>
@@ -5355,8 +5294,7 @@
         <w:rPr>
           <w:lang w:val="ru-RU"/>
         </w:rPr>
-        <w:lastRenderedPageBreak/>
-        <w:t>5.4 Зависимость от количества датчиков</w:t>
+        <w:t>5.3 Зависимость от радиуса решётки</w:t>
       </w:r>
     </w:p>
     <w:p>
@@ -5370,34 +5308,16 @@
         <w:rPr>
           <w:lang w:val="ru-RU"/>
         </w:rPr>
-        <w:t xml:space="preserve">Количество датчиков принимает значения 1, 5, 7, 10, 12, 15, 17 и 20. Радиус, </w:t>
-      </w:r>
-      <w:r>
-        <w:t>SNR</w:t>
-      </w:r>
-      <w:r>
-        <w:rPr>
-          <w:lang w:val="ru-RU"/>
-        </w:rPr>
-        <w:t xml:space="preserve"> и длительность импульса сохраняются. Размер матрицы наблюдений составляет 3</w:t>
-      </w:r>
-      <w:r>
-        <w:t>M</w:t>
-      </w:r>
-      <w:r>
-        <w:rPr>
-          <w:lang w:val="ru-RU"/>
-        </w:rPr>
-        <w:t xml:space="preserve"> × </w:t>
-      </w:r>
-      <w:r>
-        <w:t>N</w:t>
-      </w:r>
-      <w:r>
-        <w:rPr>
-          <w:lang w:val="ru-RU"/>
-        </w:rPr>
-        <w:t>.</w:t>
+        <w:t xml:space="preserve">Радиус решётки изменяется от 1 до 10 м. Задержки сигналов пересчитываются для каждого радиуса; форма импульса и длительность </w:t>
+      </w:r>
+      <w:r>
+        <w:t>τ</w:t>
+      </w:r>
+      <w:r>
+        <w:rPr>
+          <w:lang w:val="ru-RU"/>
+        </w:rPr>
+        <w:t xml:space="preserve"> сохраняются. Используется направляющий вектор из исходной модели, без компенсации междатчиковых задержек.</w:t>
       </w:r>
     </w:p>
     <w:p>
@@ -5416,7 +5336,7 @@
           <wp:inline distT="0" distB="0" distL="0" distR="0">
             <wp:extent cx="5903999" cy="2608744"/>
             <wp:effectExtent l="0" t="0" r="0" b="0"/>
-            <wp:docPr id="10" name="Picture 10"/>
+            <wp:docPr id="9" name="Picture 9"/>
             <wp:cNvGraphicFramePr>
               <a:graphicFrameLocks xmlns:a="http://schemas.openxmlformats.org/drawingml/2006/main" noChangeAspect="1"/>
             </wp:cNvGraphicFramePr>
@@ -5424,7 +5344,7 @@
               <a:graphicData uri="http://schemas.openxmlformats.org/drawingml/2006/picture">
                 <pic:pic xmlns:pic="http://schemas.openxmlformats.org/drawingml/2006/picture">
                   <pic:nvPicPr>
-                    <pic:cNvPr id="0" name="variance_sensors.png"/>
+                    <pic:cNvPr id="0" name="variance_radius.png"/>
                     <pic:cNvPicPr/>
                   </pic:nvPicPr>
                   <pic:blipFill>
@@ -5461,11 +5381,131 @@
         <w:rPr>
           <w:lang w:val="ru-RU"/>
         </w:rPr>
+        <w:t>Рисунок 7 — Дисперсия ошибки оценки азимута в зависимости от радиуса решётки, град²</w:t>
+      </w:r>
+    </w:p>
+    <w:p>
+      <w:pPr>
+        <w:pStyle w:val="21"/>
+        <w:rPr>
+          <w:lang w:val="ru-RU"/>
+        </w:rPr>
+      </w:pPr>
+      <w:r>
+        <w:rPr>
+          <w:lang w:val="ru-RU"/>
+        </w:rPr>
+        <w:lastRenderedPageBreak/>
+        <w:t>5.4 Зависимость от количества датчиков</w:t>
+      </w:r>
+    </w:p>
+    <w:p>
+      <w:pPr>
+        <w:keepNext/>
+        <w:rPr>
+          <w:lang w:val="ru-RU"/>
+        </w:rPr>
+      </w:pPr>
+      <w:r>
+        <w:rPr>
+          <w:lang w:val="ru-RU"/>
+        </w:rPr>
+        <w:t xml:space="preserve">Количество датчиков принимает значения 1, 5, 7, 10, 12, 15, 17 и 20. Радиус, </w:t>
+      </w:r>
+      <w:r>
+        <w:t>SNR</w:t>
+      </w:r>
+      <w:r>
+        <w:rPr>
+          <w:lang w:val="ru-RU"/>
+        </w:rPr>
+        <w:t xml:space="preserve"> и длительность импульса сохраняются. Размер матрицы наблюдений составляет 3</w:t>
+      </w:r>
+      <w:r>
+        <w:t>M</w:t>
+      </w:r>
+      <w:r>
+        <w:rPr>
+          <w:lang w:val="ru-RU"/>
+        </w:rPr>
+        <w:t xml:space="preserve"> × </w:t>
+      </w:r>
+      <w:r>
+        <w:t>N</w:t>
+      </w:r>
+      <w:r>
+        <w:rPr>
+          <w:lang w:val="ru-RU"/>
+        </w:rPr>
+        <w:t>.</w:t>
+      </w:r>
+    </w:p>
+    <w:p>
+      <w:pPr>
+        <w:keepNext/>
+        <w:spacing w:line="240" w:lineRule="auto"/>
+        <w:ind w:firstLine="0"/>
+        <w:jc w:val="center"/>
+      </w:pPr>
+      <w:r>
+        <w:rPr>
+          <w:noProof/>
+          <w:lang w:val="ru-RU" w:eastAsia="ru-RU"/>
+        </w:rPr>
+        <w:drawing>
+          <wp:inline distT="0" distB="0" distL="0" distR="0">
+            <wp:extent cx="5903999" cy="2608744"/>
+            <wp:effectExtent l="0" t="0" r="0" b="0"/>
+            <wp:docPr id="10" name="Picture 10"/>
+            <wp:cNvGraphicFramePr>
+              <a:graphicFrameLocks xmlns:a="http://schemas.openxmlformats.org/drawingml/2006/main" noChangeAspect="1"/>
+            </wp:cNvGraphicFramePr>
+            <a:graphic xmlns:a="http://schemas.openxmlformats.org/drawingml/2006/main">
+              <a:graphicData uri="http://schemas.openxmlformats.org/drawingml/2006/picture">
+                <pic:pic xmlns:pic="http://schemas.openxmlformats.org/drawingml/2006/picture">
+                  <pic:nvPicPr>
+                    <pic:cNvPr id="0" name="variance_sensors.png"/>
+                    <pic:cNvPicPr/>
+                  </pic:nvPicPr>
+                  <pic:blipFill>
+                    <a:blip r:embed="rId15"/>
+                    <a:stretch>
+                      <a:fillRect/>
+                    </a:stretch>
+                  </pic:blipFill>
+                  <pic:spPr>
+                    <a:xfrm>
+                      <a:off x="0" y="0"/>
+                      <a:ext cx="5903999" cy="2608744"/>
+                    </a:xfrm>
+                    <a:prstGeom prst="rect">
+                      <a:avLst/>
+                    </a:prstGeom>
+                  </pic:spPr>
+                </pic:pic>
+              </a:graphicData>
+            </a:graphic>
+          </wp:inline>
+        </w:drawing>
+      </w:r>
+    </w:p>
+    <w:p>
+      <w:pPr>
+        <w:pStyle w:val="af5"/>
+        <w:jc w:val="center"/>
+        <w:rPr>
+          <w:lang w:val="ru-RU"/>
+        </w:rPr>
+      </w:pPr>
+      <w:r>
+        <w:rPr>
+          <w:lang w:val="ru-RU"/>
+        </w:rPr>
         <w:t>Рисунок 8 — Дисперсия ошибки оценки азимута в зависимости от количества датчиков, град²</w:t>
       </w:r>
     </w:p>
     <w:sectPr>
-      <w:footerReference w:type="default" r:id="rId15"/>
+      <w:footerReference w:type="default" r:id="rId16"/>
       <w:pgSz w:w="11906" w:h="16838"/>
       <w:pgMar w:top="1134" w:right="850" w:bottom="1134" w:left="1701" w:header="709" w:footer="709" w:gutter="0"/>
       <w:cols w:space="720"/>
@@ -5521,7 +5561,7 @@
       <w:rPr>
         <w:noProof/>
       </w:rPr>
-      <w:t>5</w:t>
+      <w:t>1</w:t>
     </w:r>
     <w:r>
       <w:fldChar w:fldCharType="end"/>
@@ -17506,7 +17546,7 @@
 </file>
 
 <file path=customXml/itemProps1.xml><?xml version="1.0" encoding="utf-8"?>
-<ds:datastoreItem xmlns:ds="http://schemas.openxmlformats.org/officeDocument/2006/customXml" ds:itemID="{7DB062CD-6216-44E0-B940-B7D1475B652B}">
+<ds:datastoreItem xmlns:ds="http://schemas.openxmlformats.org/officeDocument/2006/customXml" ds:itemID="{3F9BF0E7-F492-4DDF-84D2-E48F7B26DE40}">
   <ds:schemaRefs>
     <ds:schemaRef ds:uri="http://schemas.openxmlformats.org/officeDocument/2006/bibliography"/>
   </ds:schemaRefs>

--- a/reports/me_dox/report_larence_WIP.docx
+++ b/reports/me_dox/report_larence_WIP.docx
@@ -63,7 +63,25 @@
         <w:rPr>
           <w:lang w:val="ru-RU"/>
         </w:rPr>
-        <w:t xml:space="preserve">, не учитываяющая задержки прихода на датчиеи </w:t>
+        <w:t xml:space="preserve">, не </w:t>
+      </w:r>
+      <w:r>
+        <w:rPr>
+          <w:lang w:val="ru-RU"/>
+        </w:rPr>
+        <w:t>учитывающая</w:t>
+      </w:r>
+      <w:r>
+        <w:rPr>
+          <w:lang w:val="ru-RU"/>
+        </w:rPr>
+        <w:t xml:space="preserve"> задержки прихода на </w:t>
+      </w:r>
+      <w:r>
+        <w:rPr>
+          <w:lang w:val="ru-RU"/>
+        </w:rPr>
+        <w:t>датчики</w:t>
       </w:r>
       <w:r>
         <w:rPr>
@@ -95,13 +113,31 @@
         <w:rPr>
           <w:lang w:val="ru-RU"/>
         </w:rPr>
-        <w:t>Данный отчёт предназначен для утвержен</w:t>
-      </w:r>
-      <w:r>
-        <w:rPr>
-          <w:lang w:val="ru-RU"/>
-        </w:rPr>
-        <w:t>ия опредений и методов анализа.</w:t>
+        <w:t xml:space="preserve">Данный отчёт предназначен для </w:t>
+      </w:r>
+      <w:r>
+        <w:rPr>
+          <w:lang w:val="ru-RU"/>
+        </w:rPr>
+        <w:t>утверждения</w:t>
+      </w:r>
+      <w:r>
+        <w:rPr>
+          <w:lang w:val="ru-RU"/>
+        </w:rPr>
+        <w:t xml:space="preserve"> опреде</w:t>
+      </w:r>
+      <w:r>
+        <w:rPr>
+          <w:lang w:val="ru-RU"/>
+        </w:rPr>
+        <w:t>ле</w:t>
+      </w:r>
+      <w:r>
+        <w:rPr>
+          <w:lang w:val="ru-RU"/>
+        </w:rPr>
+        <w:t>ний и методов анализа.</w:t>
       </w:r>
     </w:p>
     <w:p>
@@ -171,7 +207,19 @@
         <w:rPr>
           <w:lang w:val="ru-RU"/>
         </w:rPr>
-        <w:t>, кооторые за</w:t>
+        <w:t xml:space="preserve">, </w:t>
+      </w:r>
+      <w:r>
+        <w:rPr>
+          <w:lang w:val="ru-RU"/>
+        </w:rPr>
+        <w:t>которые</w:t>
+      </w:r>
+      <w:r>
+        <w:rPr>
+          <w:lang w:val="ru-RU"/>
+        </w:rPr>
+        <w:t xml:space="preserve"> за</w:t>
       </w:r>
       <w:r>
         <w:rPr>
@@ -189,19 +237,13 @@
         <w:rPr>
           <w:lang w:val="ru-RU"/>
         </w:rPr>
-        <w:t>нутреннее состояние генератора случайных чисел, будут одни и те же воспроизводимые</w:t>
-      </w:r>
-      <w:r>
-        <w:rPr>
-          <w:lang w:val="ru-RU"/>
-        </w:rPr>
-        <w:t xml:space="preserve">  результат</w:t>
-      </w:r>
-      <w:r>
-        <w:rPr>
-          <w:lang w:val="ru-RU"/>
-        </w:rPr>
-        <w:t>ы</w:t>
+        <w:t xml:space="preserve">нутреннее состояние генератора случайных чисел, будут одни и те же </w:t>
+      </w:r>
+      <w:r>
+        <w:rPr>
+          <w:lang w:val="ru-RU"/>
+        </w:rPr>
+        <w:t>воспроизводимые результаты</w:t>
       </w:r>
       <w:r>
         <w:rPr>
@@ -257,7 +299,19 @@
         <w:rPr>
           <w:lang w:val="ru-RU"/>
         </w:rPr>
-        <w:t>И для каждого из трёх каналов АВП соотвествует отдельный дочерний генератор случайных чисел, что удовлетворяет условию некоррелируемости шумов.</w:t>
+        <w:t xml:space="preserve">И для каждого из трёх каналов АВП </w:t>
+      </w:r>
+      <w:r>
+        <w:rPr>
+          <w:lang w:val="ru-RU"/>
+        </w:rPr>
+        <w:t>соответствует</w:t>
+      </w:r>
+      <w:r>
+        <w:rPr>
+          <w:lang w:val="ru-RU"/>
+        </w:rPr>
+        <w:t xml:space="preserve"> отдельный дочерний генератор случайных чисел, что удовлетворяет условию некоррелируемости шумов.</w:t>
       </w:r>
     </w:p>
     <w:p>
@@ -283,7 +337,19 @@
         <w:rPr>
           <w:lang w:val="ru-RU"/>
         </w:rPr>
-        <w:t>Этот подход особенно интерсен при исследовании зависимости</w:t>
+        <w:t xml:space="preserve">Этот подход особенно </w:t>
+      </w:r>
+      <w:r>
+        <w:rPr>
+          <w:lang w:val="ru-RU"/>
+        </w:rPr>
+        <w:t>интересен</w:t>
+      </w:r>
+      <w:r>
+        <w:rPr>
+          <w:lang w:val="ru-RU"/>
+        </w:rPr>
+        <w:t xml:space="preserve"> при исследовании зависимости</w:t>
       </w:r>
       <w:r>
         <w:rPr>
@@ -295,7 +361,31 @@
         <w:rPr>
           <w:lang w:val="ru-RU"/>
         </w:rPr>
-        <w:t>дисперсии ошибки оценки от истииного азимута. То есть для каждого угла будут одинаковые условия изиерения угла прихода.</w:t>
+        <w:t xml:space="preserve">дисперсии ошибки оценки от </w:t>
+      </w:r>
+      <w:r>
+        <w:rPr>
+          <w:lang w:val="ru-RU"/>
+        </w:rPr>
+        <w:t>истинного</w:t>
+      </w:r>
+      <w:r>
+        <w:rPr>
+          <w:lang w:val="ru-RU"/>
+        </w:rPr>
+        <w:t xml:space="preserve"> азимута. То есть для каждого угла будут одинаковые условия </w:t>
+      </w:r>
+      <w:r>
+        <w:rPr>
+          <w:lang w:val="ru-RU"/>
+        </w:rPr>
+        <w:t>измерения</w:t>
+      </w:r>
+      <w:r>
+        <w:rPr>
+          <w:lang w:val="ru-RU"/>
+        </w:rPr>
+        <w:t xml:space="preserve"> угла прихода.</w:t>
       </w:r>
     </w:p>
     <w:p>
@@ -336,7 +426,13 @@
         <w:rPr>
           <w:lang w:val="ru-RU"/>
         </w:rPr>
-        <w:t>В изначальной постановки задачи отношение сигнал</w:t>
+        <w:t>В изначальные постановки</w:t>
+      </w:r>
+      <w:r>
+        <w:rPr>
+          <w:lang w:val="ru-RU"/>
+        </w:rPr>
+        <w:t xml:space="preserve"> задачи отношение сигнал</w:t>
       </w:r>
       <w:r>
         <w:rPr>
@@ -348,7 +444,19 @@
         <w:rPr>
           <w:lang w:val="ru-RU"/>
         </w:rPr>
-        <w:t>шум определялось по сдедующей формуле</w:t>
+        <w:t xml:space="preserve">шум определялось по </w:t>
+      </w:r>
+      <w:r>
+        <w:rPr>
+          <w:lang w:val="ru-RU"/>
+        </w:rPr>
+        <w:t>следующей</w:t>
+      </w:r>
+      <w:r>
+        <w:rPr>
+          <w:lang w:val="ru-RU"/>
+        </w:rPr>
+        <w:t xml:space="preserve"> формуле</w:t>
       </w:r>
       <w:r>
         <w:rPr>
@@ -663,7 +771,13 @@
         <w:rPr>
           <w:lang w:val="ru-RU"/>
         </w:rPr>
-        <w:t>диссперсия шума</w:t>
+        <w:t>дисперсия</w:t>
+      </w:r>
+      <w:r>
+        <w:rPr>
+          <w:lang w:val="ru-RU"/>
+        </w:rPr>
+        <w:t xml:space="preserve"> шума</w:t>
       </w:r>
       <w:r>
         <w:rPr>
@@ -682,7 +796,19 @@
         <w:rPr>
           <w:lang w:val="ru-RU"/>
         </w:rPr>
-        <w:t xml:space="preserve">Данное опреление имеет ограничение по применимости из-за разного определения амплитуды для периодических и импульсных сигналов. Для более универсального определения </w:t>
+        <w:t xml:space="preserve">Данное </w:t>
+      </w:r>
+      <w:r>
+        <w:rPr>
+          <w:lang w:val="ru-RU"/>
+        </w:rPr>
+        <w:t>обеление</w:t>
+      </w:r>
+      <w:r>
+        <w:rPr>
+          <w:lang w:val="ru-RU"/>
+        </w:rPr>
+        <w:t xml:space="preserve"> имеет ограничение по применимости из-за разного определения амплитуды для периодических и импульсных сигналов. Для более универсального определения </w:t>
       </w:r>
       <w:r>
         <w:rPr>
@@ -1406,16 +1532,7 @@
           <w:szCs w:val="28"/>
           <w:lang w:val="ru-RU"/>
         </w:rPr>
-        <w:t>энер</w:t>
-      </w:r>
-      <w:bookmarkStart w:id="0" w:name="_GoBack"/>
-      <w:bookmarkEnd w:id="0"/>
-      <w:r>
-        <w:rPr>
-          <w:szCs w:val="28"/>
-          <w:lang w:val="ru-RU"/>
-        </w:rPr>
-        <w:t>гия шума</w:t>
+        <w:t>энергия шума</w:t>
       </w:r>
       <w:r>
         <w:rPr>
@@ -1444,7 +1561,13 @@
         <w:rPr>
           <w:lang w:val="ru-RU"/>
         </w:rPr>
-        <w:t>Из опреления</w:t>
+        <w:t xml:space="preserve">Из </w:t>
+      </w:r>
+      <w:r>
+        <w:rPr>
+          <w:lang w:val="ru-RU"/>
+        </w:rPr>
+        <w:t>оправления</w:t>
       </w:r>
       <w:r>
         <w:rPr>
@@ -1456,7 +1579,19 @@
         <w:rPr>
           <w:lang w:val="ru-RU"/>
         </w:rPr>
-        <w:t xml:space="preserve"> следует, что энергия</w:t>
+        <w:t xml:space="preserve"> следует, что </w:t>
+      </w:r>
+      <w:r>
+        <w:rPr>
+          <w:lang w:val="ru-RU"/>
+        </w:rPr>
+        <w:t>энергия вне</w:t>
+      </w:r>
+      <w:r>
+        <w:rPr>
+          <w:lang w:val="ru-RU"/>
+        </w:rPr>
+        <w:t xml:space="preserve"> интервала наблюдения</w:t>
       </w:r>
       <w:r>
         <w:rPr>
@@ -1468,7 +1603,13 @@
         <w:rPr>
           <w:lang w:val="ru-RU"/>
         </w:rPr>
-        <w:t xml:space="preserve"> вне интервала наблюдения</w:t>
+        <w:t xml:space="preserve">в </w:t>
+      </w:r>
+      <w:r>
+        <w:rPr>
+          <w:lang w:val="ru-RU"/>
+        </w:rPr>
+        <w:t>расчёт</w:t>
       </w:r>
       <w:r>
         <w:rPr>
@@ -1477,12 +1618,6 @@
         <w:t xml:space="preserve"> </w:t>
       </w:r>
       <w:r>
-        <w:rPr>
-          <w:lang w:val="ru-RU"/>
-        </w:rPr>
-        <w:t xml:space="preserve">в рассчёт </w:t>
-      </w:r>
-      <w:r>
         <w:t>SNR</w:t>
       </w:r>
       <w:r>
@@ -1495,7 +1630,19 @@
         <w:rPr>
           <w:lang w:val="ru-RU"/>
         </w:rPr>
-        <w:t xml:space="preserve">не входит. Введём парметр </w:t>
+        <w:t xml:space="preserve">не входит. Введём </w:t>
+      </w:r>
+      <w:r>
+        <w:rPr>
+          <w:lang w:val="ru-RU"/>
+        </w:rPr>
+        <w:t>параметр</w:t>
+      </w:r>
+      <w:r>
+        <w:rPr>
+          <w:lang w:val="ru-RU"/>
+        </w:rPr>
+        <w:t xml:space="preserve"> </w:t>
       </w:r>
       <m:oMath>
         <m:r>
@@ -1782,7 +1929,35 @@
           <w:szCs w:val="28"/>
           <w:lang w:val="ru-RU"/>
         </w:rPr>
-        <w:t xml:space="preserve">долю энергии, которая приходится на интервал наблюдения. Этот параматр важно учитывать для корректного  значений </w:t>
+        <w:t xml:space="preserve">долю энергии, которая приходится на интервал наблюдения. Этот </w:t>
+      </w:r>
+      <w:r>
+        <w:rPr>
+          <w:szCs w:val="28"/>
+          <w:lang w:val="ru-RU"/>
+        </w:rPr>
+        <w:t>параметр</w:t>
+      </w:r>
+      <w:r>
+        <w:rPr>
+          <w:szCs w:val="28"/>
+          <w:lang w:val="ru-RU"/>
+        </w:rPr>
+        <w:t xml:space="preserve"> важно учитывать </w:t>
+      </w:r>
+      <w:r>
+        <w:rPr>
+          <w:szCs w:val="28"/>
+          <w:lang w:val="ru-RU"/>
+        </w:rPr>
+        <w:t>для корректных значений</w:t>
+      </w:r>
+      <w:r>
+        <w:rPr>
+          <w:szCs w:val="28"/>
+          <w:lang w:val="ru-RU"/>
+        </w:rPr>
+        <w:t xml:space="preserve"> </w:t>
       </w:r>
       <w:r>
         <w:rPr>
@@ -1834,7 +2009,14 @@
           <w:szCs w:val="28"/>
           <w:lang w:val="ru-RU"/>
         </w:rPr>
-        <w:t xml:space="preserve"> и вычляеется</w:t>
+        <w:t xml:space="preserve"> и </w:t>
+      </w:r>
+      <w:r>
+        <w:rPr>
+          <w:szCs w:val="28"/>
+          <w:lang w:val="ru-RU"/>
+        </w:rPr>
+        <w:t>валяется</w:t>
       </w:r>
       <w:r>
         <w:rPr>
@@ -1933,7 +2115,21 @@
           <w:szCs w:val="28"/>
           <w:lang w:val="ru-RU"/>
         </w:rPr>
-        <w:t xml:space="preserve">Из формулы (2) сдедует </w:t>
+        <w:t xml:space="preserve">Из формулы (2) </w:t>
+      </w:r>
+      <w:r>
+        <w:rPr>
+          <w:szCs w:val="28"/>
+          <w:lang w:val="ru-RU"/>
+        </w:rPr>
+        <w:t>следует</w:t>
+      </w:r>
+      <w:r>
+        <w:rPr>
+          <w:szCs w:val="28"/>
+          <w:lang w:val="ru-RU"/>
+        </w:rPr>
+        <w:t xml:space="preserve"> </w:t>
       </w:r>
       <w:r>
         <w:rPr>
@@ -2551,7 +2747,25 @@
         <w:rPr>
           <w:lang w:val="ru-RU"/>
         </w:rPr>
-        <w:t xml:space="preserve">параматр, характерезующий длительность </w:t>
+        <w:t>параметр</w:t>
+      </w:r>
+      <w:r>
+        <w:rPr>
+          <w:lang w:val="ru-RU"/>
+        </w:rPr>
+        <w:t xml:space="preserve">, </w:t>
+      </w:r>
+      <w:r>
+        <w:rPr>
+          <w:lang w:val="ru-RU"/>
+        </w:rPr>
+        <w:t>характеризующий</w:t>
+      </w:r>
+      <w:r>
+        <w:rPr>
+          <w:lang w:val="ru-RU"/>
+        </w:rPr>
+        <w:t xml:space="preserve"> длительность </w:t>
       </w:r>
       <w:r>
         <w:rPr>
@@ -2618,19 +2832,37 @@
         <w:rPr>
           <w:lang w:val="ru-RU"/>
         </w:rPr>
-        <w:t>коэф</w:t>
-      </w:r>
-      <w:r>
-        <w:rPr>
-          <w:lang w:val="ru-RU"/>
-        </w:rPr>
-        <w:t>ф</w:t>
-      </w:r>
-      <w:r>
-        <w:rPr>
-          <w:lang w:val="ru-RU"/>
-        </w:rPr>
-        <w:t>ицент амлитудного маштабирования импульса</w:t>
+        <w:t>коэффициент</w:t>
+      </w:r>
+      <w:r>
+        <w:rPr>
+          <w:lang w:val="ru-RU"/>
+        </w:rPr>
+        <w:t xml:space="preserve"> </w:t>
+      </w:r>
+      <w:r>
+        <w:rPr>
+          <w:lang w:val="ru-RU"/>
+        </w:rPr>
+        <w:t>амплитудного</w:t>
+      </w:r>
+      <w:r>
+        <w:rPr>
+          <w:lang w:val="ru-RU"/>
+        </w:rPr>
+        <w:t xml:space="preserve"> </w:t>
+      </w:r>
+      <w:r>
+        <w:rPr>
+          <w:lang w:val="ru-RU"/>
+        </w:rPr>
+        <w:t>масштабирования</w:t>
+      </w:r>
+      <w:r>
+        <w:rPr>
+          <w:lang w:val="ru-RU"/>
+        </w:rPr>
+        <w:t xml:space="preserve"> импульса</w:t>
       </w:r>
       <w:r>
         <w:rPr>
@@ -2640,6 +2872,11 @@
       </w:r>
     </w:p>
     <w:p>
+      <w:pPr>
+        <w:rPr>
+          <w:lang w:val="ru-RU"/>
+        </w:rPr>
+      </w:pPr>
       <w:r>
         <w:rPr>
           <w:lang w:val="ru-RU"/>
@@ -2662,7 +2899,19 @@
         <w:rPr>
           <w:lang w:val="ru-RU"/>
         </w:rPr>
-        <w:t>для последуюшего моделирование было установлено как</w:t>
+        <w:t xml:space="preserve">для </w:t>
+      </w:r>
+      <w:r>
+        <w:rPr>
+          <w:lang w:val="ru-RU"/>
+        </w:rPr>
+        <w:t>последующего</w:t>
+      </w:r>
+      <w:r>
+        <w:rPr>
+          <w:lang w:val="ru-RU"/>
+        </w:rPr>
+        <w:t xml:space="preserve"> моделирование было установлено как</w:t>
       </w:r>
       <w:r>
         <w:rPr>
@@ -2753,7 +3002,13 @@
         <w:rPr>
           <w:lang w:val="ru-RU"/>
         </w:rPr>
-        <w:t xml:space="preserve">, что позволяет корректно опрелить параметр </w:t>
+        <w:t>, что позволяет корректно определ</w:t>
+      </w:r>
+      <w:r>
+        <w:rPr>
+          <w:lang w:val="ru-RU"/>
+        </w:rPr>
+        <w:t xml:space="preserve">ить параметр </w:t>
       </w:r>
       <w:r>
         <w:t>SNR</w:t>
@@ -2768,9 +3023,24 @@
         <w:rPr>
           <w:lang w:val="ru-RU"/>
         </w:rPr>
-        <w:t>Перезапишем уранвение импульса Лоренца</w:t>
-      </w:r>
-      <w:r>
+        <w:t xml:space="preserve">Перезапишем </w:t>
+      </w:r>
+      <w:r>
+        <w:rPr>
+          <w:lang w:val="ru-RU"/>
+        </w:rPr>
+        <w:t>уравнение</w:t>
+      </w:r>
+      <w:r>
+        <w:rPr>
+          <w:lang w:val="ru-RU"/>
+        </w:rPr>
+        <w:t xml:space="preserve"> импульса Лоренца</w:t>
+      </w:r>
+      <w:r>
+        <w:rPr>
+          <w:lang w:val="ru-RU"/>
+        </w:rPr>
         <w:t>:</w:t>
       </w:r>
     </w:p>
@@ -3055,7 +3325,22 @@
         <w:rPr>
           <w:lang w:val="ru-RU"/>
         </w:rPr>
-        <w:t xml:space="preserve">= 0.05 </w:t>
+        <w:t>= 0.05</w:t>
+      </w:r>
+      <w:r>
+        <w:rPr>
+          <w:lang w:val="ru-RU"/>
+        </w:rPr>
+        <w:t xml:space="preserve"> </w:t>
+      </w:r>
+      <w:r>
+        <w:t>c</w:t>
+      </w:r>
+      <w:r>
+        <w:rPr>
+          <w:lang w:val="ru-RU"/>
+        </w:rPr>
+        <w:t xml:space="preserve"> </w:t>
       </w:r>
       <w:r>
         <w:rPr>
@@ -3141,7 +3426,7 @@
     <w:p>
       <w:pPr>
         <w:ind w:firstLine="0"/>
-        <w:jc w:val="left"/>
+        <w:jc w:val="center"/>
         <w:rPr>
           <w:lang w:val="ru-RU"/>
         </w:rPr>
@@ -3152,10 +3437,10 @@
           <w:lang w:val="ru-RU" w:eastAsia="ru-RU"/>
         </w:rPr>
         <w:drawing>
-          <wp:inline distT="0" distB="0" distL="0" distR="0" wp14:anchorId="5831B282" wp14:editId="059A1027">
-            <wp:extent cx="5903999" cy="2288372"/>
+          <wp:inline distT="0" distB="0" distL="0" distR="0">
+            <wp:extent cx="5890915" cy="3050439"/>
             <wp:effectExtent l="0" t="0" r="0" b="0"/>
-            <wp:docPr id="1" name="Picture 1"/>
+            <wp:docPr id="2" name="Рисунок 2"/>
             <wp:cNvGraphicFramePr>
               <a:graphicFrameLocks xmlns:a="http://schemas.openxmlformats.org/drawingml/2006/main" noChangeAspect="1"/>
             </wp:cNvGraphicFramePr>
@@ -3163,23 +3448,36 @@
               <a:graphicData uri="http://schemas.openxmlformats.org/drawingml/2006/picture">
                 <pic:pic xmlns:pic="http://schemas.openxmlformats.org/drawingml/2006/picture">
                   <pic:nvPicPr>
-                    <pic:cNvPr id="0" name="short_pulse.png"/>
-                    <pic:cNvPicPr/>
+                    <pic:cNvPr id="0" name="Picture 2"/>
+                    <pic:cNvPicPr>
+                      <a:picLocks noChangeAspect="1" noChangeArrowheads="1"/>
+                    </pic:cNvPicPr>
                   </pic:nvPicPr>
                   <pic:blipFill>
-                    <a:blip r:embed="rId8"/>
+                    <a:blip r:embed="rId8">
+                      <a:extLst>
+                        <a:ext uri="{28A0092B-C50C-407E-A947-70E740481C1C}">
+                          <a14:useLocalDpi xmlns:a14="http://schemas.microsoft.com/office/drawing/2010/main" val="0"/>
+                        </a:ext>
+                      </a:extLst>
+                    </a:blip>
+                    <a:srcRect/>
                     <a:stretch>
                       <a:fillRect/>
                     </a:stretch>
                   </pic:blipFill>
-                  <pic:spPr>
+                  <pic:spPr bwMode="auto">
                     <a:xfrm>
                       <a:off x="0" y="0"/>
-                      <a:ext cx="5903999" cy="2288372"/>
+                      <a:ext cx="5916842" cy="3063864"/>
                     </a:xfrm>
                     <a:prstGeom prst="rect">
                       <a:avLst/>
                     </a:prstGeom>
+                    <a:noFill/>
+                    <a:ln>
+                      <a:noFill/>
+                    </a:ln>
                   </pic:spPr>
                 </pic:pic>
               </a:graphicData>
@@ -3237,24 +3535,6 @@
           <w:lang w:val="ru-RU"/>
         </w:rPr>
       </w:pPr>
-      <w:r>
-        <w:rPr>
-          <w:lang w:val="ru-RU"/>
-        </w:rPr>
-        <w:t>На рисунке 2 представлена аддитивная смесь сигнала и белого нормального шума  с отношением сигнал</w:t>
-      </w:r>
-      <w:r>
-        <w:rPr>
-          <w:lang w:val="ru-RU"/>
-        </w:rPr>
-        <w:t>/</w:t>
-      </w:r>
-      <w:r>
-        <w:rPr>
-          <w:lang w:val="ru-RU"/>
-        </w:rPr>
-        <w:t>шум равным 2.</w:t>
-      </w:r>
     </w:p>
     <w:p>
       <w:pPr>
@@ -3266,15 +3546,350 @@
       </w:pPr>
       <w:r>
         <w:rPr>
+          <w:lang w:val="ru-RU"/>
+        </w:rPr>
+        <w:lastRenderedPageBreak/>
+        <w:t>Таблица 1 – Значения параметров для графика 1</w:t>
+      </w:r>
+    </w:p>
+    <w:tbl>
+      <w:tblPr>
+        <w:tblStyle w:val="aff0"/>
+        <w:tblW w:w="7225" w:type="dxa"/>
+        <w:tblLook w:val="04A0" w:firstRow="1" w:lastRow="0" w:firstColumn="1" w:lastColumn="0" w:noHBand="0" w:noVBand="1"/>
+      </w:tblPr>
+      <w:tblGrid>
+        <w:gridCol w:w="3073"/>
+        <w:gridCol w:w="4152"/>
+      </w:tblGrid>
+      <w:tr>
+        <w:trPr>
+          <w:trHeight w:val="252"/>
+        </w:trPr>
+        <w:tc>
+          <w:tcPr>
+            <w:tcW w:w="3073" w:type="dxa"/>
+          </w:tcPr>
+          <w:p>
+            <w:pPr>
+              <w:ind w:firstLine="0"/>
+              <w:jc w:val="center"/>
+            </w:pPr>
+            <m:oMathPara>
+              <m:oMath>
+                <m:r>
+                  <w:rPr>
+                    <w:rFonts w:ascii="Cambria Math" w:hAnsi="Cambria Math"/>
+                    <w:szCs w:val="28"/>
+                  </w:rPr>
+                  <m:t>β</m:t>
+                </m:r>
+              </m:oMath>
+            </m:oMathPara>
+          </w:p>
+        </w:tc>
+        <w:tc>
+          <w:tcPr>
+            <w:tcW w:w="4152" w:type="dxa"/>
+          </w:tcPr>
+          <w:p>
+            <w:pPr>
+              <w:ind w:firstLine="0"/>
+              <w:jc w:val="center"/>
+              <w:rPr>
+                <w:lang w:val="ru-RU"/>
+              </w:rPr>
+            </w:pPr>
+            <w:r>
+              <w:rPr>
+                <w:lang w:val="ru-RU"/>
+              </w:rPr>
+              <w:t>0.05 сек.</w:t>
+            </w:r>
+          </w:p>
+        </w:tc>
+      </w:tr>
+      <w:tr>
+        <w:trPr>
+          <w:trHeight w:val="259"/>
+        </w:trPr>
+        <w:tc>
+          <w:tcPr>
+            <w:tcW w:w="3073" w:type="dxa"/>
+          </w:tcPr>
+          <w:p>
+            <w:pPr>
+              <w:ind w:firstLine="0"/>
+              <w:jc w:val="center"/>
+              <w:rPr>
+                <w:lang w:val="ru-RU"/>
+              </w:rPr>
+            </w:pPr>
+            <m:oMath>
+              <m:sSub>
+                <m:sSubPr>
+                  <m:ctrlPr>
+                    <w:rPr>
+                      <w:rFonts w:ascii="Cambria Math" w:hAnsi="Cambria Math"/>
+                      <w:i/>
+                      <w:szCs w:val="28"/>
+                    </w:rPr>
+                  </m:ctrlPr>
+                </m:sSubPr>
+                <m:e>
+                  <m:r>
+                    <w:rPr>
+                      <w:rFonts w:ascii="Cambria Math" w:hAnsi="Cambria Math"/>
+                      <w:szCs w:val="28"/>
+                    </w:rPr>
+                    <m:t>A</m:t>
+                  </m:r>
+                </m:e>
+                <m:sub>
+                  <m:r>
+                    <w:rPr>
+                      <w:rFonts w:ascii="Cambria Math" w:hAnsi="Cambria Math"/>
+                      <w:szCs w:val="28"/>
+                    </w:rPr>
+                    <m:t>pulse</m:t>
+                  </m:r>
+                </m:sub>
+              </m:sSub>
+            </m:oMath>
+            <w:r>
+              <w:rPr>
+                <w:szCs w:val="28"/>
+                <w:lang w:val="ru-RU"/>
+              </w:rPr>
+              <w:t xml:space="preserve"> </w:t>
+            </w:r>
+          </w:p>
+        </w:tc>
+        <w:tc>
+          <w:tcPr>
+            <w:tcW w:w="4152" w:type="dxa"/>
+          </w:tcPr>
+          <w:p>
+            <w:pPr>
+              <w:ind w:firstLine="0"/>
+              <w:jc w:val="center"/>
+              <w:rPr>
+                <w:lang w:val="ru-RU"/>
+              </w:rPr>
+            </w:pPr>
+            <w:r>
+              <w:rPr>
+                <w:lang w:val="ru-RU"/>
+              </w:rPr>
+              <w:t xml:space="preserve">1 </w:t>
+            </w:r>
+          </w:p>
+        </w:tc>
+      </w:tr>
+      <w:tr>
+        <w:trPr>
+          <w:trHeight w:val="259"/>
+        </w:trPr>
+        <w:tc>
+          <w:tcPr>
+            <w:tcW w:w="3073" w:type="dxa"/>
+          </w:tcPr>
+          <w:p>
+            <w:pPr>
+              <w:ind w:firstLine="0"/>
+              <w:jc w:val="center"/>
+              <w:rPr>
+                <w:szCs w:val="28"/>
+              </w:rPr>
+            </w:pPr>
+            <w:r>
+              <w:rPr>
+                <w:szCs w:val="28"/>
+              </w:rPr>
+              <w:t>T</w:t>
+            </w:r>
+          </w:p>
+        </w:tc>
+        <w:tc>
+          <w:tcPr>
+            <w:tcW w:w="4152" w:type="dxa"/>
+          </w:tcPr>
+          <w:p>
+            <w:pPr>
+              <w:ind w:firstLine="0"/>
+              <w:jc w:val="center"/>
+              <w:rPr>
+                <w:lang w:val="ru-RU"/>
+              </w:rPr>
+            </w:pPr>
+            <w:r>
+              <w:t xml:space="preserve">1.14 </w:t>
+            </w:r>
+            <w:r>
+              <w:rPr>
+                <w:lang w:val="ru-RU"/>
+              </w:rPr>
+              <w:t>сек</w:t>
+            </w:r>
+          </w:p>
+        </w:tc>
+      </w:tr>
+      <w:tr>
+        <w:trPr>
+          <w:trHeight w:val="259"/>
+        </w:trPr>
+        <w:tc>
+          <w:tcPr>
+            <w:tcW w:w="3073" w:type="dxa"/>
+          </w:tcPr>
+          <w:p>
+            <w:pPr>
+              <w:ind w:firstLine="0"/>
+              <w:jc w:val="center"/>
+            </w:pPr>
+            <m:oMathPara>
+              <m:oMath>
+                <m:sSub>
+                  <m:sSubPr>
+                    <m:ctrlPr>
+                      <w:rPr>
+                        <w:rFonts w:ascii="Cambria Math" w:hAnsi="Cambria Math"/>
+                        <w:i/>
+                      </w:rPr>
+                    </m:ctrlPr>
+                  </m:sSubPr>
+                  <m:e>
+                    <m:r>
+                      <w:rPr>
+                        <w:rFonts w:ascii="Cambria Math" w:hAnsi="Cambria Math"/>
+                      </w:rPr>
+                      <m:t>t</m:t>
+                    </m:r>
+                  </m:e>
+                  <m:sub>
+                    <m:r>
+                      <w:rPr>
+                        <w:rFonts w:ascii="Cambria Math" w:hAnsi="Cambria Math"/>
+                      </w:rPr>
+                      <m:t>0</m:t>
+                    </m:r>
+                  </m:sub>
+                </m:sSub>
+              </m:oMath>
+            </m:oMathPara>
+          </w:p>
+        </w:tc>
+        <w:tc>
+          <w:tcPr>
+            <w:tcW w:w="4152" w:type="dxa"/>
+          </w:tcPr>
+          <w:p>
+            <w:pPr>
+              <w:ind w:firstLine="0"/>
+              <w:rPr>
+                <w:lang w:val="ru-RU"/>
+              </w:rPr>
+            </w:pPr>
+            <m:oMathPara>
+              <m:oMath>
+                <m:f>
+                  <m:fPr>
+                    <m:type m:val="lin"/>
+                    <m:ctrlPr>
+                      <w:rPr>
+                        <w:rFonts w:ascii="Cambria Math" w:hAnsi="Cambria Math"/>
+                        <w:i/>
+                        <w:lang w:val="ru-RU"/>
+                      </w:rPr>
+                    </m:ctrlPr>
+                  </m:fPr>
+                  <m:num>
+                    <m:r>
+                      <w:rPr>
+                        <w:rFonts w:ascii="Cambria Math" w:hAnsi="Cambria Math"/>
+                        <w:lang w:val="ru-RU"/>
+                      </w:rPr>
+                      <m:t>T</m:t>
+                    </m:r>
+                  </m:num>
+                  <m:den>
+                    <m:r>
+                      <w:rPr>
+                        <w:rFonts w:ascii="Cambria Math" w:hAnsi="Cambria Math"/>
+                        <w:lang w:val="ru-RU"/>
+                      </w:rPr>
+                      <m:t>2</m:t>
+                    </m:r>
+                  </m:den>
+                </m:f>
+              </m:oMath>
+            </m:oMathPara>
+          </w:p>
+        </w:tc>
+      </w:tr>
+    </w:tbl>
+    <w:p>
+      <w:pPr>
+        <w:rPr>
+          <w:lang w:val="ru-RU"/>
+        </w:rPr>
+      </w:pPr>
+    </w:p>
+    <w:p>
+      <w:pPr>
+        <w:rPr>
+          <w:lang w:val="ru-RU"/>
+        </w:rPr>
+      </w:pPr>
+      <w:r>
+        <w:rPr>
+          <w:lang w:val="ru-RU"/>
+        </w:rPr>
+        <w:t xml:space="preserve">На рисунке 2 представлена аддитивная смесь сигнала и белого нормального </w:t>
+      </w:r>
+      <w:r>
+        <w:rPr>
+          <w:lang w:val="ru-RU"/>
+        </w:rPr>
+        <w:t>шума с</w:t>
+      </w:r>
+      <w:r>
+        <w:rPr>
+          <w:lang w:val="ru-RU"/>
+        </w:rPr>
+        <w:t xml:space="preserve"> отношением сигнал</w:t>
+      </w:r>
+      <w:r>
+        <w:rPr>
+          <w:lang w:val="ru-RU"/>
+        </w:rPr>
+        <w:t>/</w:t>
+      </w:r>
+      <w:r>
+        <w:rPr>
+          <w:lang w:val="ru-RU"/>
+        </w:rPr>
+        <w:t>шум равным 2.</w:t>
+      </w:r>
+    </w:p>
+    <w:p>
+      <w:pPr>
+        <w:ind w:firstLine="0"/>
+        <w:jc w:val="left"/>
+        <w:rPr>
+          <w:lang w:val="ru-RU"/>
+        </w:rPr>
+      </w:pPr>
+      <w:r>
+        <w:rPr>
           <w:noProof/>
           <w:lang w:val="ru-RU" w:eastAsia="ru-RU"/>
         </w:rPr>
-        <w:lastRenderedPageBreak/>
         <w:drawing>
           <wp:inline distT="0" distB="0" distL="0" distR="0">
-            <wp:extent cx="5932805" cy="4572000"/>
-            <wp:effectExtent l="0" t="0" r="0" b="0"/>
-            <wp:docPr id="4" name="Рисунок 1" descr="C:\Users\Admin\AppData\Local\Microsoft\Windows\INetCache\Content.Word\puls_and_noise.png"/>
+            <wp:extent cx="5932805" cy="3767455"/>
+            <wp:effectExtent l="0" t="0" r="0" b="4445"/>
+            <wp:docPr id="3" name="Рисунок 3"/>
             <wp:cNvGraphicFramePr>
               <a:graphicFrameLocks xmlns:a="http://schemas.openxmlformats.org/drawingml/2006/main" noChangeAspect="1"/>
             </wp:cNvGraphicFramePr>
@@ -3282,7 +3897,7 @@
               <a:graphicData uri="http://schemas.openxmlformats.org/drawingml/2006/picture">
                 <pic:pic xmlns:pic="http://schemas.openxmlformats.org/drawingml/2006/picture">
                   <pic:nvPicPr>
-                    <pic:cNvPr id="0" name="Picture 1" descr="C:\Users\Admin\AppData\Local\Microsoft\Windows\INetCache\Content.Word\puls_and_noise.png"/>
+                    <pic:cNvPr id="0" name="Picture 3"/>
                     <pic:cNvPicPr>
                       <a:picLocks noChangeAspect="1" noChangeArrowheads="1"/>
                     </pic:cNvPicPr>
@@ -3303,7 +3918,7 @@
                   <pic:spPr bwMode="auto">
                     <a:xfrm>
                       <a:off x="0" y="0"/>
-                      <a:ext cx="5932805" cy="4572000"/>
+                      <a:ext cx="5932805" cy="3767455"/>
                     </a:xfrm>
                     <a:prstGeom prst="rect">
                       <a:avLst/>
@@ -3344,6 +3959,189 @@
     <w:p>
       <w:pPr>
         <w:ind w:firstLine="0"/>
+        <w:jc w:val="left"/>
+        <w:rPr>
+          <w:lang w:val="ru-RU"/>
+        </w:rPr>
+      </w:pPr>
+      <w:r>
+        <w:rPr>
+          <w:lang w:val="ru-RU"/>
+        </w:rPr>
+        <w:t>Таблица 2 – Значения параметров для графика 2</w:t>
+      </w:r>
+    </w:p>
+    <w:tbl>
+      <w:tblPr>
+        <w:tblStyle w:val="aff0"/>
+        <w:tblW w:w="7225" w:type="dxa"/>
+        <w:tblLook w:val="04A0" w:firstRow="1" w:lastRow="0" w:firstColumn="1" w:lastColumn="0" w:noHBand="0" w:noVBand="1"/>
+      </w:tblPr>
+      <w:tblGrid>
+        <w:gridCol w:w="3073"/>
+        <w:gridCol w:w="4152"/>
+      </w:tblGrid>
+      <w:tr>
+        <w:trPr>
+          <w:trHeight w:val="252"/>
+        </w:trPr>
+        <w:tc>
+          <w:tcPr>
+            <w:tcW w:w="3073" w:type="dxa"/>
+          </w:tcPr>
+          <w:p>
+            <w:pPr>
+              <w:ind w:firstLine="0"/>
+              <w:jc w:val="center"/>
+            </w:pPr>
+            <w:r>
+              <w:t>SNR</w:t>
+            </w:r>
+          </w:p>
+        </w:tc>
+        <w:tc>
+          <w:tcPr>
+            <w:tcW w:w="4152" w:type="dxa"/>
+          </w:tcPr>
+          <w:p>
+            <w:pPr>
+              <w:ind w:firstLine="0"/>
+              <w:jc w:val="center"/>
+            </w:pPr>
+            <w:r>
+              <w:t>2</w:t>
+            </w:r>
+          </w:p>
+        </w:tc>
+      </w:tr>
+      <w:tr>
+        <w:trPr>
+          <w:trHeight w:val="259"/>
+        </w:trPr>
+        <w:tc>
+          <w:tcPr>
+            <w:tcW w:w="3073" w:type="dxa"/>
+          </w:tcPr>
+          <w:p>
+            <w:pPr>
+              <w:ind w:firstLine="0"/>
+              <w:jc w:val="center"/>
+              <w:rPr>
+                <w:lang w:val="ru-RU"/>
+              </w:rPr>
+            </w:pPr>
+            <m:oMathPara>
+              <m:oMath>
+                <m:sSub>
+                  <m:sSubPr>
+                    <m:ctrlPr>
+                      <w:rPr>
+                        <w:rFonts w:ascii="Cambria Math" w:hAnsi="Cambria Math"/>
+                        <w:i/>
+                        <w:szCs w:val="28"/>
+                      </w:rPr>
+                    </m:ctrlPr>
+                  </m:sSubPr>
+                  <m:e>
+                    <m:r>
+                      <w:rPr>
+                        <w:rFonts w:ascii="Cambria Math" w:hAnsi="Cambria Math"/>
+                        <w:szCs w:val="28"/>
+                      </w:rPr>
+                      <m:t>σ</m:t>
+                    </m:r>
+                  </m:e>
+                  <m:sub>
+                    <m:r>
+                      <w:rPr>
+                        <w:rFonts w:ascii="Cambria Math" w:hAnsi="Cambria Math"/>
+                        <w:szCs w:val="28"/>
+                      </w:rPr>
+                      <m:t>noise</m:t>
+                    </m:r>
+                  </m:sub>
+                </m:sSub>
+              </m:oMath>
+            </m:oMathPara>
+          </w:p>
+        </w:tc>
+        <w:tc>
+          <w:tcPr>
+            <w:tcW w:w="4152" w:type="dxa"/>
+          </w:tcPr>
+          <w:p>
+            <w:pPr>
+              <w:ind w:firstLine="0"/>
+              <w:jc w:val="center"/>
+              <w:rPr>
+                <w:lang w:val="ru-RU"/>
+              </w:rPr>
+            </w:pPr>
+            <w:r>
+              <w:t>3.72</w:t>
+            </w:r>
+            <w:r>
+              <w:rPr>
+                <w:lang w:val="ru-RU"/>
+              </w:rPr>
+              <w:t xml:space="preserve"> Па</w:t>
+            </w:r>
+          </w:p>
+        </w:tc>
+      </w:tr>
+      <w:tr>
+        <w:trPr>
+          <w:trHeight w:val="259"/>
+        </w:trPr>
+        <w:tc>
+          <w:tcPr>
+            <w:tcW w:w="3073" w:type="dxa"/>
+          </w:tcPr>
+          <w:p>
+            <w:pPr>
+              <w:ind w:firstLine="0"/>
+              <w:jc w:val="center"/>
+            </w:pPr>
+            <m:oMathPara>
+              <m:oMath>
+                <m:r>
+                  <w:rPr>
+                    <w:rFonts w:ascii="Cambria Math" w:hAnsi="Cambria Math"/>
+                  </w:rPr>
+                  <m:t>T</m:t>
+                </m:r>
+              </m:oMath>
+            </m:oMathPara>
+          </w:p>
+        </w:tc>
+        <w:tc>
+          <w:tcPr>
+            <w:tcW w:w="4152" w:type="dxa"/>
+          </w:tcPr>
+          <w:p>
+            <w:pPr>
+              <w:ind w:firstLine="0"/>
+              <w:jc w:val="center"/>
+              <w:rPr>
+                <w:lang w:val="ru-RU"/>
+              </w:rPr>
+            </w:pPr>
+            <w:r>
+              <w:t xml:space="preserve">1.14 </w:t>
+            </w:r>
+            <w:r>
+              <w:rPr>
+                <w:lang w:val="ru-RU"/>
+              </w:rPr>
+              <w:t>сек</w:t>
+            </w:r>
+          </w:p>
+        </w:tc>
+      </w:tr>
+    </w:tbl>
+    <w:p>
+      <w:pPr>
+        <w:ind w:firstLine="0"/>
         <w:jc w:val="center"/>
         <w:rPr>
           <w:lang w:val="ru-RU"/>
@@ -3353,6 +4151,15 @@
     <w:p>
       <w:pPr>
         <w:ind w:firstLine="0"/>
+        <w:jc w:val="center"/>
+        <w:rPr>
+          <w:lang w:val="ru-RU"/>
+        </w:rPr>
+      </w:pPr>
+    </w:p>
+    <w:p>
+      <w:pPr>
+        <w:ind w:firstLine="0"/>
         <w:rPr>
           <w:b/>
           <w:lang w:val="ru-RU"/>
@@ -3370,7 +4177,21 @@
           <w:b/>
           <w:lang w:val="ru-RU"/>
         </w:rPr>
-        <w:t>Спектральные харакетристики импульсных сигналов</w:t>
+        <w:t xml:space="preserve">Спектральные </w:t>
+      </w:r>
+      <w:r>
+        <w:rPr>
+          <w:b/>
+          <w:lang w:val="ru-RU"/>
+        </w:rPr>
+        <w:t>характеристики</w:t>
+      </w:r>
+      <w:r>
+        <w:rPr>
+          <w:b/>
+          <w:lang w:val="ru-RU"/>
+        </w:rPr>
+        <w:t xml:space="preserve"> импульсных сигналов</w:t>
       </w:r>
     </w:p>
     <w:p>
@@ -3379,132 +4200,18 @@
         <w:spacing w:before="0" w:beforeAutospacing="0" w:after="0" w:afterAutospacing="0" w:line="360" w:lineRule="auto"/>
         <w:ind w:firstLine="720"/>
         <w:jc w:val="both"/>
+      </w:pPr>
+      <w:r>
         <w:rPr>
           <w:sz w:val="28"/>
           <w:szCs w:val="28"/>
         </w:rPr>
-      </w:pPr>
+        <w:t>Сигнал в частотной области определяется преобразованием Фурье</w:t>
+      </w:r>
       <w:r>
         <w:rPr>
           <w:sz w:val="28"/>
           <w:szCs w:val="28"/>
-        </w:rPr>
-        <w:t>Гармонический сигнал хара</w:t>
-      </w:r>
-      <w:r>
-        <w:rPr>
-          <w:sz w:val="28"/>
-          <w:szCs w:val="28"/>
-        </w:rPr>
-        <w:t xml:space="preserve">ктеризуется одной частотой </w:t>
-      </w:r>
-      <m:oMath>
-        <m:sSub>
-          <m:sSubPr>
-            <m:ctrlPr>
-              <w:rPr>
-                <w:rFonts w:ascii="Cambria Math" w:hAnsi="Cambria Math"/>
-                <w:i/>
-                <w:sz w:val="28"/>
-                <w:szCs w:val="28"/>
-              </w:rPr>
-            </m:ctrlPr>
-          </m:sSubPr>
-          <m:e>
-            <m:r>
-              <w:rPr>
-                <w:rFonts w:ascii="Cambria Math" w:hAnsi="Cambria Math"/>
-                <w:sz w:val="28"/>
-                <w:szCs w:val="28"/>
-                <w:lang w:val="en-US"/>
-              </w:rPr>
-              <m:t>f</m:t>
-            </m:r>
-          </m:e>
-          <m:sub>
-            <m:r>
-              <w:rPr>
-                <w:rFonts w:ascii="Cambria Math" w:hAnsi="Cambria Math"/>
-                <w:sz w:val="28"/>
-                <w:szCs w:val="28"/>
-              </w:rPr>
-              <m:t>0</m:t>
-            </m:r>
-          </m:sub>
-        </m:sSub>
-      </m:oMath>
-      <w:r>
-        <w:rPr>
-          <w:sz w:val="28"/>
-          <w:szCs w:val="28"/>
-        </w:rPr>
-        <w:t xml:space="preserve">, тогда как импульсный сигнал обладает непрерывным спектром, который невозможно полностью охарактеризовать одной частотой. Для количественного описания спектральных свойств импульса могут использоваться различные характеристики, в частности среднеквадратичная частота </w:t>
-      </w:r>
-      <m:oMath>
-        <m:sSub>
-          <m:sSubPr>
-            <m:ctrlPr>
-              <w:rPr>
-                <w:rFonts w:ascii="Cambria Math" w:hAnsi="Cambria Math"/>
-                <w:i/>
-              </w:rPr>
-            </m:ctrlPr>
-          </m:sSubPr>
-          <m:e>
-            <m:r>
-              <w:rPr>
-                <w:rFonts w:ascii="Cambria Math" w:hAnsi="Cambria Math"/>
-              </w:rPr>
-              <m:t>f</m:t>
-            </m:r>
-          </m:e>
-          <m:sub>
-            <m:r>
-              <w:rPr>
-                <w:rFonts w:ascii="Cambria Math" w:hAnsi="Cambria Math"/>
-              </w:rPr>
-              <m:t>RMS</m:t>
-            </m:r>
-          </m:sub>
-        </m:sSub>
-      </m:oMath>
-      <w:r>
-        <w:rPr>
-          <w:sz w:val="28"/>
-          <w:szCs w:val="28"/>
-        </w:rPr>
-        <w:t>.</w:t>
-      </w:r>
-    </w:p>
-    <w:p>
-      <w:pPr>
-        <w:pStyle w:val="aff9"/>
-        <w:spacing w:before="0" w:beforeAutospacing="0" w:after="0" w:afterAutospacing="0" w:line="360" w:lineRule="auto"/>
-        <w:ind w:firstLine="720"/>
-        <w:jc w:val="both"/>
-        <w:rPr>
-          <w:lang w:val="en-US"/>
-        </w:rPr>
-      </w:pPr>
-      <w:r>
-        <w:rPr>
-          <w:sz w:val="28"/>
-          <w:szCs w:val="28"/>
-        </w:rPr>
-        <w:t xml:space="preserve">В рамках настоящего исследования рассмотрим среднеквадратичную частоту, поскольку она учитывает распределение энергии сигнала по спектру с весом, пропорциональным квадрату частоты. </w:t>
-      </w:r>
-      <w:r>
-        <w:rPr>
-          <w:sz w:val="28"/>
-          <w:szCs w:val="28"/>
-        </w:rPr>
-        <w:t>Амплитудный спектр сигнала определяется выражением</w:t>
-      </w:r>
-      <w:r>
-        <w:rPr>
-          <w:sz w:val="28"/>
-          <w:szCs w:val="28"/>
-          <w:lang w:val="en-US"/>
         </w:rPr>
         <w:t>:</w:t>
       </w:r>
@@ -3694,58 +4401,572 @@
     </w:p>
     <w:p>
       <w:pPr>
-        <w:ind w:firstLine="0"/>
-        <w:jc w:val="center"/>
+        <w:pStyle w:val="aff9"/>
+        <w:spacing w:before="0" w:beforeAutospacing="0" w:after="0" w:afterAutospacing="0" w:line="360" w:lineRule="auto"/>
+        <w:ind w:firstLine="720"/>
+        <w:jc w:val="both"/>
+        <w:rPr>
+          <w:sz w:val="28"/>
+          <w:szCs w:val="28"/>
+        </w:rPr>
       </w:pPr>
+      <w:r>
+        <w:rPr>
+          <w:sz w:val="28"/>
+          <w:szCs w:val="28"/>
+        </w:rPr>
+        <w:lastRenderedPageBreak/>
+        <w:t>Гармонический сигнал хара</w:t>
+      </w:r>
+      <w:r>
+        <w:rPr>
+          <w:sz w:val="28"/>
+          <w:szCs w:val="28"/>
+        </w:rPr>
+        <w:t xml:space="preserve">ктеризуется центральной частотой </w:t>
+      </w:r>
+      <m:oMath>
+        <m:sSub>
+          <m:sSubPr>
+            <m:ctrlPr>
+              <w:rPr>
+                <w:rFonts w:ascii="Cambria Math" w:hAnsi="Cambria Math"/>
+                <w:i/>
+                <w:sz w:val="28"/>
+                <w:szCs w:val="28"/>
+              </w:rPr>
+            </m:ctrlPr>
+          </m:sSubPr>
+          <m:e>
+            <m:r>
+              <w:rPr>
+                <w:rFonts w:ascii="Cambria Math" w:hAnsi="Cambria Math"/>
+                <w:sz w:val="28"/>
+                <w:szCs w:val="28"/>
+                <w:lang w:val="en-US"/>
+              </w:rPr>
+              <m:t>f</m:t>
+            </m:r>
+          </m:e>
+          <m:sub>
+            <m:r>
+              <w:rPr>
+                <w:rFonts w:ascii="Cambria Math" w:hAnsi="Cambria Math"/>
+                <w:sz w:val="28"/>
+                <w:szCs w:val="28"/>
+              </w:rPr>
+              <m:t>0</m:t>
+            </m:r>
+          </m:sub>
+        </m:sSub>
+      </m:oMath>
+      <w:r>
+        <w:rPr>
+          <w:sz w:val="28"/>
+          <w:szCs w:val="28"/>
+        </w:rPr>
+        <w:t>, тогда как импульсный сигнал обладает непрерывным спектром, который невозможно полностью охарактеризовать одной частотой. Для количественного описания спектральных свойств импульса могут использоваться различные</w:t>
+      </w:r>
+      <w:r>
+        <w:rPr>
+          <w:sz w:val="28"/>
+          <w:szCs w:val="28"/>
+        </w:rPr>
+        <w:t xml:space="preserve"> спектральные</w:t>
+      </w:r>
+      <w:r>
+        <w:rPr>
+          <w:sz w:val="28"/>
+          <w:szCs w:val="28"/>
+        </w:rPr>
+        <w:t xml:space="preserve"> характеристики, в частности среднеквадратичная частота </w:t>
+      </w:r>
+      <m:oMath>
+        <m:sSub>
+          <m:sSubPr>
+            <m:ctrlPr>
+              <w:rPr>
+                <w:rFonts w:ascii="Cambria Math" w:hAnsi="Cambria Math"/>
+                <w:i/>
+              </w:rPr>
+            </m:ctrlPr>
+          </m:sSubPr>
+          <m:e>
+            <m:r>
+              <w:rPr>
+                <w:rFonts w:ascii="Cambria Math" w:hAnsi="Cambria Math"/>
+              </w:rPr>
+              <m:t>f</m:t>
+            </m:r>
+          </m:e>
+          <m:sub>
+            <m:r>
+              <w:rPr>
+                <w:rFonts w:ascii="Cambria Math" w:hAnsi="Cambria Math"/>
+              </w:rPr>
+              <m:t>RMS</m:t>
+            </m:r>
+          </m:sub>
+        </m:sSub>
+      </m:oMath>
+      <w:r>
+        <w:rPr>
+          <w:sz w:val="28"/>
+          <w:szCs w:val="28"/>
+        </w:rPr>
+        <w:t>.</w:t>
+      </w:r>
+    </w:p>
+    <w:p>
+      <w:pPr>
+        <w:ind w:firstLine="720"/>
+        <w:rPr>
+          <w:szCs w:val="28"/>
+          <w:lang w:val="ru-RU"/>
+        </w:rPr>
+      </w:pPr>
+      <w:r>
+        <w:rPr>
+          <w:szCs w:val="28"/>
+          <w:lang w:val="ru-RU"/>
+        </w:rPr>
+        <w:t>В рамках настоящего исследования рассмотрим среднеквадратичную частоту, поскольку она учитывает распредел</w:t>
+      </w:r>
+      <w:r>
+        <w:rPr>
+          <w:szCs w:val="28"/>
+          <w:lang w:val="ru-RU"/>
+        </w:rPr>
+        <w:t>ение энергии сигнала по спектру</w:t>
+      </w:r>
+      <w:r>
+        <w:rPr>
+          <w:szCs w:val="28"/>
+          <w:lang w:val="ru-RU"/>
+        </w:rPr>
+        <w:t xml:space="preserve"> весом, пропорциональным квадрату частоты:</w:t>
+      </w:r>
+    </w:p>
+    <w:p>
+      <w:pPr>
+        <w:ind w:firstLine="720"/>
+      </w:pPr>
+      <m:oMathPara>
+        <m:oMath>
+          <m:eqArr>
+            <m:eqArrPr>
+              <m:maxDist m:val="1"/>
+              <m:ctrlPr>
+                <w:rPr>
+                  <w:rFonts w:ascii="Cambria Math" w:hAnsi="Cambria Math"/>
+                  <w:i/>
+                  <w:lang w:val="ru-RU"/>
+                </w:rPr>
+              </m:ctrlPr>
+            </m:eqArrPr>
+            <m:e>
+              <m:sSub>
+                <m:sSubPr>
+                  <m:ctrlPr>
+                    <w:rPr>
+                      <w:rFonts w:ascii="Cambria Math" w:hAnsi="Cambria Math"/>
+                      <w:i/>
+                    </w:rPr>
+                  </m:ctrlPr>
+                </m:sSubPr>
+                <m:e>
+                  <m:r>
+                    <w:rPr>
+                      <w:rFonts w:ascii="Cambria Math" w:hAnsi="Cambria Math"/>
+                    </w:rPr>
+                    <m:t>f</m:t>
+                  </m:r>
+                </m:e>
+                <m:sub>
+                  <m:r>
+                    <w:rPr>
+                      <w:rFonts w:ascii="Cambria Math" w:hAnsi="Cambria Math"/>
+                    </w:rPr>
+                    <m:t>RMS</m:t>
+                  </m:r>
+                </m:sub>
+              </m:sSub>
+              <m:r>
+                <w:rPr>
+                  <w:rFonts w:ascii="Cambria Math" w:hAnsi="Cambria Math"/>
+                  <w:lang w:val="ru-RU"/>
+                </w:rPr>
+                <m:t xml:space="preserve">= </m:t>
+              </m:r>
+              <m:f>
+                <m:fPr>
+                  <m:ctrlPr>
+                    <w:rPr>
+                      <w:rFonts w:ascii="Cambria Math" w:hAnsi="Cambria Math"/>
+                      <w:i/>
+                      <w:lang w:val="ru-RU"/>
+                    </w:rPr>
+                  </m:ctrlPr>
+                </m:fPr>
+                <m:num>
+                  <m:nary>
+                    <m:naryPr>
+                      <m:limLoc m:val="subSup"/>
+                      <m:ctrlPr>
+                        <w:rPr>
+                          <w:rFonts w:ascii="Cambria Math" w:hAnsi="Cambria Math"/>
+                          <w:i/>
+                          <w:lang w:val="ru-RU"/>
+                        </w:rPr>
+                      </m:ctrlPr>
+                    </m:naryPr>
+                    <m:sub>
+                      <m:r>
+                        <w:rPr>
+                          <w:rFonts w:ascii="Cambria Math" w:hAnsi="Cambria Math"/>
+                          <w:lang w:val="ru-RU"/>
+                        </w:rPr>
+                        <m:t>0</m:t>
+                      </m:r>
+                    </m:sub>
+                    <m:sup>
+                      <m:r>
+                        <w:rPr>
+                          <w:rFonts w:ascii="Cambria Math" w:hAnsi="Cambria Math"/>
+                          <w:lang w:val="ru-RU"/>
+                        </w:rPr>
+                        <m:t>T</m:t>
+                      </m:r>
+                    </m:sup>
+                    <m:e>
+                      <m:sSup>
+                        <m:sSupPr>
+                          <m:ctrlPr>
+                            <w:rPr>
+                              <w:rFonts w:ascii="Cambria Math" w:hAnsi="Cambria Math"/>
+                              <w:i/>
+                              <w:lang w:val="ru-RU"/>
+                            </w:rPr>
+                          </m:ctrlPr>
+                        </m:sSupPr>
+                        <m:e>
+                          <m:r>
+                            <w:rPr>
+                              <w:rFonts w:ascii="Cambria Math" w:hAnsi="Cambria Math"/>
+                              <w:lang w:val="ru-RU"/>
+                            </w:rPr>
+                            <m:t>f</m:t>
+                          </m:r>
+                        </m:e>
+                        <m:sup>
+                          <m:r>
+                            <w:rPr>
+                              <w:rFonts w:ascii="Cambria Math" w:hAnsi="Cambria Math"/>
+                              <w:lang w:val="ru-RU"/>
+                            </w:rPr>
+                            <m:t>2</m:t>
+                          </m:r>
+                        </m:sup>
+                      </m:sSup>
+                      <m:sSup>
+                        <m:sSupPr>
+                          <m:ctrlPr>
+                            <w:rPr>
+                              <w:rFonts w:ascii="Cambria Math" w:hAnsi="Cambria Math"/>
+                              <w:i/>
+                              <w:lang w:val="ru-RU"/>
+                            </w:rPr>
+                          </m:ctrlPr>
+                        </m:sSupPr>
+                        <m:e>
+                          <m:d>
+                            <m:dPr>
+                              <m:begChr m:val="|"/>
+                              <m:endChr m:val="|"/>
+                              <m:ctrlPr>
+                                <w:rPr>
+                                  <w:rFonts w:ascii="Cambria Math" w:hAnsi="Cambria Math"/>
+                                  <w:i/>
+                                  <w:lang w:val="ru-RU"/>
+                                </w:rPr>
+                              </m:ctrlPr>
+                            </m:dPr>
+                            <m:e>
+                              <m:acc>
+                                <m:accPr>
+                                  <m:chr m:val="̃"/>
+                                  <m:ctrlPr>
+                                    <w:rPr>
+                                      <w:rFonts w:ascii="Cambria Math" w:hAnsi="Cambria Math"/>
+                                      <w:i/>
+                                    </w:rPr>
+                                  </m:ctrlPr>
+                                </m:accPr>
+                                <m:e>
+                                  <m:r>
+                                    <w:rPr>
+                                      <w:rFonts w:ascii="Cambria Math" w:hAnsi="Cambria Math"/>
+                                    </w:rPr>
+                                    <m:t>s</m:t>
+                                  </m:r>
+                                </m:e>
+                              </m:acc>
+                              <m:d>
+                                <m:dPr>
+                                  <m:ctrlPr>
+                                    <w:rPr>
+                                      <w:rFonts w:ascii="Cambria Math" w:hAnsi="Cambria Math"/>
+                                      <w:i/>
+                                      <w:lang w:val="ru-RU"/>
+                                    </w:rPr>
+                                  </m:ctrlPr>
+                                </m:dPr>
+                                <m:e>
+                                  <m:r>
+                                    <w:rPr>
+                                      <w:rFonts w:ascii="Cambria Math" w:hAnsi="Cambria Math"/>
+                                      <w:lang w:val="ru-RU"/>
+                                    </w:rPr>
+                                    <m:t>f</m:t>
+                                  </m:r>
+                                </m:e>
+                              </m:d>
+                            </m:e>
+                          </m:d>
+                        </m:e>
+                        <m:sup>
+                          <m:r>
+                            <w:rPr>
+                              <w:rFonts w:ascii="Cambria Math" w:hAnsi="Cambria Math"/>
+                              <w:lang w:val="ru-RU"/>
+                            </w:rPr>
+                            <m:t>2</m:t>
+                          </m:r>
+                        </m:sup>
+                      </m:sSup>
+                      <m:r>
+                        <w:rPr>
+                          <w:rFonts w:ascii="Cambria Math" w:hAnsi="Cambria Math"/>
+                          <w:lang w:val="ru-RU"/>
+                        </w:rPr>
+                        <m:t>df</m:t>
+                      </m:r>
+                    </m:e>
+                  </m:nary>
+                </m:num>
+                <m:den>
+                  <m:nary>
+                    <m:naryPr>
+                      <m:limLoc m:val="subSup"/>
+                      <m:ctrlPr>
+                        <w:rPr>
+                          <w:rFonts w:ascii="Cambria Math" w:hAnsi="Cambria Math"/>
+                          <w:i/>
+                          <w:lang w:val="ru-RU"/>
+                        </w:rPr>
+                      </m:ctrlPr>
+                    </m:naryPr>
+                    <m:sub>
+                      <m:r>
+                        <w:rPr>
+                          <w:rFonts w:ascii="Cambria Math" w:hAnsi="Cambria Math"/>
+                          <w:lang w:val="ru-RU"/>
+                        </w:rPr>
+                        <m:t>0</m:t>
+                      </m:r>
+                    </m:sub>
+                    <m:sup>
+                      <m:r>
+                        <w:rPr>
+                          <w:rFonts w:ascii="Cambria Math" w:hAnsi="Cambria Math"/>
+                          <w:lang w:val="ru-RU"/>
+                        </w:rPr>
+                        <m:t>T</m:t>
+                      </m:r>
+                    </m:sup>
+                    <m:e>
+                      <m:sSup>
+                        <m:sSupPr>
+                          <m:ctrlPr>
+                            <w:rPr>
+                              <w:rFonts w:ascii="Cambria Math" w:hAnsi="Cambria Math"/>
+                              <w:i/>
+                              <w:lang w:val="ru-RU"/>
+                            </w:rPr>
+                          </m:ctrlPr>
+                        </m:sSupPr>
+                        <m:e>
+                          <m:d>
+                            <m:dPr>
+                              <m:begChr m:val="|"/>
+                              <m:endChr m:val="|"/>
+                              <m:ctrlPr>
+                                <w:rPr>
+                                  <w:rFonts w:ascii="Cambria Math" w:hAnsi="Cambria Math"/>
+                                  <w:i/>
+                                  <w:lang w:val="ru-RU"/>
+                                </w:rPr>
+                              </m:ctrlPr>
+                            </m:dPr>
+                            <m:e>
+                              <m:acc>
+                                <m:accPr>
+                                  <m:chr m:val="̃"/>
+                                  <m:ctrlPr>
+                                    <w:rPr>
+                                      <w:rFonts w:ascii="Cambria Math" w:hAnsi="Cambria Math"/>
+                                      <w:i/>
+                                    </w:rPr>
+                                  </m:ctrlPr>
+                                </m:accPr>
+                                <m:e>
+                                  <m:r>
+                                    <w:rPr>
+                                      <w:rFonts w:ascii="Cambria Math" w:hAnsi="Cambria Math"/>
+                                    </w:rPr>
+                                    <m:t>s</m:t>
+                                  </m:r>
+                                </m:e>
+                              </m:acc>
+                              <m:d>
+                                <m:dPr>
+                                  <m:ctrlPr>
+                                    <w:rPr>
+                                      <w:rFonts w:ascii="Cambria Math" w:hAnsi="Cambria Math"/>
+                                      <w:i/>
+                                      <w:lang w:val="ru-RU"/>
+                                    </w:rPr>
+                                  </m:ctrlPr>
+                                </m:dPr>
+                                <m:e>
+                                  <m:r>
+                                    <w:rPr>
+                                      <w:rFonts w:ascii="Cambria Math" w:hAnsi="Cambria Math"/>
+                                      <w:lang w:val="ru-RU"/>
+                                    </w:rPr>
+                                    <m:t>f</m:t>
+                                  </m:r>
+                                </m:e>
+                              </m:d>
+                            </m:e>
+                          </m:d>
+                        </m:e>
+                        <m:sup>
+                          <m:r>
+                            <w:rPr>
+                              <w:rFonts w:ascii="Cambria Math" w:hAnsi="Cambria Math"/>
+                              <w:lang w:val="ru-RU"/>
+                            </w:rPr>
+                            <m:t>2</m:t>
+                          </m:r>
+                        </m:sup>
+                      </m:sSup>
+                      <m:r>
+                        <w:rPr>
+                          <w:rFonts w:ascii="Cambria Math" w:hAnsi="Cambria Math"/>
+                          <w:lang w:val="ru-RU"/>
+                        </w:rPr>
+                        <m:t>df</m:t>
+                      </m:r>
+                    </m:e>
+                  </m:nary>
+                </m:den>
+              </m:f>
+              <m:r>
+                <w:rPr>
+                  <w:rFonts w:ascii="Cambria Math" w:hAnsi="Cambria Math"/>
+                </w:rPr>
+                <m:t>#</m:t>
+              </m:r>
+              <m:d>
+                <m:dPr>
+                  <m:ctrlPr>
+                    <w:rPr>
+                      <w:rFonts w:ascii="Cambria Math" w:hAnsi="Cambria Math"/>
+                      <w:i/>
+                      <w:lang w:val="ru-RU"/>
+                    </w:rPr>
+                  </m:ctrlPr>
+                </m:dPr>
+                <m:e>
+                  <m:r>
+                    <w:rPr>
+                      <w:rFonts w:ascii="Cambria Math" w:hAnsi="Cambria Math"/>
+                      <w:lang w:val="ru-RU"/>
+                    </w:rPr>
+                    <m:t>7</m:t>
+                  </m:r>
+                </m:e>
+              </m:d>
+              <m:ctrlPr>
+                <w:rPr>
+                  <w:rFonts w:ascii="Cambria Math" w:hAnsi="Cambria Math"/>
+                  <w:i/>
+                </w:rPr>
+              </m:ctrlPr>
+            </m:e>
+          </m:eqArr>
+        </m:oMath>
+      </m:oMathPara>
     </w:p>
     <w:p>
       <w:pPr>
         <w:ind w:firstLine="0"/>
         <w:jc w:val="center"/>
       </w:pPr>
-    </w:p>
-    <w:p>
-      <w:pPr>
-        <w:ind w:firstLine="0"/>
-        <w:jc w:val="center"/>
-      </w:pPr>
-    </w:p>
-    <w:p>
-      <w:pPr>
-        <w:ind w:firstLine="0"/>
-        <w:jc w:val="center"/>
-      </w:pPr>
-    </w:p>
-    <w:p>
-      <w:pPr>
-        <w:ind w:firstLine="0"/>
-        <w:jc w:val="center"/>
-      </w:pPr>
-      <w:r>
-        <w:pict>
-          <v:shapetype id="_x0000_t75" coordsize="21600,21600" o:spt="75" o:preferrelative="t" path="m@4@5l@4@11@9@11@9@5xe" filled="f" stroked="f">
-            <v:stroke joinstyle="miter"/>
-            <v:formulas>
-              <v:f eqn="if lineDrawn pixelLineWidth 0"/>
-              <v:f eqn="sum @0 1 0"/>
-              <v:f eqn="sum 0 0 @1"/>
-              <v:f eqn="prod @2 1 2"/>
-              <v:f eqn="prod @3 21600 pixelWidth"/>
-              <v:f eqn="prod @3 21600 pixelHeight"/>
-              <v:f eqn="sum @0 0 1"/>
-              <v:f eqn="prod @6 1 2"/>
-              <v:f eqn="prod @7 21600 pixelWidth"/>
-              <v:f eqn="sum @8 21600 0"/>
-              <v:f eqn="prod @7 21600 pixelHeight"/>
-              <v:f eqn="sum @10 21600 0"/>
-            </v:formulas>
-            <v:path o:extrusionok="f" gradientshapeok="t" o:connecttype="rect"/>
-            <o:lock v:ext="edit" aspectratio="t"/>
-          </v:shapetype>
-          <v:shape id="_x0000_i1027" type="#_x0000_t75" style="width:467.45pt;height:233.7pt">
-            <v:imagedata r:id="rId10" o:title="Амплитудный спектр S(f)(1)"/>
-          </v:shape>
-        </w:pict>
+      <w:r>
+        <w:rPr>
+          <w:noProof/>
+          <w:lang w:val="ru-RU" w:eastAsia="ru-RU"/>
+        </w:rPr>
+        <w:drawing>
+          <wp:inline distT="0" distB="0" distL="0" distR="0">
+            <wp:extent cx="5932805" cy="3021330"/>
+            <wp:effectExtent l="0" t="0" r="0" b="7620"/>
+            <wp:docPr id="5" name="Рисунок 5"/>
+            <wp:cNvGraphicFramePr>
+              <a:graphicFrameLocks xmlns:a="http://schemas.openxmlformats.org/drawingml/2006/main" noChangeAspect="1"/>
+            </wp:cNvGraphicFramePr>
+            <a:graphic xmlns:a="http://schemas.openxmlformats.org/drawingml/2006/main">
+              <a:graphicData uri="http://schemas.openxmlformats.org/drawingml/2006/picture">
+                <pic:pic xmlns:pic="http://schemas.openxmlformats.org/drawingml/2006/picture">
+                  <pic:nvPicPr>
+                    <pic:cNvPr id="0" name="Picture 5"/>
+                    <pic:cNvPicPr>
+                      <a:picLocks noChangeAspect="1" noChangeArrowheads="1"/>
+                    </pic:cNvPicPr>
+                  </pic:nvPicPr>
+                  <pic:blipFill>
+                    <a:blip r:embed="rId10">
+                      <a:extLst>
+                        <a:ext uri="{28A0092B-C50C-407E-A947-70E740481C1C}">
+                          <a14:useLocalDpi xmlns:a14="http://schemas.microsoft.com/office/drawing/2010/main" val="0"/>
+                        </a:ext>
+                      </a:extLst>
+                    </a:blip>
+                    <a:srcRect/>
+                    <a:stretch>
+                      <a:fillRect/>
+                    </a:stretch>
+                  </pic:blipFill>
+                  <pic:spPr bwMode="auto">
+                    <a:xfrm>
+                      <a:off x="0" y="0"/>
+                      <a:ext cx="5932805" cy="3021330"/>
+                    </a:xfrm>
+                    <a:prstGeom prst="rect">
+                      <a:avLst/>
+                    </a:prstGeom>
+                    <a:noFill/>
+                    <a:ln>
+                      <a:noFill/>
+                    </a:ln>
+                  </pic:spPr>
+                </pic:pic>
+              </a:graphicData>
+            </a:graphic>
+          </wp:inline>
+        </w:drawing>
       </w:r>
     </w:p>
     <w:p>
@@ -3804,11 +5025,59 @@
     </w:p>
     <w:p>
       <w:pPr>
-        <w:ind w:firstLine="0"/>
+        <w:ind w:firstLine="720"/>
         <w:rPr>
           <w:lang w:val="ru-RU"/>
         </w:rPr>
       </w:pPr>
+      <w:r>
+        <w:rPr>
+          <w:lang w:val="ru-RU"/>
+        </w:rPr>
+        <w:t>Теперь определим</w:t>
+      </w:r>
+      <w:r>
+        <w:rPr>
+          <w:lang w:val="ru-RU"/>
+        </w:rPr>
+        <w:t xml:space="preserve"> параметры, характеризующий</w:t>
+      </w:r>
+      <w:r>
+        <w:rPr>
+          <w:lang w:val="ru-RU"/>
+        </w:rPr>
+        <w:t xml:space="preserve"> длину волны</w:t>
+      </w:r>
+      <w:r>
+        <w:rPr>
+          <w:lang w:val="ru-RU"/>
+        </w:rPr>
+        <w:t xml:space="preserve"> импульсного сигнала</w:t>
+      </w:r>
+      <w:r>
+        <w:rPr>
+          <w:lang w:val="ru-RU"/>
+        </w:rPr>
+        <w:t>, соответствующие</w:t>
+      </w:r>
+      <w:r>
+        <w:rPr>
+          <w:lang w:val="ru-RU"/>
+        </w:rPr>
+        <w:t xml:space="preserve"> </w:t>
+      </w:r>
+      <w:r>
+        <w:rPr>
+          <w:lang w:val="ru-RU"/>
+        </w:rPr>
+        <w:t>среднеквадратической частоте</w:t>
+      </w:r>
+      <w:r>
+        <w:rPr>
+          <w:lang w:val="ru-RU"/>
+        </w:rPr>
+        <w:t>:</w:t>
+      </w:r>
     </w:p>
     <w:p>
       <w:pPr>
@@ -3817,145 +5086,153 @@
           <w:lang w:val="ru-RU"/>
         </w:rPr>
       </w:pPr>
-      <m:oMathPara>
-        <m:oMath>
-          <m:eqArr>
-            <m:eqArrPr>
-              <m:maxDist m:val="1"/>
-              <m:ctrlPr>
-                <w:rPr>
-                  <w:rFonts w:ascii="Cambria Math" w:hAnsi="Cambria Math"/>
-                  <w:i/>
-                </w:rPr>
-              </m:ctrlPr>
-            </m:eqArrPr>
-            <m:e>
-              <m:sSub>
-                <m:sSubPr>
-                  <m:ctrlPr>
-                    <w:rPr>
-                      <w:rFonts w:ascii="Cambria Math" w:hAnsi="Cambria Math"/>
-                      <w:i/>
-                      <w:lang w:val="ru-RU"/>
-                    </w:rPr>
-                  </m:ctrlPr>
-                </m:sSubPr>
-                <m:e>
-                  <m:r>
-                    <m:rPr>
-                      <m:sty m:val="p"/>
-                    </m:rPr>
-                    <w:rPr>
-                      <w:rFonts w:ascii="Cambria Math" w:hAnsi="Cambria Math"/>
-                    </w:rPr>
-                    <m:t>λ</m:t>
-                  </m:r>
-                </m:e>
-                <m:sub>
-                  <m:r>
-                    <w:rPr>
-                      <w:rFonts w:ascii="Cambria Math" w:hAnsi="Cambria Math"/>
-                      <w:lang w:val="ru-RU"/>
-                    </w:rPr>
-                    <m:t>RMS</m:t>
-                  </m:r>
-                </m:sub>
-              </m:sSub>
-              <m:r>
-                <w:rPr>
-                  <w:rFonts w:ascii="Cambria Math" w:hAnsi="Cambria Math"/>
-                  <w:lang w:val="ru-RU"/>
-                </w:rPr>
-                <m:t xml:space="preserve">= </m:t>
-              </m:r>
-              <m:f>
-                <m:fPr>
-                  <m:ctrlPr>
-                    <w:rPr>
-                      <w:rFonts w:ascii="Cambria Math" w:hAnsi="Cambria Math"/>
-                      <w:i/>
-                      <w:lang w:val="ru-RU"/>
-                    </w:rPr>
-                  </m:ctrlPr>
-                </m:fPr>
-                <m:num>
-                  <m:r>
-                    <w:rPr>
-                      <w:rFonts w:ascii="Cambria Math" w:hAnsi="Cambria Math"/>
-                      <w:lang w:val="ru-RU"/>
-                    </w:rPr>
-                    <m:t>с</m:t>
-                  </m:r>
-                </m:num>
-                <m:den>
-                  <m:sSub>
-                    <m:sSubPr>
-                      <m:ctrlPr>
-                        <w:rPr>
-                          <w:rFonts w:ascii="Cambria Math" w:hAnsi="Cambria Math"/>
-                          <w:i/>
-                        </w:rPr>
-                      </m:ctrlPr>
-                    </m:sSubPr>
-                    <m:e>
-                      <m:r>
-                        <w:rPr>
-                          <w:rFonts w:ascii="Cambria Math" w:hAnsi="Cambria Math"/>
-                        </w:rPr>
-                        <m:t>f</m:t>
-                      </m:r>
-                    </m:e>
-                    <m:sub>
-                      <m:r>
-                        <w:rPr>
-                          <w:rFonts w:ascii="Cambria Math" w:hAnsi="Cambria Math"/>
-                        </w:rPr>
-                        <m:t>RMS</m:t>
-                      </m:r>
-                    </m:sub>
-                  </m:sSub>
-                </m:den>
-              </m:f>
-              <m:r>
-                <w:rPr>
-                  <w:rFonts w:ascii="Cambria Math" w:hAnsi="Cambria Math"/>
-                  <w:lang w:val="ru-RU"/>
-                </w:rPr>
-                <m:t>#</m:t>
-              </m:r>
-              <m:d>
-                <m:dPr>
-                  <m:ctrlPr>
-                    <w:rPr>
-                      <w:rFonts w:ascii="Cambria Math" w:hAnsi="Cambria Math"/>
-                      <w:i/>
-                    </w:rPr>
-                  </m:ctrlPr>
-                </m:dPr>
-                <m:e>
-                  <m:r>
-                    <w:rPr>
-                      <w:rFonts w:ascii="Cambria Math" w:hAnsi="Cambria Math"/>
-                    </w:rPr>
-                    <m:t>8</m:t>
-                  </m:r>
-                </m:e>
-              </m:d>
-              <m:ctrlPr>
-                <w:rPr>
-                  <w:rFonts w:ascii="Cambria Math" w:hAnsi="Cambria Math"/>
-                  <w:i/>
-                  <w:lang w:val="ru-RU"/>
-                </w:rPr>
-              </m:ctrlPr>
-            </m:e>
-          </m:eqArr>
-        </m:oMath>
-      </m:oMathPara>
+      <m:oMath>
+        <m:eqArr>
+          <m:eqArrPr>
+            <m:maxDist m:val="1"/>
+            <m:ctrlPr>
+              <w:rPr>
+                <w:rFonts w:ascii="Cambria Math" w:hAnsi="Cambria Math"/>
+                <w:i/>
+              </w:rPr>
+            </m:ctrlPr>
+          </m:eqArrPr>
+          <m:e>
+            <m:sSub>
+              <m:sSubPr>
+                <m:ctrlPr>
+                  <w:rPr>
+                    <w:rFonts w:ascii="Cambria Math" w:hAnsi="Cambria Math"/>
+                    <w:i/>
+                    <w:lang w:val="ru-RU"/>
+                  </w:rPr>
+                </m:ctrlPr>
+              </m:sSubPr>
+              <m:e>
+                <m:r>
+                  <m:rPr>
+                    <m:sty m:val="p"/>
+                  </m:rPr>
+                  <w:rPr>
+                    <w:rFonts w:ascii="Cambria Math" w:hAnsi="Cambria Math"/>
+                  </w:rPr>
+                  <m:t>λ</m:t>
+                </m:r>
+              </m:e>
+              <m:sub>
+                <m:r>
+                  <w:rPr>
+                    <w:rFonts w:ascii="Cambria Math" w:hAnsi="Cambria Math"/>
+                    <w:lang w:val="ru-RU"/>
+                  </w:rPr>
+                  <m:t>RMS</m:t>
+                </m:r>
+              </m:sub>
+            </m:sSub>
+            <m:r>
+              <w:rPr>
+                <w:rFonts w:ascii="Cambria Math" w:hAnsi="Cambria Math"/>
+                <w:lang w:val="ru-RU"/>
+              </w:rPr>
+              <m:t xml:space="preserve">= </m:t>
+            </m:r>
+            <m:f>
+              <m:fPr>
+                <m:ctrlPr>
+                  <w:rPr>
+                    <w:rFonts w:ascii="Cambria Math" w:hAnsi="Cambria Math"/>
+                    <w:i/>
+                    <w:lang w:val="ru-RU"/>
+                  </w:rPr>
+                </m:ctrlPr>
+              </m:fPr>
+              <m:num>
+                <m:r>
+                  <w:rPr>
+                    <w:rFonts w:ascii="Cambria Math" w:hAnsi="Cambria Math"/>
+                    <w:lang w:val="ru-RU"/>
+                  </w:rPr>
+                  <m:t>с</m:t>
+                </m:r>
+              </m:num>
+              <m:den>
+                <m:sSub>
+                  <m:sSubPr>
+                    <m:ctrlPr>
+                      <w:rPr>
+                        <w:rFonts w:ascii="Cambria Math" w:hAnsi="Cambria Math"/>
+                        <w:i/>
+                      </w:rPr>
+                    </m:ctrlPr>
+                  </m:sSubPr>
+                  <m:e>
+                    <m:r>
+                      <w:rPr>
+                        <w:rFonts w:ascii="Cambria Math" w:hAnsi="Cambria Math"/>
+                      </w:rPr>
+                      <m:t>f</m:t>
+                    </m:r>
+                  </m:e>
+                  <m:sub>
+                    <m:r>
+                      <w:rPr>
+                        <w:rFonts w:ascii="Cambria Math" w:hAnsi="Cambria Math"/>
+                      </w:rPr>
+                      <m:t>RMS</m:t>
+                    </m:r>
+                  </m:sub>
+                </m:sSub>
+              </m:den>
+            </m:f>
+            <m:r>
+              <w:rPr>
+                <w:rFonts w:ascii="Cambria Math" w:hAnsi="Cambria Math"/>
+                <w:lang w:val="ru-RU"/>
+              </w:rPr>
+              <m:t>#</m:t>
+            </m:r>
+            <m:d>
+              <m:dPr>
+                <m:ctrlPr>
+                  <w:rPr>
+                    <w:rFonts w:ascii="Cambria Math" w:hAnsi="Cambria Math"/>
+                    <w:i/>
+                  </w:rPr>
+                </m:ctrlPr>
+              </m:dPr>
+              <m:e>
+                <m:r>
+                  <w:rPr>
+                    <w:rFonts w:ascii="Cambria Math" w:hAnsi="Cambria Math"/>
+                    <w:lang w:val="ru-RU"/>
+                  </w:rPr>
+                  <m:t>8</m:t>
+                </m:r>
+              </m:e>
+            </m:d>
+            <m:ctrlPr>
+              <w:rPr>
+                <w:rFonts w:ascii="Cambria Math" w:hAnsi="Cambria Math"/>
+                <w:i/>
+                <w:lang w:val="ru-RU"/>
+              </w:rPr>
+            </m:ctrlPr>
+          </m:e>
+        </m:eqArr>
+      </m:oMath>
+      <w:r>
+        <w:rPr>
+          <w:lang w:val="ru-RU"/>
+        </w:rPr>
+        <w:t xml:space="preserve"> </w:t>
+      </w:r>
     </w:p>
     <w:p>
       <w:pPr>
         <w:ind w:firstLine="0"/>
+        <w:rPr>
+          <w:lang w:val="ru-RU"/>
+        </w:rPr>
       </w:pPr>
       <m:oMathPara>
         <m:oMath>
@@ -3999,6 +5276,7 @@
               <m:r>
                 <w:rPr>
                   <w:rFonts w:ascii="Cambria Math" w:hAnsi="Cambria Math"/>
+                  <w:lang w:val="ru-RU"/>
                 </w:rPr>
                 <m:t xml:space="preserve">= </m:t>
               </m:r>
@@ -4048,14 +5326,22 @@
                   <m:r>
                     <w:rPr>
                       <w:rFonts w:ascii="Cambria Math" w:hAnsi="Cambria Math"/>
+                      <w:lang w:val="ru-RU"/>
                     </w:rPr>
-                    <m:t>2R</m:t>
+                    <m:t>2</m:t>
+                  </m:r>
+                  <m:r>
+                    <w:rPr>
+                      <w:rFonts w:ascii="Cambria Math" w:hAnsi="Cambria Math"/>
+                    </w:rPr>
+                    <m:t>R</m:t>
                   </m:r>
                 </m:den>
               </m:f>
               <m:r>
                 <w:rPr>
                   <w:rFonts w:ascii="Cambria Math" w:hAnsi="Cambria Math"/>
+                  <w:lang w:val="ru-RU"/>
                 </w:rPr>
                 <m:t>#</m:t>
               </m:r>
@@ -4072,6 +5358,7 @@
                   <m:r>
                     <w:rPr>
                       <w:rFonts w:ascii="Cambria Math" w:hAnsi="Cambria Math"/>
+                      <w:lang w:val="ru-RU"/>
                     </w:rPr>
                     <m:t>9</m:t>
                   </m:r>
@@ -4085,7 +5372,60 @@
     <w:p>
       <w:pPr>
         <w:ind w:firstLine="0"/>
+        <w:rPr>
+          <w:lang w:val="ru-RU"/>
+        </w:rPr>
       </w:pPr>
+      <w:r>
+        <w:t>c</w:t>
+      </w:r>
+      <w:r>
+        <w:rPr>
+          <w:lang w:val="ru-RU"/>
+        </w:rPr>
+        <w:t xml:space="preserve"> – </w:t>
+      </w:r>
+      <w:r>
+        <w:rPr>
+          <w:lang w:val="ru-RU"/>
+        </w:rPr>
+        <w:t>скорость звука</w:t>
+      </w:r>
+      <w:r>
+        <w:rPr>
+          <w:lang w:val="ru-RU"/>
+        </w:rPr>
+        <w:t>;</w:t>
+      </w:r>
+      <w:r>
+        <w:rPr>
+          <w:lang w:val="ru-RU"/>
+        </w:rPr>
+        <w:t xml:space="preserve"> </w:t>
+      </w:r>
+      <w:r>
+        <w:t>R</w:t>
+      </w:r>
+      <w:r>
+        <w:rPr>
+          <w:lang w:val="ru-RU"/>
+        </w:rPr>
+        <w:t xml:space="preserve"> </w:t>
+      </w:r>
+      <w:r>
+        <w:rPr>
+          <w:lang w:val="ru-RU"/>
+        </w:rPr>
+        <w:t>– радиус антенной решетки</w:t>
+      </w:r>
+      <w:r>
+        <w:rPr>
+          <w:lang w:val="ru-RU"/>
+        </w:rPr>
+        <w:t>;</w:t>
+      </w:r>
+      <w:bookmarkStart w:id="0" w:name="_GoBack"/>
+      <w:bookmarkEnd w:id="0"/>
     </w:p>
     <w:p>
       <w:pPr>
@@ -4107,6 +5447,7 @@
         <w:rPr>
           <w:lang w:val="ru-RU"/>
         </w:rPr>
+        <w:lastRenderedPageBreak/>
         <w:t>4 Пространственные спектры Бартлетта и Кейпона</w:t>
       </w:r>
     </w:p>
@@ -4418,7 +5759,6 @@
           <w:noProof/>
           <w:lang w:val="ru-RU" w:eastAsia="ru-RU"/>
         </w:rPr>
-        <w:lastRenderedPageBreak/>
         <w:drawing>
           <wp:inline distT="0" distB="0" distL="0" distR="0">
             <wp:extent cx="5903999" cy="2099200"/>
@@ -5561,7 +6901,7 @@
       <w:rPr>
         <w:noProof/>
       </w:rPr>
-      <w:t>1</w:t>
+      <w:t>6</w:t>
     </w:r>
     <w:r>
       <w:fldChar w:fldCharType="end"/>
@@ -6182,7 +7522,7 @@
   <w:style w:type="paragraph" w:default="1" w:styleId="a1">
     <w:name w:val="Normal"/>
     <w:qFormat/>
-    <w:rsid w:val="00FC693F"/>
+    <w:rsid w:val="00B40CA7"/>
     <w:pPr>
       <w:spacing w:after="0" w:line="312" w:lineRule="auto"/>
       <w:ind w:firstLine="709"/>
@@ -17546,7 +18886,7 @@
 </file>
 
 <file path=customXml/itemProps1.xml><?xml version="1.0" encoding="utf-8"?>
-<ds:datastoreItem xmlns:ds="http://schemas.openxmlformats.org/officeDocument/2006/customXml" ds:itemID="{3F9BF0E7-F492-4DDF-84D2-E48F7B26DE40}">
+<ds:datastoreItem xmlns:ds="http://schemas.openxmlformats.org/officeDocument/2006/customXml" ds:itemID="{BF058D49-F416-4432-9E91-8BF60027B49B}">
   <ds:schemaRefs>
     <ds:schemaRef ds:uri="http://schemas.openxmlformats.org/officeDocument/2006/bibliography"/>
   </ds:schemaRefs>

--- a/reports/me_dox/report_larence_WIP.docx
+++ b/reports/me_dox/report_larence_WIP.docx
@@ -100,7 +100,33 @@
         <w:rPr>
           <w:lang w:val="ru-RU"/>
         </w:rPr>
-        <w:t>В процессе разработки модели возникла необходимость уточнения ряда исходных определений и подходов к проведению численных экспериментов.</w:t>
+        <w:t xml:space="preserve">Рассматриваются вопросы </w:t>
+      </w:r>
+      <w:proofErr w:type="spellStart"/>
+      <w:r>
+        <w:rPr>
+          <w:lang w:val="ru-RU"/>
+        </w:rPr>
+        <w:t>воспроизводимости</w:t>
+      </w:r>
+      <w:proofErr w:type="spellEnd"/>
+      <w:r>
+        <w:rPr>
+          <w:lang w:val="ru-RU"/>
+        </w:rPr>
+        <w:t xml:space="preserve"> численных экспериментов, определения отношения сигнал</w:t>
+      </w:r>
+      <w:r>
+        <w:rPr>
+          <w:lang w:val="ru-RU"/>
+        </w:rPr>
+        <w:t>/</w:t>
+      </w:r>
+      <w:r>
+        <w:rPr>
+          <w:lang w:val="ru-RU"/>
+        </w:rPr>
+        <w:t>шум и спектральных характеристик импульсных сигналов.</w:t>
       </w:r>
     </w:p>
     <w:p>
@@ -113,31 +139,7 @@
         <w:rPr>
           <w:lang w:val="ru-RU"/>
         </w:rPr>
-        <w:t xml:space="preserve">Данный отчёт предназначен для </w:t>
-      </w:r>
-      <w:r>
-        <w:rPr>
-          <w:lang w:val="ru-RU"/>
-        </w:rPr>
-        <w:t>утверждения</w:t>
-      </w:r>
-      <w:r>
-        <w:rPr>
-          <w:lang w:val="ru-RU"/>
-        </w:rPr>
-        <w:t xml:space="preserve"> опреде</w:t>
-      </w:r>
-      <w:r>
-        <w:rPr>
-          <w:lang w:val="ru-RU"/>
-        </w:rPr>
-        <w:t>ле</w:t>
-      </w:r>
-      <w:r>
-        <w:rPr>
-          <w:lang w:val="ru-RU"/>
-        </w:rPr>
-        <w:t>ний и методов анализа.</w:t>
+        <w:t>Принятые определения предполагается использовать при дальнейшем исследовании статистических характеристик оценки азимута прихода акустического сигнала.</w:t>
       </w:r>
     </w:p>
     <w:p>
@@ -152,7 +154,71 @@
           <w:b/>
           <w:lang w:val="ru-RU"/>
         </w:rPr>
-        <w:t>1. Воспроизводимость численных экспериментов. Метод Common Random Numbers (CRN)</w:t>
+        <w:t xml:space="preserve">1. </w:t>
+      </w:r>
+      <w:proofErr w:type="spellStart"/>
+      <w:r>
+        <w:rPr>
+          <w:b/>
+          <w:lang w:val="ru-RU"/>
+        </w:rPr>
+        <w:t>Воспроизводимость</w:t>
+      </w:r>
+      <w:proofErr w:type="spellEnd"/>
+      <w:r>
+        <w:rPr>
+          <w:b/>
+          <w:lang w:val="ru-RU"/>
+        </w:rPr>
+        <w:t xml:space="preserve"> численных экспериментов. Метод </w:t>
+      </w:r>
+      <w:proofErr w:type="spellStart"/>
+      <w:r>
+        <w:rPr>
+          <w:b/>
+          <w:lang w:val="ru-RU"/>
+        </w:rPr>
+        <w:t>Common</w:t>
+      </w:r>
+      <w:proofErr w:type="spellEnd"/>
+      <w:r>
+        <w:rPr>
+          <w:b/>
+          <w:lang w:val="ru-RU"/>
+        </w:rPr>
+        <w:t xml:space="preserve"> </w:t>
+      </w:r>
+      <w:proofErr w:type="spellStart"/>
+      <w:r>
+        <w:rPr>
+          <w:b/>
+          <w:lang w:val="ru-RU"/>
+        </w:rPr>
+        <w:t>Random</w:t>
+      </w:r>
+      <w:proofErr w:type="spellEnd"/>
+      <w:r>
+        <w:rPr>
+          <w:b/>
+          <w:lang w:val="ru-RU"/>
+        </w:rPr>
+        <w:t xml:space="preserve"> </w:t>
+      </w:r>
+      <w:proofErr w:type="spellStart"/>
+      <w:r>
+        <w:rPr>
+          <w:b/>
+          <w:lang w:val="ru-RU"/>
+        </w:rPr>
+        <w:t>Numbers</w:t>
+      </w:r>
+      <w:proofErr w:type="spellEnd"/>
+      <w:r>
+        <w:rPr>
+          <w:b/>
+          <w:lang w:val="ru-RU"/>
+        </w:rPr>
+        <w:t xml:space="preserve"> (CRN)</w:t>
       </w:r>
     </w:p>
     <w:p>
@@ -165,7 +231,21 @@
         <w:rPr>
           <w:lang w:val="ru-RU"/>
         </w:rPr>
-        <w:t>Для обеспечения воспроизводимости и сопоставимости результатов используетс</w:t>
+        <w:t xml:space="preserve">Для обеспечения </w:t>
+      </w:r>
+      <w:proofErr w:type="spellStart"/>
+      <w:r>
+        <w:rPr>
+          <w:lang w:val="ru-RU"/>
+        </w:rPr>
+        <w:t>воспроизводимости</w:t>
+      </w:r>
+      <w:proofErr w:type="spellEnd"/>
+      <w:r>
+        <w:rPr>
+          <w:lang w:val="ru-RU"/>
+        </w:rPr>
+        <w:t xml:space="preserve"> и сопоставимости результатов используетс</w:t>
       </w:r>
       <w:r>
         <w:rPr>
@@ -173,17 +253,53 @@
         </w:rPr>
         <w:t>я метод общих случайных чисел (</w:t>
       </w:r>
-      <w:r>
-        <w:rPr>
-          <w:lang w:val="ru-RU"/>
-        </w:rPr>
-        <w:t>Common Random Nu</w:t>
-      </w:r>
-      <w:r>
-        <w:rPr>
-          <w:lang w:val="ru-RU"/>
-        </w:rPr>
-        <w:t xml:space="preserve">mbers, CRN). </w:t>
+      <w:proofErr w:type="spellStart"/>
+      <w:r>
+        <w:rPr>
+          <w:lang w:val="ru-RU"/>
+        </w:rPr>
+        <w:t>Common</w:t>
+      </w:r>
+      <w:proofErr w:type="spellEnd"/>
+      <w:r>
+        <w:rPr>
+          <w:lang w:val="ru-RU"/>
+        </w:rPr>
+        <w:t xml:space="preserve"> </w:t>
+      </w:r>
+      <w:proofErr w:type="spellStart"/>
+      <w:r>
+        <w:rPr>
+          <w:lang w:val="ru-RU"/>
+        </w:rPr>
+        <w:t>Random</w:t>
+      </w:r>
+      <w:proofErr w:type="spellEnd"/>
+      <w:r>
+        <w:rPr>
+          <w:lang w:val="ru-RU"/>
+        </w:rPr>
+        <w:t xml:space="preserve"> </w:t>
+      </w:r>
+      <w:proofErr w:type="spellStart"/>
+      <w:r>
+        <w:rPr>
+          <w:lang w:val="ru-RU"/>
+        </w:rPr>
+        <w:t>Nu</w:t>
+      </w:r>
+      <w:r>
+        <w:rPr>
+          <w:lang w:val="ru-RU"/>
+        </w:rPr>
+        <w:t>mbers</w:t>
+      </w:r>
+      <w:proofErr w:type="spellEnd"/>
+      <w:r>
+        <w:rPr>
+          <w:lang w:val="ru-RU"/>
+        </w:rPr>
+        <w:t xml:space="preserve">, CRN). </w:t>
       </w:r>
       <w:r>
         <w:rPr>
@@ -311,7 +427,21 @@
         <w:rPr>
           <w:lang w:val="ru-RU"/>
         </w:rPr>
-        <w:t xml:space="preserve"> отдельный дочерний генератор случайных чисел, что удовлетворяет условию некоррелируемости шумов.</w:t>
+        <w:t xml:space="preserve"> отдельный дочерний генератор случайных чисел, что удовлетворяет условию </w:t>
+      </w:r>
+      <w:proofErr w:type="spellStart"/>
+      <w:r>
+        <w:rPr>
+          <w:lang w:val="ru-RU"/>
+        </w:rPr>
+        <w:t>некоррелируемости</w:t>
+      </w:r>
+      <w:proofErr w:type="spellEnd"/>
+      <w:r>
+        <w:rPr>
+          <w:lang w:val="ru-RU"/>
+        </w:rPr>
+        <w:t xml:space="preserve"> шумов.</w:t>
       </w:r>
     </w:p>
     <w:p>
@@ -4160,6 +4290,51 @@
     <w:p>
       <w:pPr>
         <w:ind w:firstLine="0"/>
+        <w:jc w:val="center"/>
+        <w:rPr>
+          <w:lang w:val="ru-RU"/>
+        </w:rPr>
+      </w:pPr>
+    </w:p>
+    <w:p>
+      <w:pPr>
+        <w:ind w:firstLine="0"/>
+        <w:jc w:val="center"/>
+        <w:rPr>
+          <w:lang w:val="ru-RU"/>
+        </w:rPr>
+      </w:pPr>
+    </w:p>
+    <w:p>
+      <w:pPr>
+        <w:ind w:firstLine="0"/>
+        <w:jc w:val="center"/>
+        <w:rPr>
+          <w:lang w:val="ru-RU"/>
+        </w:rPr>
+      </w:pPr>
+    </w:p>
+    <w:p>
+      <w:pPr>
+        <w:ind w:firstLine="0"/>
+        <w:jc w:val="center"/>
+        <w:rPr>
+          <w:lang w:val="ru-RU"/>
+        </w:rPr>
+      </w:pPr>
+    </w:p>
+    <w:p>
+      <w:pPr>
+        <w:ind w:firstLine="0"/>
+        <w:jc w:val="center"/>
+        <w:rPr>
+          <w:lang w:val="ru-RU"/>
+        </w:rPr>
+      </w:pPr>
+    </w:p>
+    <w:p>
+      <w:pPr>
+        <w:ind w:firstLine="0"/>
         <w:rPr>
           <w:b/>
           <w:lang w:val="ru-RU"/>
@@ -4170,6 +4345,7 @@
           <w:b/>
           <w:lang w:val="ru-RU"/>
         </w:rPr>
+        <w:lastRenderedPageBreak/>
         <w:t xml:space="preserve">4. </w:t>
       </w:r>
       <w:r>
@@ -4415,7 +4591,6 @@
           <w:sz w:val="28"/>
           <w:szCs w:val="28"/>
         </w:rPr>
-        <w:lastRenderedPageBreak/>
         <w:t>Гармонический сигнал хара</w:t>
       </w:r>
       <w:r>
@@ -4509,6 +4684,12 @@
           </m:sub>
         </m:sSub>
       </m:oMath>
+      <w:r>
+        <w:t xml:space="preserve"> </w:t>
+      </w:r>
+      <w:r>
+        <w:t>[1]</w:t>
+      </w:r>
       <w:r>
         <w:rPr>
           <w:sz w:val="28"/>
@@ -5424,12 +5605,190 @@
         </w:rPr>
         <w:t>;</w:t>
       </w:r>
+    </w:p>
+    <w:p>
+      <w:pPr>
+        <w:ind w:firstLine="0"/>
+        <w:rPr>
+          <w:lang w:val="ru-RU"/>
+        </w:rPr>
+      </w:pPr>
+    </w:p>
+    <w:p>
+      <w:pPr>
+        <w:ind w:firstLine="0"/>
+        <w:rPr>
+          <w:lang w:val="ru-RU"/>
+        </w:rPr>
+      </w:pPr>
+    </w:p>
+    <w:p>
+      <w:pPr>
+        <w:ind w:firstLine="0"/>
+        <w:rPr>
+          <w:lang w:val="ru-RU"/>
+        </w:rPr>
+      </w:pPr>
+    </w:p>
+    <w:p>
+      <w:pPr>
+        <w:ind w:firstLine="720"/>
+        <w:rPr>
+          <w:lang w:val="ru-RU"/>
+        </w:rPr>
+      </w:pPr>
+      <w:r>
+        <w:rPr>
+          <w:lang w:val="ru-RU"/>
+        </w:rPr>
+        <w:t>Выполнен численный расчёт среднеквадратической частоты при изменении длительности импульса Лоренца</w:t>
+      </w:r>
+    </w:p>
+    <w:p>
+      <w:pPr>
+        <w:ind w:firstLine="0"/>
+        <w:rPr>
+          <w:lang w:val="ru-RU"/>
+        </w:rPr>
+      </w:pPr>
+    </w:p>
+    <w:p>
+      <w:pPr>
+        <w:ind w:firstLine="0"/>
+        <w:rPr>
+          <w:lang w:val="ru-RU"/>
+        </w:rPr>
+      </w:pPr>
+      <w:r>
+        <w:rPr>
+          <w:lang w:val="ru-RU"/>
+        </w:rPr>
+        <w:pict>
+          <v:shapetype id="_x0000_t75" coordsize="21600,21600" o:spt="75" o:preferrelative="t" path="m@4@5l@4@11@9@11@9@5xe" filled="f" stroked="f">
+            <v:stroke joinstyle="miter"/>
+            <v:formulas>
+              <v:f eqn="if lineDrawn pixelLineWidth 0"/>
+              <v:f eqn="sum @0 1 0"/>
+              <v:f eqn="sum 0 0 @1"/>
+              <v:f eqn="prod @2 1 2"/>
+              <v:f eqn="prod @3 21600 pixelWidth"/>
+              <v:f eqn="prod @3 21600 pixelHeight"/>
+              <v:f eqn="sum @0 0 1"/>
+              <v:f eqn="prod @6 1 2"/>
+              <v:f eqn="prod @7 21600 pixelWidth"/>
+              <v:f eqn="sum @8 21600 0"/>
+              <v:f eqn="prod @7 21600 pixelHeight"/>
+              <v:f eqn="sum @10 21600 0"/>
+            </v:formulas>
+            <v:path o:extrusionok="f" gradientshapeok="t" o:connecttype="rect"/>
+            <o:lock v:ext="edit" aspectratio="t"/>
+          </v:shapetype>
+          <v:shape id="_x0000_i1027" type="#_x0000_t75" style="width:467.15pt;height:337.55pt">
+            <v:imagedata r:id="rId11" o:title="1223"/>
+          </v:shape>
+        </w:pict>
+      </w:r>
+    </w:p>
+    <w:p>
+      <w:pPr>
+        <w:ind w:firstLine="0"/>
+        <w:jc w:val="center"/>
+        <w:rPr>
+          <w:lang w:val="ru-RU"/>
+        </w:rPr>
+      </w:pPr>
+      <w:r>
+        <w:rPr>
+          <w:lang w:val="ru-RU"/>
+        </w:rPr>
+        <w:t>Рисунок 4 – Зависимость</w:t>
+      </w:r>
+      <w:r>
+        <w:rPr>
+          <w:lang w:val="ru-RU"/>
+        </w:rPr>
+        <w:t xml:space="preserve"> </w:t>
+      </w:r>
+      <w:r>
+        <w:rPr>
+          <w:lang w:val="ru-RU"/>
+        </w:rPr>
+        <w:t>эффективной</w:t>
+      </w:r>
+      <w:r>
+        <w:rPr>
+          <w:lang w:val="ru-RU"/>
+        </w:rPr>
+        <w:t xml:space="preserve"> длины волны от длительности импульса Лоренца</w:t>
+      </w:r>
+    </w:p>
+    <w:p>
+      <w:pPr>
+        <w:ind w:firstLine="0"/>
+        <w:jc w:val="center"/>
+        <w:rPr>
+          <w:lang w:val="ru-RU"/>
+        </w:rPr>
+      </w:pPr>
+    </w:p>
+    <w:p>
+      <w:pPr>
+        <w:ind w:firstLine="720"/>
+        <w:rPr>
+          <w:lang w:val="ru-RU"/>
+        </w:rPr>
+      </w:pPr>
+      <w:r>
+        <w:rPr>
+          <w:lang w:val="ru-RU"/>
+        </w:rPr>
+        <w:t xml:space="preserve">При изменении </w:t>
+      </w:r>
+      <m:oMath>
+        <m:r>
+          <w:rPr>
+            <w:rFonts w:ascii="Cambria Math" w:hAnsi="Cambria Math"/>
+            <w:lang w:val="ru-RU"/>
+          </w:rPr>
+          <m:t>β</m:t>
+        </m:r>
+      </m:oMath>
+      <w:r>
+        <w:rPr>
+          <w:lang w:val="ru-RU"/>
+        </w:rPr>
+        <w:t xml:space="preserve"> от 0.01 до 0.1 сек. Среднеквадратическая частота импульса Лоренца находится приблизительно в диапазоне 1,13 – 11,25 Гц, соответствующим инфразвуковой области частот. Эффективная длина волны соответствует приблизительно 30,5 – 305 м.</w:t>
+      </w:r>
+    </w:p>
+    <w:p>
+      <w:pPr>
+        <w:ind w:firstLine="720"/>
+        <w:rPr>
+          <w:lang w:val="ru-RU"/>
+        </w:rPr>
+      </w:pPr>
+      <w:r>
+        <w:rPr>
+          <w:lang w:val="ru-RU"/>
+        </w:rPr>
+        <w:lastRenderedPageBreak/>
+        <w:t xml:space="preserve">Таким образом, введённая спектральная характеристика позволяет оценивать характерный пространственный масштаб инфразвуковых импульсов. </w:t>
+      </w:r>
+    </w:p>
+    <w:p>
+      <w:pPr>
+        <w:ind w:firstLine="0"/>
+        <w:rPr>
+          <w:lang w:val="ru-RU"/>
+        </w:rPr>
+      </w:pPr>
       <w:bookmarkStart w:id="0" w:name="_GoBack"/>
       <w:bookmarkEnd w:id="0"/>
     </w:p>
     <w:p>
       <w:pPr>
         <w:ind w:firstLine="0"/>
+        <w:jc w:val="center"/>
         <w:rPr>
           <w:lang w:val="ru-RU"/>
         </w:rPr>
@@ -5437,1415 +5796,78 @@
     </w:p>
     <w:p>
       <w:pPr>
-        <w:pStyle w:val="21"/>
-        <w:ind w:firstLine="709"/>
-        <w:rPr>
-          <w:lang w:val="ru-RU"/>
-        </w:rPr>
-      </w:pPr>
-      <w:r>
-        <w:rPr>
-          <w:lang w:val="ru-RU"/>
-        </w:rPr>
-        <w:lastRenderedPageBreak/>
-        <w:t>4 Пространственные спектры Бартлетта и Кейпона</w:t>
+        <w:ind w:firstLine="0"/>
+        <w:jc w:val="center"/>
+        <w:rPr>
+          <w:b/>
+          <w:lang w:val="ru-RU"/>
+        </w:rPr>
+      </w:pPr>
+      <w:r>
+        <w:rPr>
+          <w:b/>
+          <w:lang w:val="ru-RU"/>
+        </w:rPr>
+        <w:t>СПИСОК ИСПОЛЬЗУЕМЫХ ИСТОЧНИКОВ</w:t>
       </w:r>
     </w:p>
     <w:p>
       <w:pPr>
-        <w:rPr>
-          <w:lang w:val="ru-RU"/>
-        </w:rPr>
-      </w:pPr>
-      <w:r>
-        <w:rPr>
-          <w:lang w:val="ru-RU"/>
-        </w:rPr>
-        <w:t xml:space="preserve">Для импульсного сигнала рассчитаны пространственные спектры двух методов на одной матрице наблюдений. Параметры: </w:t>
-      </w:r>
-      <w:r>
-        <w:t>M</w:t>
-      </w:r>
-      <w:r>
-        <w:rPr>
-          <w:lang w:val="ru-RU"/>
-        </w:rPr>
-        <w:t xml:space="preserve"> = 3, </w:t>
-      </w:r>
-      <w:r>
-        <w:t>R</w:t>
-      </w:r>
-      <w:r>
-        <w:rPr>
-          <w:lang w:val="ru-RU"/>
-        </w:rPr>
-        <w:t xml:space="preserve"> = 1,716 м, </w:t>
-      </w:r>
-      <w:r>
-        <w:t>SNR</w:t>
-      </w:r>
-      <w:r>
-        <w:rPr>
-          <w:lang w:val="ru-RU"/>
-        </w:rPr>
-        <w:t xml:space="preserve"> = 2, истинный азимут 45°, </w:t>
-      </w:r>
-      <w:r>
-        <w:t>seed</w:t>
-      </w:r>
-      <w:r>
-        <w:rPr>
-          <w:lang w:val="ru-RU"/>
-        </w:rPr>
-        <w:t xml:space="preserve"> = 10. Проверяется 6283 значений азимута.</w:t>
-      </w:r>
-    </w:p>
-    <w:p>
-      <w:pPr>
-        <w:spacing w:before="120" w:after="120" w:line="240" w:lineRule="auto"/>
-        <w:ind w:firstLine="0"/>
-        <w:jc w:val="center"/>
-      </w:pPr>
-      <m:oMathPara>
-        <m:oMath>
-          <m:eqArr>
-            <m:eqArrPr>
-              <m:maxDist m:val="1"/>
-              <m:ctrlPr>
-                <w:rPr>
-                  <w:rFonts w:ascii="Cambria Math" w:hAnsi="Cambria Math"/>
-                </w:rPr>
-              </m:ctrlPr>
-            </m:eqArrPr>
-            <m:e>
-              <m:sSub>
-                <m:sSubPr>
-                  <m:ctrlPr>
-                    <w:rPr>
-                      <w:rFonts w:ascii="Cambria Math" w:hAnsi="Cambria Math"/>
-                    </w:rPr>
-                  </m:ctrlPr>
-                </m:sSubPr>
-                <m:e>
-                  <m:r>
-                    <w:rPr>
-                      <w:rFonts w:ascii="Cambria Math" w:hAnsi="Cambria Math"/>
-                    </w:rPr>
-                    <m:t>E</m:t>
-                  </m:r>
-                </m:e>
-                <m:sub>
-                  <m:r>
-                    <m:rPr>
-                      <m:sty m:val="p"/>
-                    </m:rPr>
-                    <w:rPr>
-                      <w:rFonts w:ascii="Cambria Math" w:hAnsi="Cambria Math"/>
-                    </w:rPr>
-                    <m:t>BAR</m:t>
-                  </m:r>
-                </m:sub>
-              </m:sSub>
-              <m:r>
-                <w:rPr>
-                  <w:rFonts w:ascii="Cambria Math" w:hAnsi="Cambria Math"/>
-                </w:rPr>
-                <m:t>(φ)=</m:t>
-              </m:r>
-              <m:sSup>
-                <m:sSupPr>
-                  <m:ctrlPr>
-                    <w:rPr>
-                      <w:rFonts w:ascii="Cambria Math" w:hAnsi="Cambria Math"/>
-                    </w:rPr>
-                  </m:ctrlPr>
-                </m:sSupPr>
-                <m:e>
-                  <m:r>
-                    <w:rPr>
-                      <w:rFonts w:ascii="Cambria Math" w:hAnsi="Cambria Math"/>
-                    </w:rPr>
-                    <m:t>a</m:t>
-                  </m:r>
-                </m:e>
-                <m:sup>
-                  <m:r>
-                    <m:rPr>
-                      <m:scr m:val="sans-serif"/>
-                      <m:sty m:val="p"/>
-                    </m:rPr>
-                    <w:rPr>
-                      <w:rFonts w:ascii="Cambria Math" w:hAnsi="Cambria Math"/>
-                    </w:rPr>
-                    <m:t>T</m:t>
-                  </m:r>
-                </m:sup>
-              </m:sSup>
-              <m:r>
-                <w:rPr>
-                  <w:rFonts w:ascii="Cambria Math" w:hAnsi="Cambria Math"/>
-                </w:rPr>
-                <m:t>(φ)Wa(φ),</m:t>
-              </m:r>
-              <m:sSub>
-                <m:sSubPr>
-                  <m:ctrlPr>
-                    <w:rPr>
-                      <w:rFonts w:ascii="Cambria Math" w:hAnsi="Cambria Math"/>
-                    </w:rPr>
-                  </m:ctrlPr>
-                </m:sSubPr>
-                <m:e>
-                  <m:r>
-                    <w:rPr>
-                      <w:rFonts w:ascii="Cambria Math" w:hAnsi="Cambria Math"/>
-                    </w:rPr>
-                    <m:t>E</m:t>
-                  </m:r>
-                </m:e>
-                <m:sub>
-                  <m:r>
-                    <m:rPr>
-                      <m:sty m:val="p"/>
-                    </m:rPr>
-                    <w:rPr>
-                      <w:rFonts w:ascii="Cambria Math" w:hAnsi="Cambria Math"/>
-                    </w:rPr>
-                    <m:t>CAP</m:t>
-                  </m:r>
-                </m:sub>
-              </m:sSub>
-              <m:r>
-                <w:rPr>
-                  <w:rFonts w:ascii="Cambria Math" w:hAnsi="Cambria Math"/>
-                </w:rPr>
-                <m:t>(φ)=</m:t>
-              </m:r>
-              <m:f>
-                <m:fPr>
-                  <m:ctrlPr>
-                    <w:rPr>
-                      <w:rFonts w:ascii="Cambria Math" w:hAnsi="Cambria Math"/>
-                    </w:rPr>
-                  </m:ctrlPr>
-                </m:fPr>
-                <m:num>
-                  <m:r>
-                    <w:rPr>
-                      <w:rFonts w:ascii="Cambria Math" w:hAnsi="Cambria Math"/>
-                    </w:rPr>
-                    <m:t>1</m:t>
-                  </m:r>
-                </m:num>
-                <m:den>
-                  <m:sSup>
-                    <m:sSupPr>
-                      <m:ctrlPr>
-                        <w:rPr>
-                          <w:rFonts w:ascii="Cambria Math" w:hAnsi="Cambria Math"/>
-                        </w:rPr>
-                      </m:ctrlPr>
-                    </m:sSupPr>
-                    <m:e>
-                      <m:r>
-                        <w:rPr>
-                          <w:rFonts w:ascii="Cambria Math" w:hAnsi="Cambria Math"/>
-                        </w:rPr>
-                        <m:t>a</m:t>
-                      </m:r>
-                    </m:e>
-                    <m:sup>
-                      <m:r>
-                        <m:rPr>
-                          <m:scr m:val="sans-serif"/>
-                          <m:sty m:val="p"/>
-                        </m:rPr>
-                        <w:rPr>
-                          <w:rFonts w:ascii="Cambria Math" w:hAnsi="Cambria Math"/>
-                        </w:rPr>
-                        <m:t>T</m:t>
-                      </m:r>
-                    </m:sup>
-                  </m:sSup>
-                  <m:r>
-                    <w:rPr>
-                      <w:rFonts w:ascii="Cambria Math" w:hAnsi="Cambria Math"/>
-                    </w:rPr>
-                    <m:t>(φ)</m:t>
-                  </m:r>
-                  <m:sSup>
-                    <m:sSupPr>
-                      <m:ctrlPr>
-                        <w:rPr>
-                          <w:rFonts w:ascii="Cambria Math" w:hAnsi="Cambria Math"/>
-                        </w:rPr>
-                      </m:ctrlPr>
-                    </m:sSupPr>
-                    <m:e>
-                      <m:r>
-                        <w:rPr>
-                          <w:rFonts w:ascii="Cambria Math" w:hAnsi="Cambria Math"/>
-                        </w:rPr>
-                        <m:t>W</m:t>
-                      </m:r>
-                    </m:e>
-                    <m:sup>
-                      <m:r>
-                        <w:rPr>
-                          <w:rFonts w:ascii="Cambria Math" w:hAnsi="Cambria Math"/>
-                        </w:rPr>
-                        <m:t>-1</m:t>
-                      </m:r>
-                    </m:sup>
-                  </m:sSup>
-                  <m:r>
-                    <w:rPr>
-                      <w:rFonts w:ascii="Cambria Math" w:hAnsi="Cambria Math"/>
-                    </w:rPr>
-                    <m:t>a(φ)</m:t>
-                  </m:r>
-                </m:den>
-              </m:f>
-              <m:r>
-                <w:rPr>
-                  <w:rFonts w:ascii="Cambria Math" w:hAnsi="Cambria Math"/>
-                </w:rPr>
-                <m:t>#</m:t>
-              </m:r>
-              <m:d>
-                <m:dPr>
-                  <m:ctrlPr>
-                    <w:rPr>
-                      <w:rFonts w:ascii="Cambria Math" w:hAnsi="Cambria Math"/>
-                    </w:rPr>
-                  </m:ctrlPr>
-                </m:dPr>
-                <m:e>
-                  <m:r>
-                    <w:rPr>
-                      <w:rFonts w:ascii="Cambria Math" w:hAnsi="Cambria Math"/>
-                    </w:rPr>
-                    <m:t>8</m:t>
-                  </m:r>
-                </m:e>
-              </m:d>
-            </m:e>
-          </m:eqArr>
-        </m:oMath>
-      </m:oMathPara>
-    </w:p>
-    <w:p>
-      <w:pPr>
-        <w:rPr>
-          <w:lang w:val="ru-RU"/>
-        </w:rPr>
-      </w:pPr>
-      <w:r>
-        <w:rPr>
-          <w:lang w:val="ru-RU"/>
-        </w:rPr>
-        <w:t>Оценка определяется по максимуму соответствующего спектра: Бартлетт — 44,921°, Кейпон — 44,921°. Эти результаты относятся к одной реализации шума; дисперсия оценивается отдельно по серии реализаций.</w:t>
-      </w:r>
-    </w:p>
-    <w:p>
-      <w:pPr>
-        <w:keepNext/>
-        <w:spacing w:line="240" w:lineRule="auto"/>
-        <w:ind w:firstLine="0"/>
-        <w:jc w:val="center"/>
-      </w:pPr>
-      <w:r>
-        <w:rPr>
-          <w:noProof/>
-          <w:lang w:val="ru-RU" w:eastAsia="ru-RU"/>
-        </w:rPr>
-        <w:drawing>
-          <wp:inline distT="0" distB="0" distL="0" distR="0">
-            <wp:extent cx="5903999" cy="2099200"/>
-            <wp:effectExtent l="0" t="0" r="0" b="0"/>
-            <wp:docPr id="6" name="Picture 6"/>
-            <wp:cNvGraphicFramePr>
-              <a:graphicFrameLocks xmlns:a="http://schemas.openxmlformats.org/drawingml/2006/main" noChangeAspect="1"/>
-            </wp:cNvGraphicFramePr>
-            <a:graphic xmlns:a="http://schemas.openxmlformats.org/drawingml/2006/main">
-              <a:graphicData uri="http://schemas.openxmlformats.org/drawingml/2006/picture">
-                <pic:pic xmlns:pic="http://schemas.openxmlformats.org/drawingml/2006/picture">
-                  <pic:nvPicPr>
-                    <pic:cNvPr id="0" name="bartlett_capon.png"/>
-                    <pic:cNvPicPr/>
-                  </pic:nvPicPr>
-                  <pic:blipFill>
-                    <a:blip r:embed="rId11"/>
-                    <a:stretch>
-                      <a:fillRect/>
-                    </a:stretch>
-                  </pic:blipFill>
-                  <pic:spPr>
-                    <a:xfrm>
-                      <a:off x="0" y="0"/>
-                      <a:ext cx="5903999" cy="2099200"/>
-                    </a:xfrm>
-                    <a:prstGeom prst="rect">
-                      <a:avLst/>
-                    </a:prstGeom>
-                  </pic:spPr>
-                </pic:pic>
-              </a:graphicData>
-            </a:graphic>
-          </wp:inline>
-        </w:drawing>
-      </w:r>
-    </w:p>
-    <w:p>
-      <w:pPr>
         <w:pStyle w:val="af5"/>
-        <w:jc w:val="center"/>
-        <w:rPr>
-          <w:lang w:val="ru-RU"/>
-        </w:rPr>
-      </w:pPr>
-      <w:r>
-        <w:rPr>
-          <w:lang w:val="ru-RU"/>
-        </w:rPr>
-        <w:t>Рисунок 4 — Пространственные спектры Бартлетта (слева) и Кейпона (справа)</w:t>
-      </w:r>
-    </w:p>
-    <w:p>
-      <w:pPr>
-        <w:pStyle w:val="21"/>
-        <w:pageBreakBefore/>
-        <w:rPr>
-          <w:lang w:val="ru-RU"/>
-        </w:rPr>
-      </w:pPr>
-      <w:r>
-        <w:rPr>
-          <w:lang w:val="ru-RU"/>
-        </w:rPr>
-        <w:lastRenderedPageBreak/>
-        <w:t>5 Дисперсия ошибки в зависимости от параметров</w:t>
-      </w:r>
-    </w:p>
-    <w:p>
-      <w:pPr>
-        <w:rPr>
-          <w:lang w:val="ru-RU"/>
-        </w:rPr>
-      </w:pPr>
-      <w:r>
-        <w:rPr>
-          <w:lang w:val="ru-RU"/>
-        </w:rPr>
-        <w:t xml:space="preserve">Все последующие результаты получены только для импульса Лоренца при </w:t>
-      </w:r>
-      <w:r>
-        <w:t>τ</w:t>
-      </w:r>
-      <w:r>
-        <w:rPr>
-          <w:lang w:val="ru-RU"/>
-        </w:rPr>
-        <w:t xml:space="preserve"> = 0,05 с. На каждую точку выполнено </w:t>
-      </w:r>
-      <w:r>
-        <w:t>K</w:t>
-      </w:r>
-      <w:r>
-        <w:rPr>
-          <w:lang w:val="ru-RU"/>
-        </w:rPr>
-        <w:t xml:space="preserve"> = 100 реализаций шума. Для каждой точки генератор инициализируется </w:t>
-      </w:r>
-      <w:r>
-        <w:t>seed</w:t>
-      </w:r>
-      <w:r>
-        <w:rPr>
-          <w:lang w:val="ru-RU"/>
-        </w:rPr>
-        <w:t xml:space="preserve"> = 10; оба метода обрабатывают одни и те же наблюдения. Меняется только указанный на оси параметр, остальные параметры сохраняют базовые значения.</w:t>
-      </w:r>
-    </w:p>
-    <w:p>
-      <w:pPr>
-        <w:spacing w:before="120" w:after="120" w:line="240" w:lineRule="auto"/>
-        <w:ind w:firstLine="0"/>
-        <w:jc w:val="center"/>
-      </w:pPr>
-      <m:oMathPara>
-        <m:oMath>
-          <m:eqArr>
-            <m:eqArrPr>
-              <m:maxDist m:val="1"/>
-              <m:ctrlPr>
-                <w:rPr>
-                  <w:rFonts w:ascii="Cambria Math" w:hAnsi="Cambria Math"/>
-                </w:rPr>
-              </m:ctrlPr>
-            </m:eqArrPr>
-            <m:e>
-              <m:sSub>
-                <m:sSubPr>
-                  <m:ctrlPr>
-                    <w:rPr>
-                      <w:rFonts w:ascii="Cambria Math" w:hAnsi="Cambria Math"/>
-                    </w:rPr>
-                  </m:ctrlPr>
-                </m:sSubPr>
-                <m:e>
-                  <m:r>
-                    <w:rPr>
-                      <w:rFonts w:ascii="Cambria Math" w:hAnsi="Cambria Math"/>
-                    </w:rPr>
-                    <m:t>ε</m:t>
-                  </m:r>
-                </m:e>
-                <m:sub>
-                  <m:r>
-                    <w:rPr>
-                      <w:rFonts w:ascii="Cambria Math" w:hAnsi="Cambria Math"/>
-                    </w:rPr>
-                    <m:t>k</m:t>
-                  </m:r>
-                </m:sub>
-              </m:sSub>
-              <m:r>
-                <w:rPr>
-                  <w:rFonts w:ascii="Cambria Math" w:hAnsi="Cambria Math"/>
-                </w:rPr>
-                <m:t>=</m:t>
-              </m:r>
-              <m:sSub>
-                <m:sSubPr>
-                  <m:ctrlPr>
-                    <w:rPr>
-                      <w:rFonts w:ascii="Cambria Math" w:hAnsi="Cambria Math"/>
-                    </w:rPr>
-                  </m:ctrlPr>
-                </m:sSubPr>
-                <m:e>
-                  <m:r>
-                    <w:rPr>
-                      <w:rFonts w:ascii="Cambria Math" w:hAnsi="Cambria Math"/>
-                    </w:rPr>
-                    <m:t>wrap</m:t>
-                  </m:r>
-                </m:e>
-                <m:sub>
-                  <m:r>
-                    <w:rPr>
-                      <w:rFonts w:ascii="Cambria Math" w:hAnsi="Cambria Math"/>
-                    </w:rPr>
-                    <m:t>[-π,π)</m:t>
-                  </m:r>
-                </m:sub>
-              </m:sSub>
-              <m:r>
-                <w:rPr>
-                  <w:rFonts w:ascii="Cambria Math" w:hAnsi="Cambria Math"/>
-                </w:rPr>
-                <m:t>(</m:t>
-              </m:r>
-              <m:sSub>
-                <m:sSubPr>
-                  <m:ctrlPr>
-                    <w:rPr>
-                      <w:rFonts w:ascii="Cambria Math" w:hAnsi="Cambria Math"/>
-                    </w:rPr>
-                  </m:ctrlPr>
-                </m:sSubPr>
-                <m:e>
-                  <m:limUpp>
-                    <m:limUppPr>
-                      <m:ctrlPr>
-                        <w:rPr>
-                          <w:rFonts w:ascii="Cambria Math" w:hAnsi="Cambria Math"/>
-                        </w:rPr>
-                      </m:ctrlPr>
-                    </m:limUppPr>
-                    <m:e>
-                      <m:r>
-                        <w:rPr>
-                          <w:rFonts w:ascii="Cambria Math" w:hAnsi="Cambria Math"/>
-                        </w:rPr>
-                        <m:t>φ</m:t>
-                      </m:r>
-                    </m:e>
-                    <m:lim>
-                      <m:r>
-                        <w:rPr>
-                          <w:rFonts w:ascii="Cambria Math" w:hAnsi="Cambria Math"/>
-                        </w:rPr>
-                        <m:t>^</m:t>
-                      </m:r>
-                    </m:lim>
-                  </m:limUpp>
-                </m:e>
-                <m:sub>
-                  <m:r>
-                    <w:rPr>
-                      <w:rFonts w:ascii="Cambria Math" w:hAnsi="Cambria Math"/>
-                    </w:rPr>
-                    <m:t>k</m:t>
-                  </m:r>
-                </m:sub>
-              </m:sSub>
-              <m:r>
-                <w:rPr>
-                  <w:rFonts w:ascii="Cambria Math" w:hAnsi="Cambria Math"/>
-                </w:rPr>
-                <m:t>-</m:t>
-              </m:r>
-              <m:sSub>
-                <m:sSubPr>
-                  <m:ctrlPr>
-                    <w:rPr>
-                      <w:rFonts w:ascii="Cambria Math" w:hAnsi="Cambria Math"/>
-                    </w:rPr>
-                  </m:ctrlPr>
-                </m:sSubPr>
-                <m:e>
-                  <m:r>
-                    <w:rPr>
-                      <w:rFonts w:ascii="Cambria Math" w:hAnsi="Cambria Math"/>
-                    </w:rPr>
-                    <m:t>φ</m:t>
-                  </m:r>
-                </m:e>
-                <m:sub>
-                  <m:r>
-                    <w:rPr>
-                      <w:rFonts w:ascii="Cambria Math" w:hAnsi="Cambria Math"/>
-                    </w:rPr>
-                    <m:t>0</m:t>
-                  </m:r>
-                </m:sub>
-              </m:sSub>
-              <m:r>
-                <w:rPr>
-                  <w:rFonts w:ascii="Cambria Math" w:hAnsi="Cambria Math"/>
-                </w:rPr>
-                <m:t>),</m:t>
-              </m:r>
-              <m:sSubSup>
-                <m:sSubSupPr>
-                  <m:ctrlPr>
-                    <w:rPr>
-                      <w:rFonts w:ascii="Cambria Math" w:hAnsi="Cambria Math"/>
-                    </w:rPr>
-                  </m:ctrlPr>
-                </m:sSubSupPr>
-                <m:e>
-                  <m:r>
-                    <w:rPr>
-                      <w:rFonts w:ascii="Cambria Math" w:hAnsi="Cambria Math"/>
-                    </w:rPr>
-                    <m:t>s</m:t>
-                  </m:r>
-                </m:e>
-                <m:sub>
-                  <m:r>
-                    <w:rPr>
-                      <w:rFonts w:ascii="Cambria Math" w:hAnsi="Cambria Math"/>
-                    </w:rPr>
-                    <m:t>ε</m:t>
-                  </m:r>
-                </m:sub>
-                <m:sup>
-                  <m:r>
-                    <w:rPr>
-                      <w:rFonts w:ascii="Cambria Math" w:hAnsi="Cambria Math"/>
-                    </w:rPr>
-                    <m:t>2</m:t>
-                  </m:r>
-                </m:sup>
-              </m:sSubSup>
-              <m:r>
-                <w:rPr>
-                  <w:rFonts w:ascii="Cambria Math" w:hAnsi="Cambria Math"/>
-                </w:rPr>
-                <m:t>=</m:t>
-              </m:r>
-              <m:f>
-                <m:fPr>
-                  <m:ctrlPr>
-                    <w:rPr>
-                      <w:rFonts w:ascii="Cambria Math" w:hAnsi="Cambria Math"/>
-                    </w:rPr>
-                  </m:ctrlPr>
-                </m:fPr>
-                <m:num>
-                  <m:r>
-                    <w:rPr>
-                      <w:rFonts w:ascii="Cambria Math" w:hAnsi="Cambria Math"/>
-                    </w:rPr>
-                    <m:t>1</m:t>
-                  </m:r>
-                </m:num>
-                <m:den>
-                  <m:r>
-                    <w:rPr>
-                      <w:rFonts w:ascii="Cambria Math" w:hAnsi="Cambria Math"/>
-                    </w:rPr>
-                    <m:t>K-1</m:t>
-                  </m:r>
-                </m:den>
-              </m:f>
-              <m:nary>
-                <m:naryPr>
-                  <m:chr m:val="∑"/>
-                  <m:limLoc m:val="undOvr"/>
-                  <m:grow m:val="1"/>
-                  <m:ctrlPr>
-                    <w:rPr>
-                      <w:rFonts w:ascii="Cambria Math" w:hAnsi="Cambria Math"/>
-                    </w:rPr>
-                  </m:ctrlPr>
-                </m:naryPr>
-                <m:sub>
-                  <m:r>
-                    <w:rPr>
-                      <w:rFonts w:ascii="Cambria Math" w:hAnsi="Cambria Math"/>
-                    </w:rPr>
-                    <m:t>k=1</m:t>
-                  </m:r>
-                </m:sub>
-                <m:sup>
-                  <m:r>
-                    <w:rPr>
-                      <w:rFonts w:ascii="Cambria Math" w:hAnsi="Cambria Math"/>
-                    </w:rPr>
-                    <m:t>K</m:t>
-                  </m:r>
-                </m:sup>
-                <m:e>
-                  <m:r>
-                    <w:rPr>
-                      <w:rFonts w:ascii="Cambria Math" w:hAnsi="Cambria Math"/>
-                    </w:rPr>
-                    <m:t>(</m:t>
-                  </m:r>
-                  <m:sSub>
-                    <m:sSubPr>
-                      <m:ctrlPr>
-                        <w:rPr>
-                          <w:rFonts w:ascii="Cambria Math" w:hAnsi="Cambria Math"/>
-                        </w:rPr>
-                      </m:ctrlPr>
-                    </m:sSubPr>
-                    <m:e>
-                      <m:r>
-                        <w:rPr>
-                          <w:rFonts w:ascii="Cambria Math" w:hAnsi="Cambria Math"/>
-                        </w:rPr>
-                        <m:t>ε</m:t>
-                      </m:r>
-                    </m:e>
-                    <m:sub>
-                      <m:r>
-                        <w:rPr>
-                          <w:rFonts w:ascii="Cambria Math" w:hAnsi="Cambria Math"/>
-                        </w:rPr>
-                        <m:t>k</m:t>
-                      </m:r>
-                    </m:sub>
-                  </m:sSub>
-                  <m:r>
-                    <w:rPr>
-                      <w:rFonts w:ascii="Cambria Math" w:hAnsi="Cambria Math"/>
-                    </w:rPr>
-                    <m:t>-</m:t>
-                  </m:r>
-                  <m:acc>
-                    <m:accPr>
-                      <m:chr m:val="―"/>
-                      <m:ctrlPr>
-                        <w:rPr>
-                          <w:rFonts w:ascii="Cambria Math" w:hAnsi="Cambria Math"/>
-                        </w:rPr>
-                      </m:ctrlPr>
-                    </m:accPr>
-                    <m:e>
-                      <m:r>
-                        <w:rPr>
-                          <w:rFonts w:ascii="Cambria Math" w:hAnsi="Cambria Math"/>
-                        </w:rPr>
-                        <m:t>ε</m:t>
-                      </m:r>
-                    </m:e>
-                  </m:acc>
-                  <m:sSup>
-                    <m:sSupPr>
-                      <m:ctrlPr>
-                        <w:rPr>
-                          <w:rFonts w:ascii="Cambria Math" w:hAnsi="Cambria Math"/>
-                        </w:rPr>
-                      </m:ctrlPr>
-                    </m:sSupPr>
-                    <m:e>
-                      <m:r>
-                        <w:rPr>
-                          <w:rFonts w:ascii="Cambria Math" w:hAnsi="Cambria Math"/>
-                        </w:rPr>
-                        <m:t>)</m:t>
-                      </m:r>
-                    </m:e>
-                    <m:sup>
-                      <m:r>
-                        <w:rPr>
-                          <w:rFonts w:ascii="Cambria Math" w:hAnsi="Cambria Math"/>
-                        </w:rPr>
-                        <m:t>2</m:t>
-                      </m:r>
-                    </m:sup>
-                  </m:sSup>
-                </m:e>
-              </m:nary>
-              <m:r>
-                <w:rPr>
-                  <w:rFonts w:ascii="Cambria Math" w:hAnsi="Cambria Math"/>
-                </w:rPr>
-                <m:t>#</m:t>
-              </m:r>
-              <m:d>
-                <m:dPr>
-                  <m:ctrlPr>
-                    <w:rPr>
-                      <w:rFonts w:ascii="Cambria Math" w:hAnsi="Cambria Math"/>
-                    </w:rPr>
-                  </m:ctrlPr>
-                </m:dPr>
-                <m:e>
-                  <m:r>
-                    <w:rPr>
-                      <w:rFonts w:ascii="Cambria Math" w:hAnsi="Cambria Math"/>
-                    </w:rPr>
-                    <m:t>9</m:t>
-                  </m:r>
-                </m:e>
-              </m:d>
-            </m:e>
-          </m:eqArr>
-        </m:oMath>
-      </m:oMathPara>
-    </w:p>
-    <w:p>
-      <w:pPr>
-        <w:rPr>
-          <w:lang w:val="ru-RU"/>
-        </w:rPr>
-      </w:pPr>
-      <w:r>
-        <w:rPr>
-          <w:lang w:val="ru-RU"/>
-        </w:rPr>
-        <w:t>Дисперсия на всех графиках выражена в квадратных градусах (град²), а не в градусах. Ошибки первоначально вычисляются в радианах, затем дисперсия переводится по формуле:</w:t>
-      </w:r>
-    </w:p>
-    <w:p>
-      <w:pPr>
-        <w:spacing w:before="120" w:after="120" w:line="240" w:lineRule="auto"/>
-        <w:ind w:firstLine="0"/>
-        <w:jc w:val="center"/>
-      </w:pPr>
-      <m:oMathPara>
-        <m:oMath>
-          <m:eqArr>
-            <m:eqArrPr>
-              <m:maxDist m:val="1"/>
-              <m:ctrlPr>
-                <w:rPr>
-                  <w:rFonts w:ascii="Cambria Math" w:hAnsi="Cambria Math"/>
-                </w:rPr>
-              </m:ctrlPr>
-            </m:eqArrPr>
-            <m:e>
-              <m:sSubSup>
-                <m:sSubSupPr>
-                  <m:ctrlPr>
-                    <w:rPr>
-                      <w:rFonts w:ascii="Cambria Math" w:hAnsi="Cambria Math"/>
-                    </w:rPr>
-                  </m:ctrlPr>
-                </m:sSubSupPr>
-                <m:e>
-                  <m:r>
-                    <w:rPr>
-                      <w:rFonts w:ascii="Cambria Math" w:hAnsi="Cambria Math"/>
-                    </w:rPr>
-                    <m:t>s</m:t>
-                  </m:r>
-                </m:e>
-                <m:sub>
-                  <m:r>
-                    <w:rPr>
-                      <w:rFonts w:ascii="Cambria Math" w:hAnsi="Cambria Math"/>
-                    </w:rPr>
-                    <m:t>ε,</m:t>
-                  </m:r>
-                  <m:r>
-                    <m:rPr>
-                      <m:sty m:val="p"/>
-                    </m:rPr>
-                    <w:rPr>
-                      <w:rFonts w:ascii="Cambria Math" w:hAnsi="Cambria Math"/>
-                    </w:rPr>
-                    <m:t>град</m:t>
-                  </m:r>
-                </m:sub>
-                <m:sup>
-                  <m:r>
-                    <w:rPr>
-                      <w:rFonts w:ascii="Cambria Math" w:hAnsi="Cambria Math"/>
-                    </w:rPr>
-                    <m:t>2</m:t>
-                  </m:r>
-                </m:sup>
-              </m:sSubSup>
-              <m:r>
-                <w:rPr>
-                  <w:rFonts w:ascii="Cambria Math" w:hAnsi="Cambria Math"/>
-                </w:rPr>
-                <m:t>=</m:t>
-              </m:r>
-              <m:sSubSup>
-                <m:sSubSupPr>
-                  <m:ctrlPr>
-                    <w:rPr>
-                      <w:rFonts w:ascii="Cambria Math" w:hAnsi="Cambria Math"/>
-                    </w:rPr>
-                  </m:ctrlPr>
-                </m:sSubSupPr>
-                <m:e>
-                  <m:r>
-                    <w:rPr>
-                      <w:rFonts w:ascii="Cambria Math" w:hAnsi="Cambria Math"/>
-                    </w:rPr>
-                    <m:t>s</m:t>
-                  </m:r>
-                </m:e>
-                <m:sub>
-                  <m:r>
-                    <w:rPr>
-                      <w:rFonts w:ascii="Cambria Math" w:hAnsi="Cambria Math"/>
-                    </w:rPr>
-                    <m:t>ε,</m:t>
-                  </m:r>
-                  <m:r>
-                    <m:rPr>
-                      <m:sty m:val="p"/>
-                    </m:rPr>
-                    <w:rPr>
-                      <w:rFonts w:ascii="Cambria Math" w:hAnsi="Cambria Math"/>
-                    </w:rPr>
-                    <m:t>рад</m:t>
-                  </m:r>
-                </m:sub>
-                <m:sup>
-                  <m:r>
-                    <w:rPr>
-                      <w:rFonts w:ascii="Cambria Math" w:hAnsi="Cambria Math"/>
-                    </w:rPr>
-                    <m:t>2</m:t>
-                  </m:r>
-                </m:sup>
-              </m:sSubSup>
-              <m:sSup>
-                <m:sSupPr>
-                  <m:ctrlPr>
-                    <w:rPr>
-                      <w:rFonts w:ascii="Cambria Math" w:hAnsi="Cambria Math"/>
-                    </w:rPr>
-                  </m:ctrlPr>
-                </m:sSupPr>
-                <m:e>
-                  <m:r>
-                    <w:rPr>
-                      <w:rFonts w:ascii="Cambria Math" w:hAnsi="Cambria Math"/>
-                    </w:rPr>
-                    <m:t>(</m:t>
-                  </m:r>
-                  <m:f>
-                    <m:fPr>
-                      <m:ctrlPr>
-                        <w:rPr>
-                          <w:rFonts w:ascii="Cambria Math" w:hAnsi="Cambria Math"/>
-                        </w:rPr>
-                      </m:ctrlPr>
-                    </m:fPr>
-                    <m:num>
-                      <m:r>
-                        <w:rPr>
-                          <w:rFonts w:ascii="Cambria Math" w:hAnsi="Cambria Math"/>
-                        </w:rPr>
-                        <m:t>180</m:t>
-                      </m:r>
-                    </m:num>
-                    <m:den>
-                      <m:r>
-                        <w:rPr>
-                          <w:rFonts w:ascii="Cambria Math" w:hAnsi="Cambria Math"/>
-                        </w:rPr>
-                        <m:t>π</m:t>
-                      </m:r>
-                    </m:den>
-                  </m:f>
-                  <m:r>
-                    <w:rPr>
-                      <w:rFonts w:ascii="Cambria Math" w:hAnsi="Cambria Math"/>
-                    </w:rPr>
-                    <m:t>)</m:t>
-                  </m:r>
-                </m:e>
-                <m:sup>
-                  <m:r>
-                    <w:rPr>
-                      <w:rFonts w:ascii="Cambria Math" w:hAnsi="Cambria Math"/>
-                    </w:rPr>
-                    <m:t>2</m:t>
-                  </m:r>
-                </m:sup>
-              </m:sSup>
-              <m:r>
-                <w:rPr>
-                  <w:rFonts w:ascii="Cambria Math" w:hAnsi="Cambria Math"/>
-                </w:rPr>
-                <m:t>#</m:t>
-              </m:r>
-              <m:d>
-                <m:dPr>
-                  <m:ctrlPr>
-                    <w:rPr>
-                      <w:rFonts w:ascii="Cambria Math" w:hAnsi="Cambria Math"/>
-                    </w:rPr>
-                  </m:ctrlPr>
-                </m:dPr>
-                <m:e>
-                  <m:r>
-                    <w:rPr>
-                      <w:rFonts w:ascii="Cambria Math" w:hAnsi="Cambria Math"/>
-                    </w:rPr>
-                    <m:t>10</m:t>
-                  </m:r>
-                </m:e>
-              </m:d>
-            </m:e>
-          </m:eqArr>
-        </m:oMath>
-      </m:oMathPara>
-    </w:p>
-    <w:p>
-      <w:pPr>
-        <w:pStyle w:val="21"/>
-        <w:rPr>
-          <w:lang w:val="ru-RU"/>
-        </w:rPr>
-      </w:pPr>
-      <w:r>
-        <w:rPr>
-          <w:lang w:val="ru-RU"/>
-        </w:rPr>
-        <w:t>5.1 Зависимость от истинного азимута</w:t>
-      </w:r>
-    </w:p>
-    <w:p>
-      <w:pPr>
-        <w:keepNext/>
-        <w:rPr>
-          <w:lang w:val="ru-RU"/>
-        </w:rPr>
-      </w:pPr>
-      <w:r>
-        <w:rPr>
-          <w:lang w:val="ru-RU"/>
-        </w:rPr>
-        <w:t>Истинный азимут изменяется от 0 до 350° с шагом 10°. При переходе через 0° ошибка приводится к интервалу [−180°, 180°).</w:t>
-      </w:r>
-    </w:p>
-    <w:p>
-      <w:pPr>
-        <w:keepNext/>
-        <w:spacing w:line="240" w:lineRule="auto"/>
-        <w:ind w:firstLine="0"/>
-        <w:jc w:val="center"/>
-      </w:pPr>
-      <w:r>
-        <w:rPr>
-          <w:noProof/>
-          <w:lang w:val="ru-RU" w:eastAsia="ru-RU"/>
-        </w:rPr>
-        <w:drawing>
-          <wp:inline distT="0" distB="0" distL="0" distR="0">
-            <wp:extent cx="5903999" cy="2608744"/>
-            <wp:effectExtent l="0" t="0" r="0" b="0"/>
-            <wp:docPr id="7" name="Picture 7"/>
-            <wp:cNvGraphicFramePr>
-              <a:graphicFrameLocks xmlns:a="http://schemas.openxmlformats.org/drawingml/2006/main" noChangeAspect="1"/>
-            </wp:cNvGraphicFramePr>
-            <a:graphic xmlns:a="http://schemas.openxmlformats.org/drawingml/2006/main">
-              <a:graphicData uri="http://schemas.openxmlformats.org/drawingml/2006/picture">
-                <pic:pic xmlns:pic="http://schemas.openxmlformats.org/drawingml/2006/picture">
-                  <pic:nvPicPr>
-                    <pic:cNvPr id="0" name="variance_azimuth.png"/>
-                    <pic:cNvPicPr/>
-                  </pic:nvPicPr>
-                  <pic:blipFill>
-                    <a:blip r:embed="rId12"/>
-                    <a:stretch>
-                      <a:fillRect/>
-                    </a:stretch>
-                  </pic:blipFill>
-                  <pic:spPr>
-                    <a:xfrm>
-                      <a:off x="0" y="0"/>
-                      <a:ext cx="5903999" cy="2608744"/>
-                    </a:xfrm>
-                    <a:prstGeom prst="rect">
-                      <a:avLst/>
-                    </a:prstGeom>
-                  </pic:spPr>
-                </pic:pic>
-              </a:graphicData>
-            </a:graphic>
-          </wp:inline>
-        </w:drawing>
-      </w:r>
-    </w:p>
-    <w:p>
-      <w:pPr>
-        <w:pStyle w:val="af5"/>
-        <w:jc w:val="center"/>
-        <w:rPr>
-          <w:lang w:val="ru-RU"/>
-        </w:rPr>
-      </w:pPr>
-      <w:r>
-        <w:rPr>
-          <w:lang w:val="ru-RU"/>
-        </w:rPr>
-        <w:t>Рисунок 5 — Дисперсия ошибки оценки азимута в зависимости от азимута источника, град²</w:t>
-      </w:r>
-    </w:p>
-    <w:p>
-      <w:pPr>
-        <w:pStyle w:val="21"/>
-        <w:rPr>
-          <w:lang w:val="ru-RU"/>
-        </w:rPr>
-      </w:pPr>
-      <w:r>
-        <w:rPr>
-          <w:lang w:val="ru-RU"/>
-        </w:rPr>
-        <w:lastRenderedPageBreak/>
-        <w:t>5.2 Зависимость от отношения сигнал/шум</w:t>
-      </w:r>
-    </w:p>
-    <w:p>
-      <w:pPr>
-        <w:keepNext/>
-        <w:rPr>
-          <w:lang w:val="ru-RU"/>
-        </w:rPr>
-      </w:pPr>
-      <w:r>
-        <w:t>SNR</w:t>
-      </w:r>
-      <w:r>
-        <w:rPr>
-          <w:lang w:val="ru-RU"/>
-        </w:rPr>
-        <w:t xml:space="preserve"> изменяется от 0,1 до 1 в линейной шкале. Шум нормируется по энергии импульса на интервале наблюдения, как указано в разделе 1.</w:t>
-      </w:r>
-    </w:p>
-    <w:p>
-      <w:pPr>
-        <w:keepNext/>
-        <w:spacing w:line="240" w:lineRule="auto"/>
-        <w:ind w:firstLine="0"/>
-        <w:jc w:val="center"/>
-      </w:pPr>
-      <w:r>
-        <w:rPr>
-          <w:noProof/>
-          <w:lang w:val="ru-RU" w:eastAsia="ru-RU"/>
-        </w:rPr>
-        <w:drawing>
-          <wp:inline distT="0" distB="0" distL="0" distR="0">
-            <wp:extent cx="5903999" cy="2608744"/>
-            <wp:effectExtent l="0" t="0" r="0" b="0"/>
-            <wp:docPr id="8" name="Picture 8"/>
-            <wp:cNvGraphicFramePr>
-              <a:graphicFrameLocks xmlns:a="http://schemas.openxmlformats.org/drawingml/2006/main" noChangeAspect="1"/>
-            </wp:cNvGraphicFramePr>
-            <a:graphic xmlns:a="http://schemas.openxmlformats.org/drawingml/2006/main">
-              <a:graphicData uri="http://schemas.openxmlformats.org/drawingml/2006/picture">
-                <pic:pic xmlns:pic="http://schemas.openxmlformats.org/drawingml/2006/picture">
-                  <pic:nvPicPr>
-                    <pic:cNvPr id="0" name="variance_snr.png"/>
-                    <pic:cNvPicPr/>
-                  </pic:nvPicPr>
-                  <pic:blipFill>
-                    <a:blip r:embed="rId13"/>
-                    <a:stretch>
-                      <a:fillRect/>
-                    </a:stretch>
-                  </pic:blipFill>
-                  <pic:spPr>
-                    <a:xfrm>
-                      <a:off x="0" y="0"/>
-                      <a:ext cx="5903999" cy="2608744"/>
-                    </a:xfrm>
-                    <a:prstGeom prst="rect">
-                      <a:avLst/>
-                    </a:prstGeom>
-                  </pic:spPr>
-                </pic:pic>
-              </a:graphicData>
-            </a:graphic>
-          </wp:inline>
-        </w:drawing>
-      </w:r>
-    </w:p>
-    <w:p>
-      <w:pPr>
-        <w:pStyle w:val="af5"/>
-        <w:jc w:val="center"/>
-        <w:rPr>
-          <w:lang w:val="ru-RU"/>
-        </w:rPr>
-      </w:pPr>
-      <w:r>
-        <w:rPr>
-          <w:lang w:val="ru-RU"/>
-        </w:rPr>
-        <w:t>Рисунок 6 — Дисперсия ошибки оценки азимута в зависимости от отношения сигнал/шум, град²</w:t>
-      </w:r>
-    </w:p>
-    <w:p>
-      <w:pPr>
-        <w:pStyle w:val="21"/>
-        <w:rPr>
-          <w:lang w:val="ru-RU"/>
-        </w:rPr>
-      </w:pPr>
-      <w:r>
-        <w:rPr>
-          <w:lang w:val="ru-RU"/>
-        </w:rPr>
-        <w:t>5.3 Зависимость от радиуса решётки</w:t>
-      </w:r>
-    </w:p>
-    <w:p>
-      <w:pPr>
-        <w:keepNext/>
-        <w:rPr>
-          <w:lang w:val="ru-RU"/>
-        </w:rPr>
-      </w:pPr>
-      <w:r>
-        <w:rPr>
-          <w:lang w:val="ru-RU"/>
-        </w:rPr>
-        <w:t xml:space="preserve">Радиус решётки изменяется от 1 до 10 м. Задержки сигналов пересчитываются для каждого радиуса; форма импульса и длительность </w:t>
-      </w:r>
-      <w:r>
-        <w:t>τ</w:t>
-      </w:r>
-      <w:r>
-        <w:rPr>
-          <w:lang w:val="ru-RU"/>
-        </w:rPr>
-        <w:t xml:space="preserve"> сохраняются. Используется направляющий вектор из исходной модели, без компенсации междатчиковых задержек.</w:t>
-      </w:r>
-    </w:p>
-    <w:p>
-      <w:pPr>
-        <w:keepNext/>
-        <w:spacing w:line="240" w:lineRule="auto"/>
-        <w:ind w:firstLine="0"/>
-        <w:jc w:val="center"/>
-      </w:pPr>
-      <w:r>
-        <w:rPr>
-          <w:noProof/>
-          <w:lang w:val="ru-RU" w:eastAsia="ru-RU"/>
-        </w:rPr>
-        <w:drawing>
-          <wp:inline distT="0" distB="0" distL="0" distR="0">
-            <wp:extent cx="5903999" cy="2608744"/>
-            <wp:effectExtent l="0" t="0" r="0" b="0"/>
-            <wp:docPr id="9" name="Picture 9"/>
-            <wp:cNvGraphicFramePr>
-              <a:graphicFrameLocks xmlns:a="http://schemas.openxmlformats.org/drawingml/2006/main" noChangeAspect="1"/>
-            </wp:cNvGraphicFramePr>
-            <a:graphic xmlns:a="http://schemas.openxmlformats.org/drawingml/2006/main">
-              <a:graphicData uri="http://schemas.openxmlformats.org/drawingml/2006/picture">
-                <pic:pic xmlns:pic="http://schemas.openxmlformats.org/drawingml/2006/picture">
-                  <pic:nvPicPr>
-                    <pic:cNvPr id="0" name="variance_radius.png"/>
-                    <pic:cNvPicPr/>
-                  </pic:nvPicPr>
-                  <pic:blipFill>
-                    <a:blip r:embed="rId14"/>
-                    <a:stretch>
-                      <a:fillRect/>
-                    </a:stretch>
-                  </pic:blipFill>
-                  <pic:spPr>
-                    <a:xfrm>
-                      <a:off x="0" y="0"/>
-                      <a:ext cx="5903999" cy="2608744"/>
-                    </a:xfrm>
-                    <a:prstGeom prst="rect">
-                      <a:avLst/>
-                    </a:prstGeom>
-                  </pic:spPr>
-                </pic:pic>
-              </a:graphicData>
-            </a:graphic>
-          </wp:inline>
-        </w:drawing>
-      </w:r>
-    </w:p>
-    <w:p>
-      <w:pPr>
-        <w:pStyle w:val="af5"/>
-        <w:jc w:val="center"/>
-        <w:rPr>
-          <w:lang w:val="ru-RU"/>
-        </w:rPr>
-      </w:pPr>
-      <w:r>
-        <w:rPr>
-          <w:lang w:val="ru-RU"/>
-        </w:rPr>
-        <w:t>Рисунок 7 — Дисперсия ошибки оценки азимута в зависимости от радиуса решётки, град²</w:t>
-      </w:r>
-    </w:p>
-    <w:p>
-      <w:pPr>
-        <w:pStyle w:val="21"/>
-        <w:rPr>
-          <w:lang w:val="ru-RU"/>
-        </w:rPr>
-      </w:pPr>
-      <w:r>
-        <w:rPr>
-          <w:lang w:val="ru-RU"/>
-        </w:rPr>
-        <w:lastRenderedPageBreak/>
-        <w:t>5.4 Зависимость от количества датчиков</w:t>
-      </w:r>
-    </w:p>
-    <w:p>
-      <w:pPr>
-        <w:keepNext/>
-        <w:rPr>
-          <w:lang w:val="ru-RU"/>
-        </w:rPr>
-      </w:pPr>
-      <w:r>
-        <w:rPr>
-          <w:lang w:val="ru-RU"/>
-        </w:rPr>
-        <w:t xml:space="preserve">Количество датчиков принимает значения 1, 5, 7, 10, 12, 15, 17 и 20. Радиус, </w:t>
-      </w:r>
-      <w:r>
-        <w:t>SNR</w:t>
-      </w:r>
-      <w:r>
-        <w:rPr>
-          <w:lang w:val="ru-RU"/>
-        </w:rPr>
-        <w:t xml:space="preserve"> и длительность импульса сохраняются. Размер матрицы наблюдений составляет 3</w:t>
-      </w:r>
-      <w:r>
-        <w:t>M</w:t>
-      </w:r>
-      <w:r>
-        <w:rPr>
-          <w:lang w:val="ru-RU"/>
-        </w:rPr>
-        <w:t xml:space="preserve"> × </w:t>
-      </w:r>
-      <w:r>
-        <w:t>N</w:t>
-      </w:r>
-      <w:r>
-        <w:rPr>
-          <w:lang w:val="ru-RU"/>
-        </w:rPr>
-        <w:t>.</w:t>
-      </w:r>
-    </w:p>
-    <w:p>
-      <w:pPr>
-        <w:keepNext/>
-        <w:spacing w:line="240" w:lineRule="auto"/>
-        <w:ind w:firstLine="0"/>
-        <w:jc w:val="center"/>
-      </w:pPr>
-      <w:r>
-        <w:rPr>
-          <w:noProof/>
-          <w:lang w:val="ru-RU" w:eastAsia="ru-RU"/>
-        </w:rPr>
-        <w:drawing>
-          <wp:inline distT="0" distB="0" distL="0" distR="0">
-            <wp:extent cx="5903999" cy="2608744"/>
-            <wp:effectExtent l="0" t="0" r="0" b="0"/>
-            <wp:docPr id="10" name="Picture 10"/>
-            <wp:cNvGraphicFramePr>
-              <a:graphicFrameLocks xmlns:a="http://schemas.openxmlformats.org/drawingml/2006/main" noChangeAspect="1"/>
-            </wp:cNvGraphicFramePr>
-            <a:graphic xmlns:a="http://schemas.openxmlformats.org/drawingml/2006/main">
-              <a:graphicData uri="http://schemas.openxmlformats.org/drawingml/2006/picture">
-                <pic:pic xmlns:pic="http://schemas.openxmlformats.org/drawingml/2006/picture">
-                  <pic:nvPicPr>
-                    <pic:cNvPr id="0" name="variance_sensors.png"/>
-                    <pic:cNvPicPr/>
-                  </pic:nvPicPr>
-                  <pic:blipFill>
-                    <a:blip r:embed="rId15"/>
-                    <a:stretch>
-                      <a:fillRect/>
-                    </a:stretch>
-                  </pic:blipFill>
-                  <pic:spPr>
-                    <a:xfrm>
-                      <a:off x="0" y="0"/>
-                      <a:ext cx="5903999" cy="2608744"/>
-                    </a:xfrm>
-                    <a:prstGeom prst="rect">
-                      <a:avLst/>
-                    </a:prstGeom>
-                  </pic:spPr>
-                </pic:pic>
-              </a:graphicData>
-            </a:graphic>
-          </wp:inline>
-        </w:drawing>
-      </w:r>
-    </w:p>
-    <w:p>
-      <w:pPr>
-        <w:pStyle w:val="af5"/>
-        <w:jc w:val="center"/>
-        <w:rPr>
-          <w:lang w:val="ru-RU"/>
-        </w:rPr>
-      </w:pPr>
-      <w:r>
-        <w:rPr>
-          <w:lang w:val="ru-RU"/>
-        </w:rPr>
-        <w:t>Рисунок 8 — Дисперсия ошибки оценки азимута в зависимости от количества датчиков, град²</w:t>
+        <w:numPr>
+          <w:ilvl w:val="0"/>
+          <w:numId w:val="12"/>
+        </w:numPr>
+        <w:rPr>
+          <w:b w:val="0"/>
+          <w:lang w:val="ru-RU"/>
+        </w:rPr>
+      </w:pPr>
+      <w:r>
+        <w:rPr>
+          <w:b w:val="0"/>
+          <w:lang w:val="ru-RU"/>
+        </w:rPr>
+        <w:t>“</w:t>
+      </w:r>
+      <w:r>
+        <w:rPr>
+          <w:b w:val="0"/>
+          <w:lang w:val="ru-RU"/>
+        </w:rPr>
+        <w:t>Радиотехнические системы</w:t>
+      </w:r>
+      <w:r>
+        <w:rPr>
+          <w:b w:val="0"/>
+          <w:lang w:val="ru-RU"/>
+        </w:rPr>
+        <w:t xml:space="preserve">”: </w:t>
+      </w:r>
+      <w:r>
+        <w:rPr>
+          <w:b w:val="0"/>
+          <w:lang w:val="ru-RU"/>
+        </w:rPr>
+        <w:t xml:space="preserve">учебник для вузов </w:t>
+      </w:r>
+      <w:r>
+        <w:rPr>
+          <w:b w:val="0"/>
+          <w:lang w:val="ru-RU"/>
+        </w:rPr>
+        <w:t xml:space="preserve">/ </w:t>
+      </w:r>
+      <w:r>
+        <w:rPr>
+          <w:b w:val="0"/>
+          <w:lang w:val="ru-RU"/>
+        </w:rPr>
+        <w:t>Ю.П Гришин, В.П Ипатов, Ю. М. Казаринов, Ю.А. – Москва, 1990 – 496 с</w:t>
       </w:r>
     </w:p>
     <w:sectPr>
-      <w:footerReference w:type="default" r:id="rId16"/>
+      <w:footerReference w:type="default" r:id="rId12"/>
       <w:pgSz w:w="11906" w:h="16838"/>
       <w:pgMar w:top="1134" w:right="850" w:bottom="1134" w:left="1701" w:header="709" w:footer="709" w:gutter="0"/>
       <w:cols w:space="720"/>
@@ -6901,7 +5923,7 @@
       <w:rPr>
         <w:noProof/>
       </w:rPr>
-      <w:t>6</w:t>
+      <w:t>7</w:t>
     </w:r>
     <w:r>
       <w:fldChar w:fldCharType="end"/>
@@ -7106,6 +6128,273 @@
       <w:rPr>
         <w:rFonts w:ascii="Symbol" w:hAnsi="Symbol" w:hint="default"/>
       </w:rPr>
+    </w:lvl>
+  </w:abstractNum>
+  <w:abstractNum w:abstractNumId="9" w15:restartNumberingAfterBreak="0">
+    <w:nsid w:val="01177BC7"/>
+    <w:multiLevelType w:val="hybridMultilevel"/>
+    <w:tmpl w:val="499A20F6"/>
+    <w:lvl w:ilvl="0" w:tplc="0419000F">
+      <w:start w:val="1"/>
+      <w:numFmt w:val="decimal"/>
+      <w:lvlText w:val="%1."/>
+      <w:lvlJc w:val="left"/>
+      <w:pPr>
+        <w:ind w:left="720" w:hanging="360"/>
+      </w:pPr>
+      <w:rPr>
+        <w:rFonts w:hint="default"/>
+      </w:rPr>
+    </w:lvl>
+    <w:lvl w:ilvl="1" w:tplc="04190019" w:tentative="1">
+      <w:start w:val="1"/>
+      <w:numFmt w:val="lowerLetter"/>
+      <w:lvlText w:val="%2."/>
+      <w:lvlJc w:val="left"/>
+      <w:pPr>
+        <w:ind w:left="1440" w:hanging="360"/>
+      </w:pPr>
+    </w:lvl>
+    <w:lvl w:ilvl="2" w:tplc="0419001B" w:tentative="1">
+      <w:start w:val="1"/>
+      <w:numFmt w:val="lowerRoman"/>
+      <w:lvlText w:val="%3."/>
+      <w:lvlJc w:val="right"/>
+      <w:pPr>
+        <w:ind w:left="2160" w:hanging="180"/>
+      </w:pPr>
+    </w:lvl>
+    <w:lvl w:ilvl="3" w:tplc="0419000F" w:tentative="1">
+      <w:start w:val="1"/>
+      <w:numFmt w:val="decimal"/>
+      <w:lvlText w:val="%4."/>
+      <w:lvlJc w:val="left"/>
+      <w:pPr>
+        <w:ind w:left="2880" w:hanging="360"/>
+      </w:pPr>
+    </w:lvl>
+    <w:lvl w:ilvl="4" w:tplc="04190019" w:tentative="1">
+      <w:start w:val="1"/>
+      <w:numFmt w:val="lowerLetter"/>
+      <w:lvlText w:val="%5."/>
+      <w:lvlJc w:val="left"/>
+      <w:pPr>
+        <w:ind w:left="3600" w:hanging="360"/>
+      </w:pPr>
+    </w:lvl>
+    <w:lvl w:ilvl="5" w:tplc="0419001B" w:tentative="1">
+      <w:start w:val="1"/>
+      <w:numFmt w:val="lowerRoman"/>
+      <w:lvlText w:val="%6."/>
+      <w:lvlJc w:val="right"/>
+      <w:pPr>
+        <w:ind w:left="4320" w:hanging="180"/>
+      </w:pPr>
+    </w:lvl>
+    <w:lvl w:ilvl="6" w:tplc="0419000F" w:tentative="1">
+      <w:start w:val="1"/>
+      <w:numFmt w:val="decimal"/>
+      <w:lvlText w:val="%7."/>
+      <w:lvlJc w:val="left"/>
+      <w:pPr>
+        <w:ind w:left="5040" w:hanging="360"/>
+      </w:pPr>
+    </w:lvl>
+    <w:lvl w:ilvl="7" w:tplc="04190019" w:tentative="1">
+      <w:start w:val="1"/>
+      <w:numFmt w:val="lowerLetter"/>
+      <w:lvlText w:val="%8."/>
+      <w:lvlJc w:val="left"/>
+      <w:pPr>
+        <w:ind w:left="5760" w:hanging="360"/>
+      </w:pPr>
+    </w:lvl>
+    <w:lvl w:ilvl="8" w:tplc="0419001B" w:tentative="1">
+      <w:start w:val="1"/>
+      <w:numFmt w:val="lowerRoman"/>
+      <w:lvlText w:val="%9."/>
+      <w:lvlJc w:val="right"/>
+      <w:pPr>
+        <w:ind w:left="6480" w:hanging="180"/>
+      </w:pPr>
+    </w:lvl>
+  </w:abstractNum>
+  <w:abstractNum w:abstractNumId="10" w15:restartNumberingAfterBreak="0">
+    <w:nsid w:val="28377432"/>
+    <w:multiLevelType w:val="hybridMultilevel"/>
+    <w:tmpl w:val="C0CAA2C6"/>
+    <w:lvl w:ilvl="0" w:tplc="0419000F">
+      <w:start w:val="1"/>
+      <w:numFmt w:val="decimal"/>
+      <w:lvlText w:val="%1."/>
+      <w:lvlJc w:val="left"/>
+      <w:pPr>
+        <w:ind w:left="720" w:hanging="360"/>
+      </w:pPr>
+      <w:rPr>
+        <w:rFonts w:hint="default"/>
+      </w:rPr>
+    </w:lvl>
+    <w:lvl w:ilvl="1" w:tplc="04190019" w:tentative="1">
+      <w:start w:val="1"/>
+      <w:numFmt w:val="lowerLetter"/>
+      <w:lvlText w:val="%2."/>
+      <w:lvlJc w:val="left"/>
+      <w:pPr>
+        <w:ind w:left="1440" w:hanging="360"/>
+      </w:pPr>
+    </w:lvl>
+    <w:lvl w:ilvl="2" w:tplc="0419001B" w:tentative="1">
+      <w:start w:val="1"/>
+      <w:numFmt w:val="lowerRoman"/>
+      <w:lvlText w:val="%3."/>
+      <w:lvlJc w:val="right"/>
+      <w:pPr>
+        <w:ind w:left="2160" w:hanging="180"/>
+      </w:pPr>
+    </w:lvl>
+    <w:lvl w:ilvl="3" w:tplc="0419000F" w:tentative="1">
+      <w:start w:val="1"/>
+      <w:numFmt w:val="decimal"/>
+      <w:lvlText w:val="%4."/>
+      <w:lvlJc w:val="left"/>
+      <w:pPr>
+        <w:ind w:left="2880" w:hanging="360"/>
+      </w:pPr>
+    </w:lvl>
+    <w:lvl w:ilvl="4" w:tplc="04190019" w:tentative="1">
+      <w:start w:val="1"/>
+      <w:numFmt w:val="lowerLetter"/>
+      <w:lvlText w:val="%5."/>
+      <w:lvlJc w:val="left"/>
+      <w:pPr>
+        <w:ind w:left="3600" w:hanging="360"/>
+      </w:pPr>
+    </w:lvl>
+    <w:lvl w:ilvl="5" w:tplc="0419001B" w:tentative="1">
+      <w:start w:val="1"/>
+      <w:numFmt w:val="lowerRoman"/>
+      <w:lvlText w:val="%6."/>
+      <w:lvlJc w:val="right"/>
+      <w:pPr>
+        <w:ind w:left="4320" w:hanging="180"/>
+      </w:pPr>
+    </w:lvl>
+    <w:lvl w:ilvl="6" w:tplc="0419000F" w:tentative="1">
+      <w:start w:val="1"/>
+      <w:numFmt w:val="decimal"/>
+      <w:lvlText w:val="%7."/>
+      <w:lvlJc w:val="left"/>
+      <w:pPr>
+        <w:ind w:left="5040" w:hanging="360"/>
+      </w:pPr>
+    </w:lvl>
+    <w:lvl w:ilvl="7" w:tplc="04190019" w:tentative="1">
+      <w:start w:val="1"/>
+      <w:numFmt w:val="lowerLetter"/>
+      <w:lvlText w:val="%8."/>
+      <w:lvlJc w:val="left"/>
+      <w:pPr>
+        <w:ind w:left="5760" w:hanging="360"/>
+      </w:pPr>
+    </w:lvl>
+    <w:lvl w:ilvl="8" w:tplc="0419001B" w:tentative="1">
+      <w:start w:val="1"/>
+      <w:numFmt w:val="lowerRoman"/>
+      <w:lvlText w:val="%9."/>
+      <w:lvlJc w:val="right"/>
+      <w:pPr>
+        <w:ind w:left="6480" w:hanging="180"/>
+      </w:pPr>
+    </w:lvl>
+  </w:abstractNum>
+  <w:abstractNum w:abstractNumId="11" w15:restartNumberingAfterBreak="0">
+    <w:nsid w:val="3E3C518D"/>
+    <w:multiLevelType w:val="hybridMultilevel"/>
+    <w:tmpl w:val="50CC0106"/>
+    <w:lvl w:ilvl="0" w:tplc="0419000F">
+      <w:start w:val="1"/>
+      <w:numFmt w:val="decimal"/>
+      <w:lvlText w:val="%1."/>
+      <w:lvlJc w:val="left"/>
+      <w:pPr>
+        <w:ind w:left="720" w:hanging="360"/>
+      </w:pPr>
+      <w:rPr>
+        <w:rFonts w:hint="default"/>
+      </w:rPr>
+    </w:lvl>
+    <w:lvl w:ilvl="1" w:tplc="04190019" w:tentative="1">
+      <w:start w:val="1"/>
+      <w:numFmt w:val="lowerLetter"/>
+      <w:lvlText w:val="%2."/>
+      <w:lvlJc w:val="left"/>
+      <w:pPr>
+        <w:ind w:left="1440" w:hanging="360"/>
+      </w:pPr>
+    </w:lvl>
+    <w:lvl w:ilvl="2" w:tplc="0419001B" w:tentative="1">
+      <w:start w:val="1"/>
+      <w:numFmt w:val="lowerRoman"/>
+      <w:lvlText w:val="%3."/>
+      <w:lvlJc w:val="right"/>
+      <w:pPr>
+        <w:ind w:left="2160" w:hanging="180"/>
+      </w:pPr>
+    </w:lvl>
+    <w:lvl w:ilvl="3" w:tplc="0419000F" w:tentative="1">
+      <w:start w:val="1"/>
+      <w:numFmt w:val="decimal"/>
+      <w:lvlText w:val="%4."/>
+      <w:lvlJc w:val="left"/>
+      <w:pPr>
+        <w:ind w:left="2880" w:hanging="360"/>
+      </w:pPr>
+    </w:lvl>
+    <w:lvl w:ilvl="4" w:tplc="04190019" w:tentative="1">
+      <w:start w:val="1"/>
+      <w:numFmt w:val="lowerLetter"/>
+      <w:lvlText w:val="%5."/>
+      <w:lvlJc w:val="left"/>
+      <w:pPr>
+        <w:ind w:left="3600" w:hanging="360"/>
+      </w:pPr>
+    </w:lvl>
+    <w:lvl w:ilvl="5" w:tplc="0419001B" w:tentative="1">
+      <w:start w:val="1"/>
+      <w:numFmt w:val="lowerRoman"/>
+      <w:lvlText w:val="%6."/>
+      <w:lvlJc w:val="right"/>
+      <w:pPr>
+        <w:ind w:left="4320" w:hanging="180"/>
+      </w:pPr>
+    </w:lvl>
+    <w:lvl w:ilvl="6" w:tplc="0419000F" w:tentative="1">
+      <w:start w:val="1"/>
+      <w:numFmt w:val="decimal"/>
+      <w:lvlText w:val="%7."/>
+      <w:lvlJc w:val="left"/>
+      <w:pPr>
+        <w:ind w:left="5040" w:hanging="360"/>
+      </w:pPr>
+    </w:lvl>
+    <w:lvl w:ilvl="7" w:tplc="04190019" w:tentative="1">
+      <w:start w:val="1"/>
+      <w:numFmt w:val="lowerLetter"/>
+      <w:lvlText w:val="%8."/>
+      <w:lvlJc w:val="left"/>
+      <w:pPr>
+        <w:ind w:left="5760" w:hanging="360"/>
+      </w:pPr>
+    </w:lvl>
+    <w:lvl w:ilvl="8" w:tplc="0419001B" w:tentative="1">
+      <w:start w:val="1"/>
+      <w:numFmt w:val="lowerRoman"/>
+      <w:lvlText w:val="%9."/>
+      <w:lvlJc w:val="right"/>
+      <w:pPr>
+        <w:ind w:left="6480" w:hanging="180"/>
+      </w:pPr>
     </w:lvl>
   </w:abstractNum>
   <w:num w:numId="1">
@@ -7134,6 +6423,15 @@
   </w:num>
   <w:num w:numId="9">
     <w:abstractNumId w:val="0"/>
+  </w:num>
+  <w:num w:numId="10">
+    <w:abstractNumId w:val="11"/>
+  </w:num>
+  <w:num w:numId="11">
+    <w:abstractNumId w:val="10"/>
+  </w:num>
+  <w:num w:numId="12">
+    <w:abstractNumId w:val="9"/>
   </w:num>
 </w:numbering>
 </file>
@@ -7522,7 +6820,7 @@
   <w:style w:type="paragraph" w:default="1" w:styleId="a1">
     <w:name w:val="Normal"/>
     <w:qFormat/>
-    <w:rsid w:val="00B40CA7"/>
+    <w:rsid w:val="00EE64CA"/>
     <w:pPr>
       <w:spacing w:after="0" w:line="312" w:lineRule="auto"/>
       <w:ind w:firstLine="709"/>
@@ -8311,7 +7609,6 @@
     <w:basedOn w:val="a1"/>
     <w:next w:val="a1"/>
     <w:uiPriority w:val="35"/>
-    <w:semiHidden/>
     <w:unhideWhenUsed/>
     <w:qFormat/>
     <w:rsid w:val="00FC693F"/>
@@ -18886,7 +18183,7 @@
 </file>
 
 <file path=customXml/itemProps1.xml><?xml version="1.0" encoding="utf-8"?>
-<ds:datastoreItem xmlns:ds="http://schemas.openxmlformats.org/officeDocument/2006/customXml" ds:itemID="{BF058D49-F416-4432-9E91-8BF60027B49B}">
+<ds:datastoreItem xmlns:ds="http://schemas.openxmlformats.org/officeDocument/2006/customXml" ds:itemID="{247CCCC4-8B3F-4D6A-B81A-9F16DB1BDC5C}">
   <ds:schemaRefs>
     <ds:schemaRef ds:uri="http://schemas.openxmlformats.org/officeDocument/2006/bibliography"/>
   </ds:schemaRefs>
